--- a/public/YCT_Regulations_EN.docx
+++ b/public/YCT_Regulations_EN.docx
@@ -1,16 +1,20 @@
 
 <file path=word/document.xml><?xml version="1.0" encoding="utf-8"?>
-<w:document xmlns:wpc="http://schemas.microsoft.com/office/word/2010/wordprocessingCanvas" xmlns:cx="http://schemas.microsoft.com/office/drawing/2014/chartex" xmlns:cx1="http://schemas.microsoft.com/office/drawing/2015/9/8/chartex" xmlns:cx2="http://schemas.microsoft.com/office/drawing/2015/10/21/chartex" xmlns:cx3="http://schemas.microsoft.com/office/drawing/2016/5/9/chartex" xmlns:cx4="http://schemas.microsoft.com/office/drawing/2016/5/10/chartex" xmlns:cx5="http://schemas.microsoft.com/office/drawing/2016/5/11/chartex" xmlns:cx6="http://schemas.microsoft.com/office/drawing/2016/5/12/chartex" xmlns:cx7="http://schemas.microsoft.com/office/drawing/2016/5/13/chartex" xmlns:cx8="http://schemas.microsoft.com/office/drawing/2016/5/14/chartex" xmlns:mc="http://schemas.openxmlformats.org/markup-compatibility/2006" xmlns:aink="http://schemas.microsoft.com/office/drawing/2016/ink" xmlns:am3d="http://schemas.microsoft.com/office/drawing/2017/model3d" xmlns:o="urn:schemas-microsoft-com:office:office" xmlns:oel="http://schemas.microsoft.com/office/2019/extlst" xmlns:r="http://schemas.openxmlformats.org/officeDocument/2006/relationships" xmlns:m="http://schemas.openxmlformats.org/officeDocument/2006/math" xmlns:v="urn:schemas-microsoft-com:vml" xmlns:wp14="http://schemas.microsoft.com/office/word/2010/wordprocessingDrawing" xmlns:wp="http://schemas.openxmlformats.org/drawingml/2006/wordprocessingDrawing" xmlns:w10="urn:schemas-microsoft-com:office:word" xmlns:w="http://schemas.openxmlformats.org/wordprocessingml/2006/main" xmlns:w14="http://schemas.microsoft.com/office/word/2010/wordml" xmlns:w15="http://schemas.microsoft.com/office/word/2012/wordml" xmlns:w16cex="http://schemas.microsoft.com/office/word/2018/wordml/cex" xmlns:w16cid="http://schemas.microsoft.com/office/word/2016/wordml/cid" xmlns:w16="http://schemas.microsoft.com/office/word/2018/wordml" xmlns:w16du="http://schemas.microsoft.com/office/word/2023/wordml/word16du" xmlns:w16sdtdh="http://schemas.microsoft.com/office/word/2020/wordml/sdtdatahash" xmlns:w16sdtfl="http://schemas.microsoft.com/office/word/2024/wordml/sdtformatlock" xmlns:w16se="http://schemas.microsoft.com/office/word/2015/wordml/symex" xmlns:wpg="http://schemas.microsoft.com/office/word/2010/wordprocessingGroup" xmlns:wpi="http://schemas.microsoft.com/office/word/2010/wordprocessingInk" xmlns:wne="http://schemas.microsoft.com/office/word/2006/wordml" xmlns:wps="http://schemas.microsoft.com/office/word/2010/wordprocessingShape" mc:Ignorable="w14 w15 w16se w16cid w16 w16cex w16sdtdh w16sdtfl w16du wp14">
+<w:document xmlns:wpc="http://schemas.microsoft.com/office/word/2010/wordprocessingCanvas" xmlns:cx="http://schemas.microsoft.com/office/drawing/2014/chartex" xmlns:cx1="http://schemas.microsoft.com/office/drawing/2015/9/8/chartex" xmlns:cx2="http://schemas.microsoft.com/office/drawing/2015/10/21/chartex" xmlns:cx3="http://schemas.microsoft.com/office/drawing/2016/5/9/chartex" xmlns:cx4="http://schemas.microsoft.com/office/drawing/2016/5/10/chartex" xmlns:cx5="http://schemas.microsoft.com/office/drawing/2016/5/11/chartex" xmlns:cx6="http://schemas.microsoft.com/office/drawing/2016/5/12/chartex" xmlns:cx7="http://schemas.microsoft.com/office/drawing/2016/5/13/chartex" xmlns:cx8="http://schemas.microsoft.com/office/drawing/2016/5/14/chartex" xmlns:mc="http://schemas.openxmlformats.org/markup-compatibility/2006" xmlns:aink="http://schemas.microsoft.com/office/drawing/2016/ink" xmlns:am3d="http://schemas.microsoft.com/office/drawing/2017/model3d" xmlns:o="urn:schemas-microsoft-com:office:office" xmlns:r="http://schemas.openxmlformats.org/officeDocument/2006/relationships" xmlns:m="http://schemas.openxmlformats.org/officeDocument/2006/math" xmlns:v="urn:schemas-microsoft-com:vml" xmlns:wp14="http://schemas.microsoft.com/office/word/2010/wordprocessingDrawing" xmlns:wp="http://schemas.openxmlformats.org/drawingml/2006/wordprocessingDrawing" xmlns:w10="urn:schemas-microsoft-com:office:word" xmlns:w="http://schemas.openxmlformats.org/wordprocessingml/2006/main" xmlns:w14="http://schemas.microsoft.com/office/word/2010/wordml" xmlns:w15="http://schemas.microsoft.com/office/word/2012/wordml" xmlns:w16cex="http://schemas.microsoft.com/office/word/2018/wordml/cex" xmlns:w16cid="http://schemas.microsoft.com/office/word/2016/wordml/cid" xmlns:w16="http://schemas.microsoft.com/office/word/2018/wordml" xmlns:w16sdtdh="http://schemas.microsoft.com/office/word/2020/wordml/sdtdatahash" xmlns:w16se="http://schemas.microsoft.com/office/word/2015/wordml/symex" xmlns:wpg="http://schemas.microsoft.com/office/word/2010/wordprocessingGroup" xmlns:wpi="http://schemas.microsoft.com/office/word/2010/wordprocessingInk" xmlns:wne="http://schemas.microsoft.com/office/word/2006/wordml" xmlns:wps="http://schemas.microsoft.com/office/word/2010/wordprocessingShape" mc:Ignorable="w14 w15 w16se w16cid w16 w16cex w16sdtdh wp14">
   <w:body>
     <w:p>
       <w:pPr>
-        <w:pStyle w:val="Heading1"/>
+        <w:pStyle w:val="1"/>
         <w:keepNext/>
+        <w:rPr>
+          <w:lang w:val="en-US"/>
+        </w:rPr>
       </w:pPr>
       <w:r>
         <w:rPr>
           <w:b w:val="0"/>
           <w:sz w:val="28"/>
+          <w:lang w:val="en-US"/>
         </w:rPr>
         <w:t>REGULATIONS ON THE HOLDING OF THE INTERNATIONAL YOUNG CINEMATOGRAPHERS TOURNAMENT “YCT”</w:t>
       </w:r>
@@ -18,16 +22,20 @@
     <w:p>
       <w:pPr>
         <w:ind w:firstLine="0"/>
-      </w:pPr>
-    </w:p>
-    <w:p>
-      <w:pPr>
-        <w:pStyle w:val="Heading2"/>
+        <w:rPr>
+          <w:lang w:val="en-US"/>
+        </w:rPr>
+      </w:pPr>
+    </w:p>
+    <w:p>
+      <w:pPr>
+        <w:pStyle w:val="2"/>
         <w:keepNext/>
         <w:rPr>
           <w:bCs w:val="0"/>
           <w:sz w:val="36"/>
           <w:szCs w:val="36"/>
+          <w:lang w:val="en-US"/>
         </w:rPr>
       </w:pPr>
       <w:r>
@@ -35,113 +43,263 @@
           <w:bCs w:val="0"/>
           <w:sz w:val="36"/>
           <w:szCs w:val="36"/>
+          <w:lang w:val="en-US"/>
         </w:rPr>
         <w:t>Article 1. Basic concepts used in these Regulations</w:t>
       </w:r>
     </w:p>
     <w:p>
-      <w:r>
+      <w:pPr>
+        <w:rPr>
+          <w:lang w:val="en-US"/>
+        </w:rPr>
+      </w:pPr>
+      <w:r>
+        <w:rPr>
+          <w:lang w:val="en-US"/>
+        </w:rPr>
         <w:t>1. The International Young Cinematographers Tournament (YCT (Young Cinema Tournament), hereinafter — the Tournament) is a team competition among students of educational organizations, held in the form of a works contest.</w:t>
       </w:r>
     </w:p>
     <w:p>
-      <w:r>
+      <w:pPr>
+        <w:rPr>
+          <w:lang w:val="en-US"/>
+        </w:rPr>
+      </w:pPr>
+      <w:r>
+        <w:rPr>
+          <w:lang w:val="en-US"/>
+        </w:rPr>
         <w:t>2. The Organizational Committee of the Tournament (hereinafter — the Organizing Committee) is a collegial body responsible for the preparation, organization, and holding of the Tournament.</w:t>
       </w:r>
     </w:p>
     <w:p>
-      <w:r>
+      <w:pPr>
+        <w:rPr>
+          <w:lang w:val="en-US"/>
+        </w:rPr>
+      </w:pPr>
+      <w:r>
+        <w:rPr>
+          <w:lang w:val="en-US"/>
+        </w:rPr>
         <w:t>3. A Team is a group of 3–7 participants registered to participate in the Tournament.</w:t>
       </w:r>
     </w:p>
     <w:p>
-      <w:r>
+      <w:pPr>
+        <w:rPr>
+          <w:lang w:val="en-US"/>
+        </w:rPr>
+      </w:pPr>
+      <w:r>
+        <w:rPr>
+          <w:lang w:val="en-US"/>
+        </w:rPr>
         <w:t>4. The Team Captain is a member of the team who represents its interests and is its leader.</w:t>
       </w:r>
     </w:p>
     <w:p>
-      <w:r>
+      <w:pPr>
+        <w:rPr>
+          <w:lang w:val="en-US"/>
+        </w:rPr>
+      </w:pPr>
+      <w:r>
+        <w:rPr>
+          <w:lang w:val="en-US"/>
+        </w:rPr>
         <w:t>5. A Short Film (hereinafter — the Film) is a motion picture of 5–16 minutes in length, developed, filmed, and edited by the team within the framework of the Tournament, and evaluated by the jury.</w:t>
       </w:r>
     </w:p>
     <w:p>
-      <w:r>
+      <w:pPr>
+        <w:rPr>
+          <w:lang w:val="en-US"/>
+        </w:rPr>
+      </w:pPr>
+      <w:r>
+        <w:rPr>
+          <w:lang w:val="en-US"/>
+        </w:rPr>
         <w:t>6. A Portfolio is an essay and document presenting the social work carried out by the team.</w:t>
       </w:r>
     </w:p>
     <w:p>
-      <w:r>
+      <w:pPr>
+        <w:rPr>
+          <w:lang w:val="en-US"/>
+        </w:rPr>
+      </w:pPr>
+      <w:r>
+        <w:rPr>
+          <w:lang w:val="en-US"/>
+        </w:rPr>
         <w:t>7. The Tournament Theme (hereinafter — the Theme) is the central idea around which teams build their film.</w:t>
       </w:r>
     </w:p>
     <w:p>
-      <w:r>
+      <w:pPr>
+        <w:rPr>
+          <w:lang w:val="en-US"/>
+        </w:rPr>
+      </w:pPr>
+      <w:r>
+        <w:rPr>
+          <w:lang w:val="en-US"/>
+        </w:rPr>
         <w:t>8. An Application is a form in the team’s personal account that the team completes in order to submit the film and portfolio.</w:t>
       </w:r>
     </w:p>
     <w:p>
-      <w:r>
+      <w:pPr>
+        <w:rPr>
+          <w:lang w:val="en-US"/>
+        </w:rPr>
+      </w:pPr>
+      <w:r>
+        <w:rPr>
+          <w:lang w:val="en-US"/>
+        </w:rPr>
         <w:t>9. Award Directions (hereinafter — Directions) are the categories for which teams are nominated, namely the film awards (Impact award, Visual award, Tech award, and Glorious award) and the Inspire awards (Reach award and Connect award).</w:t>
       </w:r>
     </w:p>
     <w:p>
-      <w:r>
+      <w:pPr>
+        <w:rPr>
+          <w:lang w:val="en-US"/>
+        </w:rPr>
+      </w:pPr>
+      <w:r>
+        <w:rPr>
+          <w:lang w:val="en-US"/>
+        </w:rPr>
         <w:t>10. The Jury is a group of experts who evaluate the participants’ and teams’ films during the Tournament.</w:t>
       </w:r>
     </w:p>
     <w:p>
-      <w:r>
+      <w:pPr>
+        <w:rPr>
+          <w:lang w:val="en-US"/>
+        </w:rPr>
+      </w:pPr>
+      <w:r>
+        <w:rPr>
+          <w:lang w:val="en-US"/>
+        </w:rPr>
         <w:t>11. A Stage is a phase of evaluation of the participants’ works.</w:t>
       </w:r>
     </w:p>
     <w:p>
-      <w:r>
+      <w:pPr>
+        <w:rPr>
+          <w:lang w:val="en-US"/>
+        </w:rPr>
+      </w:pPr>
+      <w:r>
+        <w:rPr>
+          <w:lang w:val="en-US"/>
+        </w:rPr>
         <w:t>12. Stage Regulations are the established procedure for evaluating works at a specific stage, including the evaluation system and the features of the stage.</w:t>
       </w:r>
     </w:p>
     <w:p>
-      <w:r>
+      <w:pPr>
+        <w:rPr>
+          <w:lang w:val="en-US"/>
+        </w:rPr>
+      </w:pPr>
+      <w:r>
+        <w:rPr>
+          <w:lang w:val="en-US"/>
+        </w:rPr>
         <w:t>13. Jury Score (hereinafter — the Score) is the result of evaluating the participants’ work, assigned by members of the jury in accordance with the evaluation system established by these Regulations.</w:t>
       </w:r>
     </w:p>
     <w:p>
-      <w:r>
+      <w:pPr>
+        <w:rPr>
+          <w:lang w:val="en-US"/>
+        </w:rPr>
+      </w:pPr>
+      <w:r>
+        <w:rPr>
+          <w:lang w:val="en-US"/>
+        </w:rPr>
+        <w:lastRenderedPageBreak/>
         <w:t>14. Creative Integrity is a set of principles and standards of conduct for Tournament participants, providing for the independent completion of work, the reliability of submitted results, and the inadmissibility of plagiarism.</w:t>
       </w:r>
     </w:p>
     <w:p>
-      <w:r>
+      <w:pPr>
+        <w:rPr>
+          <w:lang w:val="en-US"/>
+        </w:rPr>
+      </w:pPr>
+      <w:r>
+        <w:rPr>
+          <w:lang w:val="en-US"/>
+        </w:rPr>
         <w:t>15. The Verification or Moderation Stage of the Tournament (hereinafter — the Verification Stage) is the stage of the Tournament held before the Audience Voting Stage and the Final Stage, intended to select teams admitted to the following stages, as well as the winners of the Reach award and Connect award.</w:t>
       </w:r>
     </w:p>
     <w:p>
-      <w:r>
+      <w:pPr>
+        <w:rPr>
+          <w:lang w:val="en-US"/>
+        </w:rPr>
+      </w:pPr>
+      <w:r>
+        <w:rPr>
+          <w:lang w:val="en-US"/>
+        </w:rPr>
         <w:t>16. The Audience Voting Stage (hereinafter — Audience Voting) is the stage of the Tournament as a result of which works are nominated for one of the film awards.</w:t>
       </w:r>
     </w:p>
     <w:p>
-      <w:r>
+      <w:pPr>
+        <w:rPr>
+          <w:lang w:val="en-US"/>
+        </w:rPr>
+      </w:pPr>
+      <w:r>
+        <w:rPr>
+          <w:lang w:val="en-US"/>
+        </w:rPr>
         <w:t>17. The Final Stage of the Tournament (hereinafter — the Final Stage) is the stage of the Tournament during which the Jury evaluates the nominated works and the winners are determined.</w:t>
       </w:r>
     </w:p>
     <w:p>
-      <w:r>
+      <w:pPr>
+        <w:rPr>
+          <w:lang w:val="en-US"/>
+        </w:rPr>
+      </w:pPr>
+      <w:r>
+        <w:rPr>
+          <w:lang w:val="en-US"/>
+        </w:rPr>
         <w:t>18. The concepts used in these Regulations shall apply in the meanings established by this Article.</w:t>
       </w:r>
     </w:p>
     <w:p>
       <w:pPr>
         <w:ind w:firstLine="0"/>
-      </w:pPr>
-    </w:p>
-    <w:p>
-      <w:pPr>
-        <w:pStyle w:val="Heading2"/>
+        <w:rPr>
+          <w:lang w:val="en-US"/>
+        </w:rPr>
+      </w:pPr>
+    </w:p>
+    <w:p>
+      <w:pPr>
+        <w:pStyle w:val="2"/>
         <w:keepNext/>
         <w:rPr>
           <w:bCs w:val="0"/>
           <w:sz w:val="36"/>
           <w:szCs w:val="36"/>
+          <w:lang w:val="en-US"/>
         </w:rPr>
       </w:pPr>
       <w:r>
@@ -149,58 +307,119 @@
           <w:bCs w:val="0"/>
           <w:sz w:val="36"/>
           <w:szCs w:val="36"/>
+          <w:lang w:val="en-US"/>
         </w:rPr>
         <w:t>Article 2. Objectives of the Tournament</w:t>
       </w:r>
     </w:p>
     <w:p>
-      <w:r>
+      <w:pPr>
+        <w:rPr>
+          <w:lang w:val="en-US"/>
+        </w:rPr>
+      </w:pPr>
+      <w:r>
+        <w:rPr>
+          <w:lang w:val="en-US"/>
+        </w:rPr>
         <w:t>1. The Tournament is aimed at popularizing cinema art among youth and developing their skills in:</w:t>
       </w:r>
     </w:p>
     <w:p>
-      <w:r>
+      <w:pPr>
+        <w:rPr>
+          <w:lang w:val="en-US"/>
+        </w:rPr>
+      </w:pPr>
+      <w:r>
+        <w:rPr>
+          <w:lang w:val="en-US"/>
+        </w:rPr>
         <w:t>1) directing;</w:t>
       </w:r>
     </w:p>
     <w:p>
-      <w:r>
+      <w:pPr>
+        <w:rPr>
+          <w:lang w:val="en-US"/>
+        </w:rPr>
+      </w:pPr>
+      <w:r>
+        <w:rPr>
+          <w:lang w:val="en-US"/>
+        </w:rPr>
         <w:t>2) screenwriting;</w:t>
       </w:r>
     </w:p>
     <w:p>
-      <w:r>
+      <w:pPr>
+        <w:rPr>
+          <w:lang w:val="en-US"/>
+        </w:rPr>
+      </w:pPr>
+      <w:r>
+        <w:rPr>
+          <w:lang w:val="en-US"/>
+        </w:rPr>
         <w:t>3) acting;</w:t>
       </w:r>
     </w:p>
     <w:p>
-      <w:r>
+      <w:pPr>
+        <w:rPr>
+          <w:lang w:val="en-US"/>
+        </w:rPr>
+      </w:pPr>
+      <w:r>
+        <w:rPr>
+          <w:lang w:val="en-US"/>
+        </w:rPr>
         <w:t>4) editing and cinematography;</w:t>
       </w:r>
     </w:p>
     <w:p>
-      <w:r>
+      <w:pPr>
+        <w:rPr>
+          <w:lang w:val="en-US"/>
+        </w:rPr>
+      </w:pPr>
+      <w:r>
+        <w:rPr>
+          <w:lang w:val="en-US"/>
+        </w:rPr>
         <w:t>5) teamwork and creativity.</w:t>
       </w:r>
     </w:p>
     <w:p>
-      <w:r>
+      <w:pPr>
+        <w:rPr>
+          <w:lang w:val="en-US"/>
+        </w:rPr>
+      </w:pPr>
+      <w:r>
+        <w:rPr>
+          <w:lang w:val="en-US"/>
+        </w:rPr>
         <w:t>2. Formation of a film community around the Tournament.</w:t>
       </w:r>
     </w:p>
     <w:p>
       <w:pPr>
         <w:ind w:firstLine="0"/>
-      </w:pPr>
-    </w:p>
-    <w:p>
-      <w:pPr>
-        <w:pStyle w:val="Heading2"/>
+        <w:rPr>
+          <w:lang w:val="en-US"/>
+        </w:rPr>
+      </w:pPr>
+    </w:p>
+    <w:p>
+      <w:pPr>
+        <w:pStyle w:val="2"/>
         <w:keepNext/>
         <w:rPr>
           <w:bCs w:val="0"/>
           <w:sz w:val="36"/>
           <w:szCs w:val="36"/>
+          <w:lang w:val="en-US"/>
         </w:rPr>
       </w:pPr>
       <w:r>
@@ -208,63 +427,133 @@
           <w:bCs w:val="0"/>
           <w:sz w:val="36"/>
           <w:szCs w:val="36"/>
+          <w:lang w:val="en-US"/>
         </w:rPr>
         <w:t>Article 3. Principles of holding the Tournament</w:t>
       </w:r>
     </w:p>
     <w:p>
-      <w:r>
+      <w:pPr>
+        <w:rPr>
+          <w:lang w:val="en-US"/>
+        </w:rPr>
+      </w:pPr>
+      <w:r>
+        <w:rPr>
+          <w:lang w:val="en-US"/>
+        </w:rPr>
         <w:t>1. The holding of the Tournament is based on the principles of:</w:t>
       </w:r>
     </w:p>
     <w:p>
-      <w:r>
+      <w:pPr>
+        <w:rPr>
+          <w:lang w:val="en-US"/>
+        </w:rPr>
+      </w:pPr>
+      <w:r>
+        <w:rPr>
+          <w:lang w:val="en-US"/>
+        </w:rPr>
         <w:t>1) equality of participants;</w:t>
       </w:r>
     </w:p>
     <w:p>
-      <w:r>
+      <w:pPr>
+        <w:rPr>
+          <w:lang w:val="en-US"/>
+        </w:rPr>
+      </w:pPr>
+      <w:r>
+        <w:rPr>
+          <w:lang w:val="en-US"/>
+        </w:rPr>
         <w:t>2) objectivity and impartiality of evaluation;</w:t>
       </w:r>
     </w:p>
     <w:p>
-      <w:r>
+      <w:pPr>
+        <w:rPr>
+          <w:lang w:val="en-US"/>
+        </w:rPr>
+      </w:pPr>
+      <w:r>
+        <w:rPr>
+          <w:lang w:val="en-US"/>
+        </w:rPr>
         <w:t>3) transparency and openness of procedures;</w:t>
       </w:r>
     </w:p>
     <w:p>
-      <w:r>
+      <w:pPr>
+        <w:rPr>
+          <w:lang w:val="en-US"/>
+        </w:rPr>
+      </w:pPr>
+      <w:r>
+        <w:rPr>
+          <w:lang w:val="en-US"/>
+        </w:rPr>
         <w:t>4) inadmissibility of discrimination on any grounds;</w:t>
       </w:r>
     </w:p>
     <w:p>
-      <w:r>
+      <w:pPr>
+        <w:rPr>
+          <w:lang w:val="en-US"/>
+        </w:rPr>
+      </w:pPr>
+      <w:r>
+        <w:rPr>
+          <w:lang w:val="en-US"/>
+        </w:rPr>
         <w:t>5) compliance with copyright and the principles of creative integrity when creating competition works;</w:t>
       </w:r>
     </w:p>
     <w:p>
-      <w:r>
+      <w:pPr>
+        <w:rPr>
+          <w:lang w:val="en-US"/>
+        </w:rPr>
+      </w:pPr>
+      <w:r>
+        <w:rPr>
+          <w:lang w:val="en-US"/>
+        </w:rPr>
         <w:t>6) compliance with the requirements of these Regulations by all Tournament participants.</w:t>
       </w:r>
     </w:p>
     <w:p>
-      <w:r>
+      <w:pPr>
+        <w:rPr>
+          <w:lang w:val="en-US"/>
+        </w:rPr>
+      </w:pPr>
+      <w:r>
+        <w:rPr>
+          <w:lang w:val="en-US"/>
+        </w:rPr>
+        <w:lastRenderedPageBreak/>
         <w:t>2. The Organizing Committee and the Jury are obliged to ensure the implementation of the stated principles when making all decisions.</w:t>
       </w:r>
     </w:p>
     <w:p>
       <w:pPr>
         <w:ind w:firstLine="0"/>
-      </w:pPr>
-    </w:p>
-    <w:p>
-      <w:pPr>
-        <w:pStyle w:val="Heading2"/>
+        <w:rPr>
+          <w:lang w:val="en-US"/>
+        </w:rPr>
+      </w:pPr>
+    </w:p>
+    <w:p>
+      <w:pPr>
+        <w:pStyle w:val="2"/>
         <w:keepNext/>
         <w:rPr>
           <w:bCs w:val="0"/>
           <w:sz w:val="36"/>
           <w:szCs w:val="36"/>
+          <w:lang w:val="en-US"/>
         </w:rPr>
       </w:pPr>
       <w:r>
@@ -272,78 +561,171 @@
           <w:bCs w:val="0"/>
           <w:sz w:val="36"/>
           <w:szCs w:val="36"/>
+          <w:lang w:val="en-US"/>
         </w:rPr>
         <w:t>Article 4. Organizing Committee and Jury</w:t>
       </w:r>
     </w:p>
     <w:p>
-      <w:r>
+      <w:pPr>
+        <w:rPr>
+          <w:lang w:val="en-US"/>
+        </w:rPr>
+      </w:pPr>
+      <w:r>
+        <w:rPr>
+          <w:lang w:val="en-US"/>
+        </w:rPr>
         <w:t>1. The Organizing Committee:</w:t>
       </w:r>
     </w:p>
     <w:p>
-      <w:r>
+      <w:pPr>
+        <w:rPr>
+          <w:lang w:val="en-US"/>
+        </w:rPr>
+      </w:pPr>
+      <w:r>
+        <w:rPr>
+          <w:lang w:val="en-US"/>
+        </w:rPr>
         <w:t>1) organizes the preparation and holding of the Tournament;</w:t>
       </w:r>
     </w:p>
     <w:p>
-      <w:r>
+      <w:pPr>
+        <w:rPr>
+          <w:lang w:val="en-US"/>
+        </w:rPr>
+      </w:pPr>
+      <w:r>
+        <w:rPr>
+          <w:lang w:val="en-US"/>
+        </w:rPr>
         <w:t>2) approves the regulations for holding the Tournament and the evaluation stages;</w:t>
       </w:r>
     </w:p>
     <w:p>
-      <w:r>
+      <w:pPr>
+        <w:rPr>
+          <w:lang w:val="en-US"/>
+        </w:rPr>
+      </w:pPr>
+      <w:r>
+        <w:rPr>
+          <w:lang w:val="en-US"/>
+        </w:rPr>
         <w:t>3) forms the composition of the jury;</w:t>
       </w:r>
     </w:p>
     <w:p>
-      <w:r>
+      <w:pPr>
+        <w:rPr>
+          <w:lang w:val="en-US"/>
+        </w:rPr>
+      </w:pPr>
+      <w:r>
+        <w:rPr>
+          <w:lang w:val="en-US"/>
+        </w:rPr>
         <w:t>4) approves the schedule;</w:t>
       </w:r>
     </w:p>
     <w:p>
-      <w:r>
+      <w:pPr>
+        <w:rPr>
+          <w:lang w:val="en-US"/>
+        </w:rPr>
+      </w:pPr>
+      <w:r>
+        <w:rPr>
+          <w:lang w:val="en-US"/>
+        </w:rPr>
         <w:t>5) makes decisions on organizational matters;</w:t>
       </w:r>
     </w:p>
     <w:p>
-      <w:r>
+      <w:pPr>
+        <w:rPr>
+          <w:lang w:val="en-US"/>
+        </w:rPr>
+      </w:pPr>
+      <w:r>
+        <w:rPr>
+          <w:lang w:val="en-US"/>
+        </w:rPr>
         <w:t>6) makes decisions on disputed situations.</w:t>
       </w:r>
     </w:p>
     <w:p>
-      <w:r>
+      <w:pPr>
+        <w:rPr>
+          <w:lang w:val="en-US"/>
+        </w:rPr>
+      </w:pPr>
+      <w:r>
+        <w:rPr>
+          <w:lang w:val="en-US"/>
+        </w:rPr>
         <w:t>2. The Jury evaluates the participants’ performances in accordance with these Regulations.</w:t>
       </w:r>
     </w:p>
     <w:p>
-      <w:r>
+      <w:pPr>
+        <w:rPr>
+          <w:lang w:val="en-US"/>
+        </w:rPr>
+      </w:pPr>
+      <w:r>
+        <w:rPr>
+          <w:lang w:val="en-US"/>
+        </w:rPr>
         <w:t>3. The Organizing Committee has the right to use materials submitted as part of participants’ applications (including portfolios and video materials), with mandatory attribution, without payment of remuneration. This right includes reproduction, public screening, and making the materials available to the public for the purposes of informational support, advertising, popularization, and coverage of the progress and results of the Tournament, as well as for conducting the Audience Voting Stage.</w:t>
       </w:r>
     </w:p>
     <w:p>
-      <w:r>
+      <w:pPr>
+        <w:rPr>
+          <w:lang w:val="en-US"/>
+        </w:rPr>
+      </w:pPr>
+      <w:r>
+        <w:rPr>
+          <w:lang w:val="en-US"/>
+        </w:rPr>
         <w:t>4. The Organizing Committee has the right to publish the results of the Tournament on official platforms.</w:t>
       </w:r>
     </w:p>
     <w:p>
-      <w:r>
+      <w:pPr>
+        <w:rPr>
+          <w:lang w:val="en-US"/>
+        </w:rPr>
+      </w:pPr>
+      <w:r>
+        <w:rPr>
+          <w:lang w:val="en-US"/>
+        </w:rPr>
         <w:t>5. The Organizing Committee exercises its powers exclusively within the limits of these Regulations and has no right to make decisions that contradict its provisions.</w:t>
       </w:r>
     </w:p>
     <w:p>
       <w:pPr>
         <w:ind w:firstLine="0"/>
-      </w:pPr>
-    </w:p>
-    <w:p>
-      <w:pPr>
-        <w:pStyle w:val="Heading2"/>
+        <w:rPr>
+          <w:lang w:val="en-US"/>
+        </w:rPr>
+      </w:pPr>
+    </w:p>
+    <w:p>
+      <w:pPr>
+        <w:pStyle w:val="2"/>
         <w:keepNext/>
         <w:rPr>
           <w:bCs w:val="0"/>
           <w:sz w:val="36"/>
           <w:szCs w:val="36"/>
+          <w:lang w:val="en-US"/>
         </w:rPr>
       </w:pPr>
       <w:r>
@@ -351,48 +733,93 @@
           <w:bCs w:val="0"/>
           <w:sz w:val="36"/>
           <w:szCs w:val="36"/>
+          <w:lang w:val="en-US"/>
         </w:rPr>
         <w:t>Article 5. Participants</w:t>
       </w:r>
     </w:p>
     <w:p>
-      <w:r>
+      <w:pPr>
+        <w:rPr>
+          <w:lang w:val="en-US"/>
+        </w:rPr>
+      </w:pPr>
+      <w:r>
+        <w:rPr>
+          <w:lang w:val="en-US"/>
+        </w:rPr>
         <w:t>1. Persons born from 2003 through the current year are eligible to participate.</w:t>
       </w:r>
     </w:p>
     <w:p>
-      <w:r>
+      <w:pPr>
+        <w:rPr>
+          <w:lang w:val="en-US"/>
+        </w:rPr>
+      </w:pPr>
+      <w:r>
+        <w:rPr>
+          <w:lang w:val="en-US"/>
+        </w:rPr>
         <w:t>2. Participants form teams. The team composition includes a team captain and from two to six participants.</w:t>
       </w:r>
     </w:p>
     <w:p>
-      <w:r>
+      <w:pPr>
+        <w:rPr>
+          <w:lang w:val="en-US"/>
+        </w:rPr>
+      </w:pPr>
+      <w:r>
+        <w:rPr>
+          <w:lang w:val="en-US"/>
+        </w:rPr>
         <w:t>3. Reserve participants are not allowed in the team composition.</w:t>
       </w:r>
     </w:p>
     <w:p>
-      <w:r>
+      <w:pPr>
+        <w:rPr>
+          <w:lang w:val="en-US"/>
+        </w:rPr>
+      </w:pPr>
+      <w:r>
+        <w:rPr>
+          <w:lang w:val="en-US"/>
+        </w:rPr>
         <w:t>4. The team composition may be changed until the application is submitted.</w:t>
       </w:r>
     </w:p>
     <w:p>
-      <w:r>
+      <w:pPr>
+        <w:rPr>
+          <w:lang w:val="en-US"/>
+        </w:rPr>
+      </w:pPr>
+      <w:r>
+        <w:rPr>
+          <w:lang w:val="en-US"/>
+        </w:rPr>
         <w:t>5. Teams may be formed from students of different educational organizations. The participants’ place of study does not restrict the formation of a team.</w:t>
       </w:r>
     </w:p>
     <w:p>
       <w:pPr>
         <w:ind w:firstLine="0"/>
-      </w:pPr>
-    </w:p>
-    <w:p>
-      <w:pPr>
-        <w:pStyle w:val="Heading2"/>
+        <w:rPr>
+          <w:lang w:val="en-US"/>
+        </w:rPr>
+      </w:pPr>
+    </w:p>
+    <w:p>
+      <w:pPr>
+        <w:pStyle w:val="2"/>
         <w:keepNext/>
         <w:rPr>
           <w:bCs w:val="0"/>
           <w:sz w:val="36"/>
           <w:szCs w:val="36"/>
+          <w:lang w:val="en-US"/>
         </w:rPr>
       </w:pPr>
       <w:r>
@@ -400,78 +827,172 @@
           <w:bCs w:val="0"/>
           <w:sz w:val="36"/>
           <w:szCs w:val="36"/>
+          <w:lang w:val="en-US"/>
         </w:rPr>
         <w:t>Article 6. Rights and obligations of participants</w:t>
       </w:r>
     </w:p>
     <w:p>
-      <w:r>
+      <w:pPr>
+        <w:rPr>
+          <w:lang w:val="en-US"/>
+        </w:rPr>
+      </w:pPr>
+      <w:r>
+        <w:rPr>
+          <w:lang w:val="en-US"/>
+        </w:rPr>
         <w:t>1. Tournament participants have the right to:</w:t>
       </w:r>
     </w:p>
     <w:p>
-      <w:r>
+      <w:pPr>
+        <w:rPr>
+          <w:lang w:val="en-US"/>
+        </w:rPr>
+      </w:pPr>
+      <w:r>
+        <w:rPr>
+          <w:lang w:val="en-US"/>
+        </w:rPr>
+        <w:lastRenderedPageBreak/>
         <w:t>1) participate in the Tournament in accordance with these Regulations;</w:t>
       </w:r>
     </w:p>
     <w:p>
-      <w:r>
+      <w:pPr>
+        <w:rPr>
+          <w:lang w:val="en-US"/>
+        </w:rPr>
+      </w:pPr>
+      <w:r>
+        <w:rPr>
+          <w:lang w:val="en-US"/>
+        </w:rPr>
         <w:t>2) receive information about the procedure for holding the Tournament;</w:t>
       </w:r>
     </w:p>
     <w:p>
-      <w:r>
+      <w:pPr>
+        <w:rPr>
+          <w:lang w:val="en-US"/>
+        </w:rPr>
+      </w:pPr>
+      <w:r>
+        <w:rPr>
+          <w:lang w:val="en-US"/>
+        </w:rPr>
         <w:t>3) contact the Organizing Committee on matters related to the holding of the Tournament.</w:t>
       </w:r>
     </w:p>
     <w:p>
-      <w:r>
+      <w:pPr>
+        <w:rPr>
+          <w:lang w:val="en-US"/>
+        </w:rPr>
+      </w:pPr>
+      <w:r>
+        <w:rPr>
+          <w:lang w:val="en-US"/>
+        </w:rPr>
         <w:t>2. Tournament participants are obliged to:</w:t>
       </w:r>
     </w:p>
     <w:p>
-      <w:r>
+      <w:pPr>
+        <w:rPr>
+          <w:lang w:val="en-US"/>
+        </w:rPr>
+      </w:pPr>
+      <w:r>
+        <w:rPr>
+          <w:lang w:val="en-US"/>
+        </w:rPr>
         <w:t>1) comply with these Regulations;</w:t>
       </w:r>
     </w:p>
     <w:p>
-      <w:r>
+      <w:pPr>
+        <w:rPr>
+          <w:lang w:val="en-US"/>
+        </w:rPr>
+      </w:pPr>
+      <w:r>
+        <w:rPr>
+          <w:lang w:val="en-US"/>
+        </w:rPr>
         <w:t>2) comply with the requirements of the legislation of the Republic of Kazakhstan;</w:t>
       </w:r>
     </w:p>
     <w:p>
-      <w:r>
+      <w:pPr>
+        <w:rPr>
+          <w:lang w:val="en-US"/>
+        </w:rPr>
+      </w:pPr>
+      <w:r>
+        <w:rPr>
+          <w:lang w:val="en-US"/>
+        </w:rPr>
         <w:t>3) treat other participants, jury members, and representatives of the Organizing Committee with respect;</w:t>
       </w:r>
     </w:p>
     <w:p>
-      <w:r>
+      <w:pPr>
+        <w:rPr>
+          <w:lang w:val="en-US"/>
+        </w:rPr>
+      </w:pPr>
+      <w:r>
+        <w:rPr>
+          <w:lang w:val="en-US"/>
+        </w:rPr>
         <w:t>4) comply with the established restrictions;</w:t>
       </w:r>
     </w:p>
     <w:p>
-      <w:r>
+      <w:pPr>
+        <w:rPr>
+          <w:lang w:val="en-US"/>
+        </w:rPr>
+      </w:pPr>
+      <w:r>
+        <w:rPr>
+          <w:lang w:val="en-US"/>
+        </w:rPr>
         <w:t>5) comply with the decisions of the Organizing Committee adopted within its powers;</w:t>
       </w:r>
     </w:p>
     <w:p>
-      <w:r>
+      <w:pPr>
+        <w:rPr>
+          <w:lang w:val="en-US"/>
+        </w:rPr>
+      </w:pPr>
+      <w:r>
+        <w:rPr>
+          <w:lang w:val="en-US"/>
+        </w:rPr>
         <w:t>6) not commit actions that violate the procedure for holding the Tournament.</w:t>
       </w:r>
     </w:p>
     <w:p>
       <w:pPr>
         <w:ind w:firstLine="0"/>
-      </w:pPr>
-    </w:p>
-    <w:p>
-      <w:pPr>
-        <w:pStyle w:val="Heading2"/>
+        <w:rPr>
+          <w:lang w:val="en-US"/>
+        </w:rPr>
+      </w:pPr>
+    </w:p>
+    <w:p>
+      <w:pPr>
+        <w:pStyle w:val="2"/>
         <w:keepNext/>
         <w:rPr>
           <w:bCs w:val="0"/>
           <w:sz w:val="36"/>
           <w:szCs w:val="36"/>
+          <w:lang w:val="en-US"/>
         </w:rPr>
       </w:pPr>
       <w:r>
@@ -479,43 +1000,128 @@
           <w:bCs w:val="0"/>
           <w:sz w:val="36"/>
           <w:szCs w:val="36"/>
+          <w:lang w:val="en-US"/>
         </w:rPr>
         <w:t>Article 7. Registration</w:t>
       </w:r>
     </w:p>
     <w:p>
-      <w:r>
+      <w:pPr>
+        <w:rPr>
+          <w:lang w:val="en-US"/>
+        </w:rPr>
+      </w:pPr>
+      <w:r>
+        <w:rPr>
+          <w:lang w:val="en-US"/>
+        </w:rPr>
         <w:t>1. Teams register through the official website of the Tournament.</w:t>
       </w:r>
     </w:p>
     <w:p>
-      <w:r>
-        <w:t>2. Team registration for the Tournament takes place from 9.06.2026 to 29.07.2026 inclusive.</w:t>
-      </w:r>
-    </w:p>
-    <w:p>
-      <w:r>
+      <w:pPr>
+        <w:rPr>
+          <w:lang w:val="en-US"/>
+        </w:rPr>
+      </w:pPr>
+      <w:r>
+        <w:rPr>
+          <w:lang w:val="en-US"/>
+        </w:rPr>
+        <w:t xml:space="preserve">2. Team registration for the Tournament takes place from 9.06.2026 to </w:t>
+      </w:r>
+      <w:r>
+        <w:rPr>
+          <w:lang w:val="en-US"/>
+        </w:rPr>
+        <w:t>10</w:t>
+      </w:r>
+      <w:r>
+        <w:rPr>
+          <w:lang w:val="en-US"/>
+        </w:rPr>
+        <w:t>.0</w:t>
+      </w:r>
+      <w:r>
+        <w:rPr>
+          <w:lang w:val="en-US"/>
+        </w:rPr>
+        <w:t>8</w:t>
+      </w:r>
+      <w:r>
+        <w:rPr>
+          <w:lang w:val="en-US"/>
+        </w:rPr>
+        <w:t>.2026 inclusive.</w:t>
+      </w:r>
+    </w:p>
+    <w:p>
+      <w:pPr>
+        <w:rPr>
+          <w:lang w:val="en-US"/>
+        </w:rPr>
+      </w:pPr>
+      <w:r>
+        <w:rPr>
+          <w:lang w:val="en-US"/>
+        </w:rPr>
         <w:t>3. After registration, the team receives a personal account that includes the Application.</w:t>
       </w:r>
     </w:p>
     <w:p>
-      <w:r>
-        <w:t>4. The team application must be completed and submitted no later than 30.07.2026 inclusive.</w:t>
+      <w:pPr>
+        <w:rPr>
+          <w:lang w:val="en-US"/>
+        </w:rPr>
+      </w:pPr>
+      <w:r>
+        <w:rPr>
+          <w:lang w:val="en-US"/>
+        </w:rPr>
+        <w:t xml:space="preserve">4. The team application must be completed and submitted no later than </w:t>
+      </w:r>
+      <w:r>
+        <w:rPr>
+          <w:lang w:val="en-US"/>
+        </w:rPr>
+        <w:t>15</w:t>
+      </w:r>
+      <w:r>
+        <w:rPr>
+          <w:lang w:val="en-US"/>
+        </w:rPr>
+        <w:t>.0</w:t>
+      </w:r>
+      <w:r>
+        <w:rPr>
+          <w:lang w:val="en-US"/>
+        </w:rPr>
+        <w:t>8</w:t>
+      </w:r>
+      <w:r>
+        <w:rPr>
+          <w:lang w:val="en-US"/>
+        </w:rPr>
+        <w:t>.2026 inclusive.</w:t>
       </w:r>
     </w:p>
     <w:p>
       <w:pPr>
         <w:ind w:firstLine="0"/>
-      </w:pPr>
-    </w:p>
-    <w:p>
-      <w:pPr>
-        <w:pStyle w:val="Heading2"/>
+        <w:rPr>
+          <w:lang w:val="en-US"/>
+        </w:rPr>
+      </w:pPr>
+    </w:p>
+    <w:p>
+      <w:pPr>
+        <w:pStyle w:val="2"/>
         <w:keepNext/>
         <w:rPr>
           <w:bCs w:val="0"/>
           <w:sz w:val="36"/>
           <w:szCs w:val="36"/>
+          <w:lang w:val="en-US"/>
         </w:rPr>
       </w:pPr>
       <w:r>
@@ -523,108 +1129,250 @@
           <w:bCs w:val="0"/>
           <w:sz w:val="36"/>
           <w:szCs w:val="36"/>
+          <w:lang w:val="en-US"/>
         </w:rPr>
         <w:t>Article 8. Requirements for Application components</w:t>
       </w:r>
     </w:p>
     <w:p>
-      <w:r>
+      <w:pPr>
+        <w:rPr>
+          <w:lang w:val="en-US"/>
+        </w:rPr>
+      </w:pPr>
+      <w:r>
+        <w:rPr>
+          <w:lang w:val="en-US"/>
+        </w:rPr>
         <w:t>1. Team name in English.</w:t>
       </w:r>
     </w:p>
     <w:p>
-      <w:r>
+      <w:pPr>
+        <w:rPr>
+          <w:lang w:val="en-US"/>
+        </w:rPr>
+      </w:pPr>
+      <w:r>
+        <w:rPr>
+          <w:lang w:val="en-US"/>
+        </w:rPr>
         <w:t>2. The team application must contain a Film:</w:t>
       </w:r>
     </w:p>
     <w:p>
-      <w:r>
+      <w:pPr>
+        <w:rPr>
+          <w:lang w:val="en-US"/>
+        </w:rPr>
+      </w:pPr>
+      <w:r>
+        <w:rPr>
+          <w:lang w:val="en-US"/>
+        </w:rPr>
         <w:t>1) filmed on one of the two assigned themes (“The End or the Beginning” or “My Concerns”);</w:t>
       </w:r>
     </w:p>
     <w:p>
-      <w:r>
+      <w:pPr>
+        <w:rPr>
+          <w:lang w:val="en-US"/>
+        </w:rPr>
+      </w:pPr>
+      <w:r>
+        <w:rPr>
+          <w:lang w:val="en-US"/>
+        </w:rPr>
         <w:t>2) with a duration from 5 to 16 minutes (5:00–16:00);</w:t>
       </w:r>
     </w:p>
     <w:p>
-      <w:r>
+      <w:pPr>
+        <w:rPr>
+          <w:lang w:val="en-US"/>
+        </w:rPr>
+      </w:pPr>
+      <w:r>
+        <w:rPr>
+          <w:lang w:val="en-US"/>
+        </w:rPr>
         <w:t>3) filmed in Kazakh, Russian, or English;</w:t>
       </w:r>
     </w:p>
     <w:p>
-      <w:r>
+      <w:pPr>
+        <w:rPr>
+          <w:lang w:val="en-US"/>
+        </w:rPr>
+      </w:pPr>
+      <w:r>
+        <w:rPr>
+          <w:lang w:val="en-US"/>
+        </w:rPr>
         <w:t>4) English subtitles are mandatory;</w:t>
       </w:r>
     </w:p>
     <w:p>
-      <w:r>
+      <w:pPr>
+        <w:rPr>
+          <w:lang w:val="en-US"/>
+        </w:rPr>
+      </w:pPr>
+      <w:r>
+        <w:rPr>
+          <w:lang w:val="en-US"/>
+        </w:rPr>
         <w:t>5) the presence of third-party brands and hidden advertising in the film is prohibited;</w:t>
       </w:r>
     </w:p>
     <w:p>
-      <w:r>
+      <w:pPr>
+        <w:rPr>
+          <w:lang w:val="en-US"/>
+        </w:rPr>
+      </w:pPr>
+      <w:r>
+        <w:rPr>
+          <w:lang w:val="en-US"/>
+        </w:rPr>
         <w:t>6) advertising integration of Tournament sponsors is allowed;</w:t>
       </w:r>
     </w:p>
     <w:p>
-      <w:r>
-        <w:t>7) the order of film awards for which the team is aiming, from among Impact award, Visual award, and Tech award. (For example: 1) Tech award. 2) Impact award. 3) Visual award).</w:t>
-      </w:r>
-    </w:p>
-    <w:p>
-      <w:r>
+      <w:pPr>
+        <w:rPr>
+          <w:lang w:val="en-US"/>
+        </w:rPr>
+      </w:pPr>
+      <w:r>
+        <w:rPr>
+          <w:lang w:val="en-US"/>
+        </w:rPr>
+        <w:lastRenderedPageBreak/>
+        <w:t>7) the order of film awards for which the team is aiming, from among Impact award, and Tech award. (For example: 1) Tech award. 2) Impact award.).</w:t>
+      </w:r>
+    </w:p>
+    <w:p>
+      <w:pPr>
+        <w:rPr>
+          <w:lang w:val="en-US"/>
+        </w:rPr>
+      </w:pPr>
+      <w:r>
+        <w:rPr>
+          <w:lang w:val="en-US"/>
+        </w:rPr>
         <w:t>3. The title of the Film in the original language and in English.</w:t>
       </w:r>
     </w:p>
     <w:p>
-      <w:r>
+      <w:pPr>
+        <w:rPr>
+          <w:lang w:val="en-US"/>
+        </w:rPr>
+      </w:pPr>
+      <w:r>
+        <w:rPr>
+          <w:lang w:val="en-US"/>
+        </w:rPr>
         <w:t>4. A short description of the Film of up to 75 words inclusive.</w:t>
       </w:r>
     </w:p>
     <w:p>
-      <w:r>
+      <w:pPr>
+        <w:rPr>
+          <w:lang w:val="en-US"/>
+        </w:rPr>
+      </w:pPr>
+      <w:r>
+        <w:rPr>
+          <w:lang w:val="en-US"/>
+        </w:rPr>
         <w:t>5. Up to three genres.</w:t>
       </w:r>
     </w:p>
     <w:p>
-      <w:r>
+      <w:pPr>
+        <w:rPr>
+          <w:lang w:val="en-US"/>
+        </w:rPr>
+      </w:pPr>
+      <w:r>
+        <w:rPr>
+          <w:lang w:val="en-US"/>
+        </w:rPr>
         <w:t>6. A short description of what the team did within Connect and Reach, from 50 to 150 words for each of the awards, including an indication of the social network.</w:t>
       </w:r>
     </w:p>
     <w:p>
-      <w:r>
+      <w:pPr>
+        <w:rPr>
+          <w:lang w:val="en-US"/>
+        </w:rPr>
+      </w:pPr>
+      <w:r>
+        <w:rPr>
+          <w:lang w:val="en-US"/>
+        </w:rPr>
         <w:t>7. A portfolio of up to three A4 pages, in which the team presents its work within the Inspire awards in a convenient visual-presentation format.</w:t>
       </w:r>
     </w:p>
     <w:p>
-      <w:r>
+      <w:pPr>
+        <w:rPr>
+          <w:lang w:val="en-US"/>
+        </w:rPr>
+      </w:pPr>
+      <w:r>
+        <w:rPr>
+          <w:lang w:val="en-US"/>
+        </w:rPr>
         <w:t>8. Team participants with their roles indicated (director, cinematographer, editor, actor, etc.).</w:t>
       </w:r>
     </w:p>
     <w:p>
-      <w:r>
+      <w:pPr>
+        <w:rPr>
+          <w:lang w:val="en-US"/>
+        </w:rPr>
+      </w:pPr>
+      <w:r>
+        <w:rPr>
+          <w:lang w:val="en-US"/>
+        </w:rPr>
         <w:t>9. Teams may, if they wish, indicate up to 10 people who assisted the team’s activities.</w:t>
       </w:r>
     </w:p>
     <w:p>
-      <w:r>
+      <w:pPr>
+        <w:rPr>
+          <w:lang w:val="en-US"/>
+        </w:rPr>
+      </w:pPr>
+      <w:r>
+        <w:rPr>
+          <w:lang w:val="en-US"/>
+        </w:rPr>
         <w:t>10. The full names of these people and the team participants, as well as their roles, must be entered in Latin script.</w:t>
       </w:r>
     </w:p>
     <w:p>
       <w:pPr>
         <w:ind w:firstLine="0"/>
-      </w:pPr>
-    </w:p>
-    <w:p>
-      <w:pPr>
-        <w:pStyle w:val="Heading2"/>
+        <w:rPr>
+          <w:lang w:val="en-US"/>
+        </w:rPr>
+      </w:pPr>
+    </w:p>
+    <w:p>
+      <w:pPr>
+        <w:pStyle w:val="2"/>
         <w:keepNext/>
         <w:rPr>
           <w:bCs w:val="0"/>
           <w:sz w:val="36"/>
           <w:szCs w:val="36"/>
+          <w:lang w:val="en-US"/>
         </w:rPr>
       </w:pPr>
       <w:r>
@@ -632,58 +1380,119 @@
           <w:bCs w:val="0"/>
           <w:sz w:val="36"/>
           <w:szCs w:val="36"/>
+          <w:lang w:val="en-US"/>
         </w:rPr>
         <w:t>Article 9. Certificates and awards</w:t>
       </w:r>
     </w:p>
     <w:p>
-      <w:r>
+      <w:pPr>
+        <w:rPr>
+          <w:lang w:val="en-US"/>
+        </w:rPr>
+      </w:pPr>
+      <w:r>
+        <w:rPr>
+          <w:lang w:val="en-US"/>
+        </w:rPr>
         <w:t>1. All diplomas and certificates are sent online.</w:t>
       </w:r>
     </w:p>
     <w:p>
-      <w:r>
+      <w:pPr>
+        <w:rPr>
+          <w:lang w:val="en-US"/>
+        </w:rPr>
+      </w:pPr>
+      <w:r>
+        <w:rPr>
+          <w:lang w:val="en-US"/>
+        </w:rPr>
         <w:t>2. Teams that submitted complete applications and passed the Verification Stage will receive a certificate of participation.</w:t>
       </w:r>
     </w:p>
     <w:p>
-      <w:r>
+      <w:pPr>
+        <w:rPr>
+          <w:lang w:val="en-US"/>
+        </w:rPr>
+      </w:pPr>
+      <w:r>
+        <w:rPr>
+          <w:lang w:val="en-US"/>
+        </w:rPr>
         <w:t>3. Teams nominated as a result of Audience Voting for one of the directions will receive a nomination diploma.</w:t>
       </w:r>
     </w:p>
     <w:p>
-      <w:r>
+      <w:pPr>
+        <w:rPr>
+          <w:lang w:val="en-US"/>
+        </w:rPr>
+      </w:pPr>
+      <w:r>
+        <w:rPr>
+          <w:lang w:val="en-US"/>
+        </w:rPr>
         <w:t>4. Teams that take first, second, or third place in a direction will receive diplomas indicating the corresponding place.</w:t>
       </w:r>
     </w:p>
     <w:p>
-      <w:r>
+      <w:pPr>
+        <w:rPr>
+          <w:lang w:val="en-US"/>
+        </w:rPr>
+      </w:pPr>
+      <w:r>
+        <w:rPr>
+          <w:lang w:val="en-US"/>
+        </w:rPr>
         <w:t>5. Participants of teams that take first, second, or third place in the Glorious award will be provided with a diploma indicating their role.</w:t>
       </w:r>
     </w:p>
     <w:p>
-      <w:r>
+      <w:pPr>
+        <w:rPr>
+          <w:lang w:val="en-US"/>
+        </w:rPr>
+      </w:pPr>
+      <w:r>
+        <w:rPr>
+          <w:lang w:val="en-US"/>
+        </w:rPr>
         <w:t>6. People who assisted the team that takes first place in the Glorious award will receive official letters of appreciation.</w:t>
       </w:r>
     </w:p>
     <w:p>
-      <w:r>
+      <w:pPr>
+        <w:rPr>
+          <w:lang w:val="en-US"/>
+        </w:rPr>
+      </w:pPr>
+      <w:r>
+        <w:rPr>
+          <w:lang w:val="en-US"/>
+        </w:rPr>
         <w:t>7. The monetary prize is received only by the top-1 team in each nomination.</w:t>
       </w:r>
     </w:p>
     <w:p>
       <w:pPr>
         <w:ind w:firstLine="0"/>
-      </w:pPr>
-    </w:p>
-    <w:p>
-      <w:pPr>
-        <w:pStyle w:val="Heading2"/>
+        <w:rPr>
+          <w:lang w:val="en-US"/>
+        </w:rPr>
+      </w:pPr>
+    </w:p>
+    <w:p>
+      <w:pPr>
+        <w:pStyle w:val="2"/>
         <w:keepNext/>
         <w:rPr>
           <w:bCs w:val="0"/>
           <w:sz w:val="36"/>
           <w:szCs w:val="36"/>
+          <w:lang w:val="en-US"/>
         </w:rPr>
       </w:pPr>
       <w:r>
@@ -691,113 +1500,263 @@
           <w:bCs w:val="0"/>
           <w:sz w:val="36"/>
           <w:szCs w:val="36"/>
+          <w:lang w:val="en-US"/>
         </w:rPr>
         <w:t>Article 10. Stages of the Tournament</w:t>
       </w:r>
     </w:p>
     <w:p>
-      <w:r>
+      <w:pPr>
+        <w:rPr>
+          <w:lang w:val="en-US"/>
+        </w:rPr>
+      </w:pPr>
+      <w:r>
+        <w:rPr>
+          <w:lang w:val="en-US"/>
+        </w:rPr>
         <w:t>1. The Tournament consists of the Verification Stage, Audience Voting, and the Final Stage.</w:t>
       </w:r>
     </w:p>
     <w:p>
-      <w:r>
+      <w:pPr>
+        <w:rPr>
+          <w:lang w:val="en-US"/>
+        </w:rPr>
+      </w:pPr>
+      <w:r>
+        <w:rPr>
+          <w:lang w:val="en-US"/>
+        </w:rPr>
         <w:t>2. The Verification Stage is conducted by the Organizing Committee.</w:t>
       </w:r>
     </w:p>
     <w:p>
-      <w:r>
+      <w:pPr>
+        <w:rPr>
+          <w:lang w:val="en-US"/>
+        </w:rPr>
+      </w:pPr>
+      <w:r>
+        <w:rPr>
+          <w:lang w:val="en-US"/>
+        </w:rPr>
+        <w:lastRenderedPageBreak/>
         <w:t>1) At this stage, teams whose works and applications do not meet the requirements are excluded.</w:t>
       </w:r>
     </w:p>
     <w:p>
-      <w:r>
+      <w:pPr>
+        <w:rPr>
+          <w:lang w:val="en-US"/>
+        </w:rPr>
+      </w:pPr>
+      <w:r>
+        <w:rPr>
+          <w:lang w:val="en-US"/>
+        </w:rPr>
         <w:t>2) Up to ninety-nine teams that advance to Audience Voting are determined.</w:t>
       </w:r>
     </w:p>
     <w:p>
-      <w:r>
+      <w:pPr>
+        <w:rPr>
+          <w:lang w:val="en-US"/>
+        </w:rPr>
+      </w:pPr>
+      <w:r>
+        <w:rPr>
+          <w:lang w:val="en-US"/>
+        </w:rPr>
         <w:t>3) The prize-winners of the Connect and Reach awards are determined.</w:t>
       </w:r>
     </w:p>
     <w:p>
-      <w:r>
+      <w:pPr>
+        <w:rPr>
+          <w:lang w:val="en-US"/>
+        </w:rPr>
+      </w:pPr>
+      <w:r>
+        <w:rPr>
+          <w:lang w:val="en-US"/>
+        </w:rPr>
         <w:t>3. Audience Voting takes place as follows:</w:t>
       </w:r>
     </w:p>
     <w:p>
-      <w:r>
+      <w:pPr>
+        <w:rPr>
+          <w:lang w:val="en-US"/>
+        </w:rPr>
+      </w:pPr>
+      <w:r>
+        <w:rPr>
+          <w:lang w:val="en-US"/>
+        </w:rPr>
         <w:t>1) Films that passed the Verification Stage are grouped into several sets (Divisions) with an equal number of films or a number differing by no more than one.</w:t>
       </w:r>
     </w:p>
     <w:p>
-      <w:r>
+      <w:pPr>
+        <w:rPr>
+          <w:lang w:val="en-US"/>
+        </w:rPr>
+      </w:pPr>
+      <w:r>
+        <w:rPr>
+          <w:lang w:val="en-US"/>
+        </w:rPr>
         <w:t>2) Each Division is presented to an independent group of at least twenty people (viewers).</w:t>
       </w:r>
     </w:p>
     <w:p>
-      <w:r>
+      <w:pPr>
+        <w:rPr>
+          <w:lang w:val="en-US"/>
+        </w:rPr>
+      </w:pPr>
+      <w:r>
+        <w:rPr>
+          <w:lang w:val="en-US"/>
+        </w:rPr>
         <w:t>3) After viewing, viewers are provided with an Audience Evaluation Form.</w:t>
       </w:r>
     </w:p>
     <w:p>
-      <w:r>
+      <w:pPr>
+        <w:rPr>
+          <w:lang w:val="en-US"/>
+        </w:rPr>
+      </w:pPr>
+      <w:r>
+        <w:rPr>
+          <w:lang w:val="en-US"/>
+        </w:rPr>
         <w:t>4) Each viewer selects two contenders from the viewed Program for each film award, and both the first and second contenders within one film direction must differ, as well as all first and all second contenders must differ from one another.</w:t>
       </w:r>
     </w:p>
     <w:p>
-      <w:r>
+      <w:pPr>
+        <w:rPr>
+          <w:lang w:val="en-US"/>
+        </w:rPr>
+      </w:pPr>
+      <w:r>
+        <w:rPr>
+          <w:lang w:val="en-US"/>
+        </w:rPr>
         <w:t>5) The first contender receives one point in the direction, and the second receives half a point in the direction.</w:t>
       </w:r>
     </w:p>
     <w:p>
-      <w:r>
+      <w:pPr>
+        <w:rPr>
+          <w:lang w:val="en-US"/>
+        </w:rPr>
+      </w:pPr>
+      <w:r>
+        <w:rPr>
+          <w:lang w:val="en-US"/>
+        </w:rPr>
         <w:t>6) After the points are counted, from each Program the Film with the highest number of points in a film direction is nominated for that direction.</w:t>
       </w:r>
     </w:p>
     <w:p>
-      <w:r>
+      <w:pPr>
+        <w:rPr>
+          <w:lang w:val="en-US"/>
+        </w:rPr>
+      </w:pPr>
+      <w:r>
+        <w:rPr>
+          <w:lang w:val="en-US"/>
+        </w:rPr>
         <w:t>7) If a film has received the highest number of points in several directions, the nomination order is as follows: Glorious award, then the list submitted by the team itself in the application (see 8.2.7).</w:t>
       </w:r>
     </w:p>
     <w:p>
-      <w:r>
+      <w:pPr>
+        <w:rPr>
+          <w:lang w:val="en-US"/>
+        </w:rPr>
+      </w:pPr>
+      <w:r>
+        <w:rPr>
+          <w:lang w:val="en-US"/>
+        </w:rPr>
         <w:t>4. Evaluation at the Final Stage is conducted by the Jury.</w:t>
       </w:r>
     </w:p>
     <w:p>
-      <w:r>
+      <w:pPr>
+        <w:rPr>
+          <w:lang w:val="en-US"/>
+        </w:rPr>
+      </w:pPr>
+      <w:r>
+        <w:rPr>
+          <w:lang w:val="en-US"/>
+        </w:rPr>
         <w:t>1) The competition takes place within the direction.</w:t>
       </w:r>
     </w:p>
     <w:p>
-      <w:r>
+      <w:pPr>
+        <w:rPr>
+          <w:lang w:val="en-US"/>
+        </w:rPr>
+      </w:pPr>
+      <w:r>
+        <w:rPr>
+          <w:lang w:val="en-US"/>
+        </w:rPr>
         <w:t>2) Depending on the direction, emphasis is placed on the qualities of the Film described in the corresponding award.</w:t>
       </w:r>
     </w:p>
     <w:p>
-      <w:r>
+      <w:pPr>
+        <w:rPr>
+          <w:lang w:val="en-US"/>
+        </w:rPr>
+      </w:pPr>
+      <w:r>
+        <w:rPr>
+          <w:lang w:val="en-US"/>
+        </w:rPr>
         <w:t>3) See Appendix 1 for the Jury Evaluation Form.</w:t>
       </w:r>
     </w:p>
     <w:p>
-      <w:r>
+      <w:pPr>
+        <w:rPr>
+          <w:lang w:val="en-US"/>
+        </w:rPr>
+      </w:pPr>
+      <w:r>
+        <w:rPr>
+          <w:lang w:val="en-US"/>
+        </w:rPr>
         <w:t>4) The top three teams by points in each direction are awarded.</w:t>
       </w:r>
     </w:p>
     <w:p>
       <w:pPr>
         <w:ind w:firstLine="0"/>
-      </w:pPr>
-    </w:p>
-    <w:p>
-      <w:pPr>
-        <w:pStyle w:val="Heading2"/>
+        <w:rPr>
+          <w:lang w:val="en-US"/>
+        </w:rPr>
+      </w:pPr>
+    </w:p>
+    <w:p>
+      <w:pPr>
+        <w:pStyle w:val="2"/>
         <w:keepNext/>
         <w:rPr>
           <w:bCs w:val="0"/>
           <w:sz w:val="36"/>
           <w:szCs w:val="36"/>
+          <w:lang w:val="en-US"/>
         </w:rPr>
       </w:pPr>
       <w:r>
@@ -805,138 +1764,328 @@
           <w:bCs w:val="0"/>
           <w:sz w:val="36"/>
           <w:szCs w:val="36"/>
+          <w:lang w:val="en-US"/>
         </w:rPr>
         <w:t>Article 11. Evaluation according to “Inspire” criteria</w:t>
       </w:r>
     </w:p>
     <w:p>
-      <w:r>
+      <w:pPr>
+        <w:rPr>
+          <w:lang w:val="en-US"/>
+        </w:rPr>
+      </w:pPr>
+      <w:r>
+        <w:rPr>
+          <w:lang w:val="en-US"/>
+        </w:rPr>
         <w:t>1. Within the framework of the Tournament, in addition to the evaluation of Films, evaluation according to “Inspire” criteria is applied.</w:t>
       </w:r>
     </w:p>
     <w:p>
-      <w:r>
+      <w:pPr>
+        <w:rPr>
+          <w:lang w:val="en-US"/>
+        </w:rPr>
+      </w:pPr>
+      <w:r>
+        <w:rPr>
+          <w:lang w:val="en-US"/>
+        </w:rPr>
         <w:t>2. “Inspire” evaluation includes two components:</w:t>
       </w:r>
     </w:p>
     <w:p>
-      <w:r>
+      <w:pPr>
+        <w:rPr>
+          <w:lang w:val="en-US"/>
+        </w:rPr>
+      </w:pPr>
+      <w:r>
+        <w:rPr>
+          <w:lang w:val="en-US"/>
+        </w:rPr>
         <w:t>1) “Connect”;</w:t>
       </w:r>
     </w:p>
     <w:p>
-      <w:r>
+      <w:pPr>
+        <w:rPr>
+          <w:lang w:val="en-US"/>
+        </w:rPr>
+      </w:pPr>
+      <w:r>
+        <w:rPr>
+          <w:lang w:val="en-US"/>
+        </w:rPr>
         <w:t>2) “Reach”.</w:t>
       </w:r>
     </w:p>
     <w:p>
-      <w:r>
+      <w:pPr>
+        <w:rPr>
+          <w:lang w:val="en-US"/>
+        </w:rPr>
+      </w:pPr>
+      <w:r>
+        <w:rPr>
+          <w:lang w:val="en-US"/>
+        </w:rPr>
         <w:t>3. The “Connect” criterion evaluates the team’s ability to obtain useful information through interactions, analyze it, and apply it in the development of the project.</w:t>
       </w:r>
     </w:p>
     <w:p>
-      <w:r>
+      <w:pPr>
+        <w:rPr>
+          <w:lang w:val="en-US"/>
+        </w:rPr>
+      </w:pPr>
+      <w:r>
+        <w:rPr>
+          <w:lang w:val="en-US"/>
+        </w:rPr>
+        <w:lastRenderedPageBreak/>
         <w:t>4. The team must submit a description of interactions, including:</w:t>
       </w:r>
     </w:p>
     <w:p>
-      <w:r>
+      <w:pPr>
+        <w:rPr>
+          <w:lang w:val="en-US"/>
+        </w:rPr>
+      </w:pPr>
+      <w:r>
+        <w:rPr>
+          <w:lang w:val="en-US"/>
+        </w:rPr>
         <w:t>1) the purpose of the interaction (what problem the team tried to solve or what knowledge it aimed to obtain);</w:t>
       </w:r>
     </w:p>
     <w:p>
-      <w:r>
+      <w:pPr>
+        <w:rPr>
+          <w:lang w:val="en-US"/>
+        </w:rPr>
+      </w:pPr>
+      <w:r>
+        <w:rPr>
+          <w:lang w:val="en-US"/>
+        </w:rPr>
         <w:t>2) information about the person with whom the interaction was conducted (role or specialization);</w:t>
       </w:r>
     </w:p>
     <w:p>
-      <w:r>
+      <w:pPr>
+        <w:rPr>
+          <w:lang w:val="en-US"/>
+        </w:rPr>
+      </w:pPr>
+      <w:r>
+        <w:rPr>
+          <w:lang w:val="en-US"/>
+        </w:rPr>
         <w:t>3) the format of the interaction (meeting, online call, correspondence, or other);</w:t>
       </w:r>
     </w:p>
     <w:p>
-      <w:r>
+      <w:pPr>
+        <w:rPr>
+          <w:lang w:val="en-US"/>
+        </w:rPr>
+      </w:pPr>
+      <w:r>
+        <w:rPr>
+          <w:lang w:val="en-US"/>
+        </w:rPr>
         <w:t>4) knowledge or results obtained (specific information, recommendations, or conclusions);</w:t>
       </w:r>
     </w:p>
     <w:p>
-      <w:r>
+      <w:pPr>
+        <w:rPr>
+          <w:lang w:val="en-US"/>
+        </w:rPr>
+      </w:pPr>
+      <w:r>
+        <w:rPr>
+          <w:lang w:val="en-US"/>
+        </w:rPr>
         <w:t>5) impact on the project (what changes were made based on the interaction).</w:t>
       </w:r>
     </w:p>
     <w:p>
-      <w:r>
+      <w:pPr>
+        <w:rPr>
+          <w:lang w:val="en-US"/>
+        </w:rPr>
+      </w:pPr>
+      <w:r>
+        <w:rPr>
+          <w:lang w:val="en-US"/>
+        </w:rPr>
         <w:t>5. Descriptions must be specific and verifiable. General formulations without substance are not allowed.</w:t>
       </w:r>
     </w:p>
     <w:p>
-      <w:r>
+      <w:pPr>
+        <w:rPr>
+          <w:lang w:val="en-US"/>
+        </w:rPr>
+      </w:pPr>
+      <w:r>
+        <w:rPr>
+          <w:lang w:val="en-US"/>
+        </w:rPr>
         <w:t>6. The Organizing Committee has the right to request confirmation of the stated interactions.</w:t>
       </w:r>
     </w:p>
     <w:p>
-      <w:r>
+      <w:pPr>
+        <w:rPr>
+          <w:lang w:val="en-US"/>
+        </w:rPr>
+      </w:pPr>
+      <w:r>
+        <w:rPr>
+          <w:lang w:val="en-US"/>
+        </w:rPr>
         <w:t>7. Evaluation is carried out according to the following criteria:</w:t>
       </w:r>
     </w:p>
     <w:p>
-      <w:r>
+      <w:pPr>
+        <w:rPr>
+          <w:lang w:val="en-US"/>
+        </w:rPr>
+      </w:pPr>
+      <w:r>
+        <w:rPr>
+          <w:lang w:val="en-US"/>
+        </w:rPr>
         <w:t>1) goal-setting and logic of interactions — up to 10 (ten) points;</w:t>
       </w:r>
     </w:p>
     <w:p>
-      <w:r>
+      <w:pPr>
+        <w:rPr>
+          <w:lang w:val="en-US"/>
+        </w:rPr>
+      </w:pPr>
+      <w:r>
+        <w:rPr>
+          <w:lang w:val="en-US"/>
+        </w:rPr>
         <w:t>2) quality and relevance of interactions — up to 10 (ten) points;</w:t>
       </w:r>
     </w:p>
     <w:p>
-      <w:r>
+      <w:pPr>
+        <w:rPr>
+          <w:lang w:val="en-US"/>
+        </w:rPr>
+      </w:pPr>
+      <w:r>
+        <w:rPr>
+          <w:lang w:val="en-US"/>
+        </w:rPr>
         <w:t>3) application of results — up to 15 (fifteen) points.</w:t>
       </w:r>
     </w:p>
     <w:p>
-      <w:r>
+      <w:pPr>
+        <w:rPr>
+          <w:lang w:val="en-US"/>
+        </w:rPr>
+      </w:pPr>
+      <w:r>
+        <w:rPr>
+          <w:lang w:val="en-US"/>
+        </w:rPr>
         <w:t>8. The “Reach” criterion evaluates the team’s ability to disseminate information about the project and attract an audience. To participate in the evaluation, the team must create and maintain a separate public project account on a social network. The content must be related to the project and reflect the work process and the popularization of film culture.</w:t>
       </w:r>
     </w:p>
     <w:p>
-      <w:r>
+      <w:pPr>
+        <w:rPr>
+          <w:lang w:val="en-US"/>
+        </w:rPr>
+      </w:pPr>
+      <w:r>
+        <w:rPr>
+          <w:lang w:val="en-US"/>
+        </w:rPr>
         <w:t>9. Evaluation is carried out based on statistics for the last 60 days and includes:</w:t>
       </w:r>
     </w:p>
     <w:p>
-      <w:r>
+      <w:pPr>
+        <w:rPr>
+          <w:lang w:val="en-US"/>
+        </w:rPr>
+      </w:pPr>
+      <w:r>
+        <w:rPr>
+          <w:lang w:val="en-US"/>
+        </w:rPr>
         <w:t>1) audience reach — up to 10 (ten) points;</w:t>
       </w:r>
     </w:p>
     <w:p>
-      <w:r>
+      <w:pPr>
+        <w:rPr>
+          <w:lang w:val="en-US"/>
+        </w:rPr>
+      </w:pPr>
+      <w:r>
+        <w:rPr>
+          <w:lang w:val="en-US"/>
+        </w:rPr>
         <w:t>2) audience engagement — up to 10 (ten) points;</w:t>
       </w:r>
     </w:p>
     <w:p>
-      <w:r>
+      <w:pPr>
+        <w:rPr>
+          <w:lang w:val="en-US"/>
+        </w:rPr>
+      </w:pPr>
+      <w:r>
+        <w:rPr>
+          <w:lang w:val="en-US"/>
+        </w:rPr>
         <w:t>3) audience growth — up to 15 (fifteen) points.</w:t>
       </w:r>
     </w:p>
     <w:p>
-      <w:r>
+      <w:pPr>
+        <w:rPr>
+          <w:lang w:val="en-US"/>
+        </w:rPr>
+      </w:pPr>
+      <w:r>
+        <w:rPr>
+          <w:lang w:val="en-US"/>
+        </w:rPr>
         <w:t>10. The team is obliged to provide access to statistics at the request of the Jury. If anomalous engagement is identified, the score may be reduced. The use of artificial promotion methods is not allowed. In case of violation, the score for this criterion may be reduced to zero.</w:t>
       </w:r>
     </w:p>
     <w:p>
       <w:pPr>
         <w:ind w:firstLine="0"/>
-      </w:pPr>
-    </w:p>
-    <w:p>
-      <w:pPr>
-        <w:pStyle w:val="Heading2"/>
+        <w:rPr>
+          <w:lang w:val="en-US"/>
+        </w:rPr>
+      </w:pPr>
+    </w:p>
+    <w:p>
+      <w:pPr>
+        <w:pStyle w:val="2"/>
         <w:keepNext/>
         <w:rPr>
           <w:bCs w:val="0"/>
           <w:sz w:val="36"/>
           <w:szCs w:val="36"/>
+          <w:lang w:val="en-US"/>
         </w:rPr>
       </w:pPr>
       <w:r>
@@ -944,78 +2093,184 @@
           <w:bCs w:val="0"/>
           <w:sz w:val="36"/>
           <w:szCs w:val="36"/>
+          <w:lang w:val="en-US"/>
         </w:rPr>
         <w:t>Article 12. Film awards</w:t>
       </w:r>
     </w:p>
     <w:p>
-      <w:r>
+      <w:pPr>
+        <w:rPr>
+          <w:lang w:val="en-US"/>
+        </w:rPr>
+      </w:pPr>
+      <w:r>
+        <w:rPr>
+          <w:lang w:val="en-US"/>
+        </w:rPr>
         <w:t>1. Film awards include 4 directions:</w:t>
       </w:r>
     </w:p>
     <w:p>
-      <w:r>
+      <w:pPr>
+        <w:rPr>
+          <w:lang w:val="en-US"/>
+        </w:rPr>
+      </w:pPr>
+      <w:r>
+        <w:rPr>
+          <w:lang w:val="en-US"/>
+        </w:rPr>
         <w:t>1) Impact award;</w:t>
       </w:r>
     </w:p>
     <w:p>
-      <w:r>
-        <w:t>2) Visual award;</w:t>
-      </w:r>
-    </w:p>
-    <w:p>
-      <w:r>
-        <w:t>3) Tech award;</w:t>
-      </w:r>
-    </w:p>
-    <w:p>
-      <w:r>
-        <w:t>4) Glorious award.</w:t>
-      </w:r>
-    </w:p>
-    <w:p>
-      <w:r>
+      <w:pPr>
+        <w:rPr>
+          <w:lang w:val="en-US"/>
+        </w:rPr>
+      </w:pPr>
+      <w:r>
+        <w:rPr>
+          <w:lang w:val="en-US"/>
+        </w:rPr>
+        <w:t>2</w:t>
+      </w:r>
+      <w:r>
+        <w:rPr>
+          <w:lang w:val="en-US"/>
+        </w:rPr>
+        <w:t>) Tech award;</w:t>
+      </w:r>
+    </w:p>
+    <w:p>
+      <w:pPr>
+        <w:rPr>
+          <w:lang w:val="en-US"/>
+        </w:rPr>
+      </w:pPr>
+      <w:r>
+        <w:rPr>
+          <w:lang w:val="en-US"/>
+        </w:rPr>
+        <w:t>3</w:t>
+      </w:r>
+      <w:r>
+        <w:rPr>
+          <w:lang w:val="en-US"/>
+        </w:rPr>
+        <w:t>) Glorious award.</w:t>
+      </w:r>
+    </w:p>
+    <w:p>
+      <w:pPr>
+        <w:rPr>
+          <w:lang w:val="en-US"/>
+        </w:rPr>
+      </w:pPr>
+      <w:r>
+        <w:rPr>
+          <w:lang w:val="en-US"/>
+        </w:rPr>
+        <w:lastRenderedPageBreak/>
         <w:t>2. The Impact award is given to the work that made the strongest emotional and meaningful impression on the viewers and the jury.</w:t>
       </w:r>
     </w:p>
     <w:p>
-      <w:r>
-        <w:t>3. The Visual award is given to the work with the most expressive, cohesive, and aesthetically strong visual solution. Cinematography, frame composition, lighting, color, style, locations, and everything else related to the visual component of the film are taken into account.</w:t>
-      </w:r>
-    </w:p>
-    <w:p>
-      <w:r>
-        <w:t>4. The Tech award is given to the work that demonstrates the highest level of technical execution, complexity, and ingenuity of realization.</w:t>
-      </w:r>
-    </w:p>
-    <w:p>
-      <w:r>
-        <w:t>5. The Glorious award is the main prize of the Tournament and is given to the work that the viewers and jury rated as the best work.</w:t>
-      </w:r>
-    </w:p>
-    <w:p>
-      <w:r>
-        <w:t>6. The calculation of points and compilation of the ranking at the final takes place as follows:</w:t>
-      </w:r>
-    </w:p>
-    <w:p>
-      <w:r>
+      <w:pPr>
+        <w:rPr>
+          <w:lang w:val="en-US"/>
+        </w:rPr>
+      </w:pPr>
+      <w:r>
+        <w:rPr>
+          <w:lang w:val="en-US"/>
+        </w:rPr>
+        <w:t>3</w:t>
+      </w:r>
+      <w:r>
+        <w:rPr>
+          <w:lang w:val="en-US"/>
+        </w:rPr>
+        <w:t>. The Tech award is given to the work that demonstrates the highest level of technical execution, complexity, and ingenuity of realization.</w:t>
+      </w:r>
+    </w:p>
+    <w:p>
+      <w:pPr>
+        <w:rPr>
+          <w:lang w:val="en-US"/>
+        </w:rPr>
+      </w:pPr>
+      <w:r>
+        <w:rPr>
+          <w:lang w:val="en-US"/>
+        </w:rPr>
+        <w:t>4</w:t>
+      </w:r>
+      <w:r>
+        <w:rPr>
+          <w:lang w:val="en-US"/>
+        </w:rPr>
+        <w:t>. The Glorious award is the main prize of the Tournament and is given to the work that the viewers and jury rated as the best work.</w:t>
+      </w:r>
+    </w:p>
+    <w:p>
+      <w:pPr>
+        <w:rPr>
+          <w:lang w:val="en-US"/>
+        </w:rPr>
+      </w:pPr>
+      <w:r>
+        <w:rPr>
+          <w:lang w:val="en-US"/>
+        </w:rPr>
+        <w:t>5</w:t>
+      </w:r>
+      <w:r>
+        <w:rPr>
+          <w:lang w:val="en-US"/>
+        </w:rPr>
+        <w:t>. The calculation of points and compilation of the ranking at the final takes place as follows:</w:t>
+      </w:r>
+    </w:p>
+    <w:p>
+      <w:pPr>
+        <w:rPr>
+          <w:lang w:val="en-US"/>
+        </w:rPr>
+      </w:pPr>
+      <w:r>
+        <w:rPr>
+          <w:lang w:val="en-US"/>
+        </w:rPr>
         <w:t>1) The Jury evaluates the works according to the Jury Evaluation Form; see Appendix 1.</w:t>
       </w:r>
     </w:p>
     <w:p>
       <w:pPr>
         <w:ind w:left="720" w:firstLine="0"/>
-      </w:pPr>
-      <w:r>
+        <w:rPr>
+          <w:lang w:val="en-US"/>
+        </w:rPr>
+      </w:pPr>
+      <w:r>
+        <w:rPr>
+          <w:lang w:val="en-US"/>
+        </w:rPr>
         <w:t xml:space="preserve">2) Depending on the nomination, points are calculated with coefficients. </w:t>
       </w:r>
     </w:p>
     <w:p>
       <w:pPr>
         <w:ind w:left="2880" w:firstLine="0"/>
-      </w:pPr>
-      <w:r>
+        <w:rPr>
+          <w:lang w:val="en-US"/>
+        </w:rPr>
+      </w:pPr>
+      <w:r>
+        <w:rPr>
+          <w:lang w:val="en-US"/>
+        </w:rPr>
         <w:t xml:space="preserve">      Example for Impact award:</w:t>
       </w:r>
     </w:p>
@@ -1023,78 +2278,106 @@
       <w:pPr>
         <w:ind w:firstLine="0"/>
         <w:jc w:val="center"/>
-      </w:pPr>
-      <w:r>
-        <w:t>Impact*2+Visual*0.5+Tech*0.5+Directing</w:t>
+        <w:rPr>
+          <w:lang w:val="en-US"/>
+        </w:rPr>
+      </w:pPr>
+      <w:r>
+        <w:rPr>
+          <w:lang w:val="en-US"/>
+        </w:rPr>
+        <w:t>Impact*2+Tech*0.5+Directing</w:t>
       </w:r>
     </w:p>
     <w:p>
       <w:pPr>
         <w:ind w:firstLine="0"/>
         <w:jc w:val="center"/>
-      </w:pPr>
-      <w:r>
-        <w:t>Example for Visual award:</w:t>
+        <w:rPr>
+          <w:lang w:val="en-US"/>
+        </w:rPr>
+      </w:pPr>
+      <w:r>
+        <w:rPr>
+          <w:lang w:val="en-US"/>
+        </w:rPr>
+        <w:t>Example for Tech award:</w:t>
       </w:r>
     </w:p>
     <w:p>
       <w:pPr>
         <w:ind w:firstLine="0"/>
         <w:jc w:val="center"/>
-      </w:pPr>
-      <w:r>
-        <w:t>Impact*0.5+Visual*2+Tech*0.5+Directing</w:t>
+        <w:rPr>
+          <w:lang w:val="en-US"/>
+        </w:rPr>
+      </w:pPr>
+      <w:r>
+        <w:rPr>
+          <w:lang w:val="en-US"/>
+        </w:rPr>
+        <w:t>Impact*0.</w:t>
+      </w:r>
+      <w:r>
+        <w:rPr>
+          <w:lang w:val="en-US"/>
+        </w:rPr>
+        <w:t>5</w:t>
+      </w:r>
+      <w:r>
+        <w:rPr>
+          <w:lang w:val="en-US"/>
+        </w:rPr>
+        <w:t>+Tech*2+Directing</w:t>
       </w:r>
     </w:p>
     <w:p>
       <w:pPr>
         <w:ind w:firstLine="0"/>
         <w:jc w:val="center"/>
-      </w:pPr>
-      <w:r>
-        <w:t>Example for Tech award:</w:t>
+        <w:rPr>
+          <w:lang w:val="en-US"/>
+        </w:rPr>
+      </w:pPr>
+      <w:r>
+        <w:rPr>
+          <w:lang w:val="en-US"/>
+        </w:rPr>
+        <w:t>The exception is the Glorious award:</w:t>
       </w:r>
     </w:p>
     <w:p>
       <w:pPr>
         <w:ind w:firstLine="0"/>
         <w:jc w:val="center"/>
-      </w:pPr>
-      <w:r>
-        <w:t>Impact*0.5+Visual*0.5+Tech*2+Directing</w:t>
+        <w:rPr>
+          <w:lang w:val="en-US"/>
+        </w:rPr>
+      </w:pPr>
+      <w:r>
+        <w:rPr>
+          <w:lang w:val="en-US"/>
+        </w:rPr>
+        <w:t>Impact+Tech+Directing</w:t>
       </w:r>
     </w:p>
     <w:p>
       <w:pPr>
         <w:ind w:firstLine="0"/>
-        <w:jc w:val="center"/>
-      </w:pPr>
-      <w:r>
-        <w:t>The exception is the Glorious award:</w:t>
-      </w:r>
-    </w:p>
-    <w:p>
-      <w:pPr>
-        <w:ind w:firstLine="0"/>
-        <w:jc w:val="center"/>
-      </w:pPr>
-      <w:r>
-        <w:t>Impact+Visual+Tech+Directing</w:t>
-      </w:r>
-    </w:p>
-    <w:p>
-      <w:pPr>
-        <w:ind w:firstLine="0"/>
-      </w:pPr>
-    </w:p>
-    <w:p>
-      <w:pPr>
-        <w:pStyle w:val="Heading2"/>
+        <w:rPr>
+          <w:lang w:val="en-US"/>
+        </w:rPr>
+      </w:pPr>
+    </w:p>
+    <w:p>
+      <w:pPr>
+        <w:pStyle w:val="2"/>
         <w:keepNext/>
         <w:rPr>
           <w:bCs w:val="0"/>
           <w:sz w:val="36"/>
           <w:szCs w:val="36"/>
+          <w:lang w:val="en-US"/>
         </w:rPr>
       </w:pPr>
       <w:r>
@@ -1102,128 +2385,302 @@
           <w:bCs w:val="0"/>
           <w:sz w:val="36"/>
           <w:szCs w:val="36"/>
+          <w:lang w:val="en-US"/>
         </w:rPr>
         <w:t>Article 13. Violations and sanctions</w:t>
       </w:r>
     </w:p>
     <w:p>
-      <w:r>
+      <w:pPr>
+        <w:rPr>
+          <w:lang w:val="en-US"/>
+        </w:rPr>
+      </w:pPr>
+      <w:r>
+        <w:rPr>
+          <w:lang w:val="en-US"/>
+        </w:rPr>
         <w:t>1. In case of violation of these Regulations, the Organizing Committee or the Jury applies disciplinary measures.</w:t>
       </w:r>
     </w:p>
     <w:p>
-      <w:r>
+      <w:pPr>
+        <w:rPr>
+          <w:lang w:val="en-US"/>
+        </w:rPr>
+      </w:pPr>
+      <w:r>
+        <w:rPr>
+          <w:lang w:val="en-US"/>
+        </w:rPr>
         <w:t>2. Violations include:</w:t>
       </w:r>
     </w:p>
     <w:p>
-      <w:r>
+      <w:pPr>
+        <w:rPr>
+          <w:lang w:val="en-US"/>
+        </w:rPr>
+      </w:pPr>
+      <w:r>
+        <w:rPr>
+          <w:lang w:val="en-US"/>
+        </w:rPr>
         <w:t>1) failure to comply with the conditions of participation, application submission deadlines, or technical requirements;</w:t>
       </w:r>
     </w:p>
     <w:p>
-      <w:r>
+      <w:pPr>
+        <w:rPr>
+          <w:lang w:val="en-US"/>
+        </w:rPr>
+      </w:pPr>
+      <w:r>
+        <w:rPr>
+          <w:lang w:val="en-US"/>
+        </w:rPr>
         <w:t>2) provision of false information about the team, the authors of the film, or the materials used;</w:t>
       </w:r>
     </w:p>
     <w:p>
-      <w:r>
+      <w:pPr>
+        <w:rPr>
+          <w:lang w:val="en-US"/>
+        </w:rPr>
+      </w:pPr>
+      <w:r>
+        <w:rPr>
+          <w:lang w:val="en-US"/>
+        </w:rPr>
         <w:t>3) disrespect toward participants, the Jury, or the Organizing Committee;</w:t>
       </w:r>
     </w:p>
     <w:p>
-      <w:r>
+      <w:pPr>
+        <w:rPr>
+          <w:lang w:val="en-US"/>
+        </w:rPr>
+      </w:pPr>
+      <w:r>
+        <w:rPr>
+          <w:lang w:val="en-US"/>
+        </w:rPr>
         <w:t>4) violation of the principles of creative integrity;</w:t>
       </w:r>
     </w:p>
     <w:p>
-      <w:r>
+      <w:pPr>
+        <w:rPr>
+          <w:lang w:val="en-US"/>
+        </w:rPr>
+      </w:pPr>
+      <w:r>
+        <w:rPr>
+          <w:lang w:val="en-US"/>
+        </w:rPr>
         <w:t>5) plagiarism, appropriation of another person’s intellectual property;</w:t>
       </w:r>
     </w:p>
     <w:p>
-      <w:r>
+      <w:pPr>
+        <w:rPr>
+          <w:lang w:val="en-US"/>
+        </w:rPr>
+      </w:pPr>
+      <w:r>
+        <w:rPr>
+          <w:lang w:val="en-US"/>
+        </w:rPr>
         <w:t>6) ignoring the lawful requirements of the Chief Judge or the Organizing Committee;</w:t>
       </w:r>
     </w:p>
     <w:p>
-      <w:r>
+      <w:pPr>
+        <w:rPr>
+          <w:lang w:val="en-US"/>
+        </w:rPr>
+      </w:pPr>
+      <w:r>
+        <w:rPr>
+          <w:lang w:val="en-US"/>
+        </w:rPr>
         <w:t>7) substantial use of artificial intelligence in the work;</w:t>
       </w:r>
     </w:p>
     <w:p>
-      <w:r>
+      <w:pPr>
+        <w:rPr>
+          <w:lang w:val="en-US"/>
+        </w:rPr>
+      </w:pPr>
+      <w:r>
+        <w:rPr>
+          <w:lang w:val="en-US"/>
+        </w:rPr>
         <w:t>8) copyright infringement (music, materials, concepts);</w:t>
       </w:r>
     </w:p>
     <w:p>
-      <w:r>
+      <w:pPr>
+        <w:rPr>
+          <w:lang w:val="en-US"/>
+        </w:rPr>
+      </w:pPr>
+      <w:r>
+        <w:rPr>
+          <w:lang w:val="en-US"/>
+        </w:rPr>
         <w:t>9) other actions that violate these Regulations or the procedure for holding the Tournament.</w:t>
       </w:r>
     </w:p>
     <w:p>
-      <w:r>
+      <w:pPr>
+        <w:rPr>
+          <w:lang w:val="en-US"/>
+        </w:rPr>
+      </w:pPr>
+      <w:r>
+        <w:rPr>
+          <w:lang w:val="en-US"/>
+        </w:rPr>
+        <w:lastRenderedPageBreak/>
         <w:t>3. Depending on the nature and severity of the violation, the following sanctions are applied:</w:t>
       </w:r>
     </w:p>
     <w:p>
-      <w:r>
+      <w:pPr>
+        <w:rPr>
+          <w:lang w:val="en-US"/>
+        </w:rPr>
+      </w:pPr>
+      <w:r>
+        <w:rPr>
+          <w:lang w:val="en-US"/>
+        </w:rPr>
         <w:t>1) warning;</w:t>
       </w:r>
     </w:p>
     <w:p>
-      <w:r>
+      <w:pPr>
+        <w:rPr>
+          <w:lang w:val="en-US"/>
+        </w:rPr>
+      </w:pPr>
+      <w:r>
+        <w:rPr>
+          <w:lang w:val="en-US"/>
+        </w:rPr>
         <w:t>2) reduction of points;</w:t>
       </w:r>
     </w:p>
     <w:p>
-      <w:r>
+      <w:pPr>
+        <w:rPr>
+          <w:lang w:val="en-US"/>
+        </w:rPr>
+      </w:pPr>
+      <w:r>
+        <w:rPr>
+          <w:lang w:val="en-US"/>
+        </w:rPr>
         <w:t>3) annulment of results;</w:t>
       </w:r>
     </w:p>
     <w:p>
-      <w:r>
+      <w:pPr>
+        <w:rPr>
+          <w:lang w:val="en-US"/>
+        </w:rPr>
+      </w:pPr>
+      <w:r>
+        <w:rPr>
+          <w:lang w:val="en-US"/>
+        </w:rPr>
         <w:t>4) disqualification of a participant or team.</w:t>
       </w:r>
     </w:p>
     <w:p>
-      <w:r>
+      <w:pPr>
+        <w:rPr>
+          <w:lang w:val="en-US"/>
+        </w:rPr>
+      </w:pPr>
+      <w:r>
+        <w:rPr>
+          <w:lang w:val="en-US"/>
+        </w:rPr>
         <w:t>4. Sanctions are applied by the Organizing Committee.</w:t>
       </w:r>
     </w:p>
     <w:p>
-      <w:r>
+      <w:pPr>
+        <w:rPr>
+          <w:lang w:val="en-US"/>
+        </w:rPr>
+      </w:pPr>
+      <w:r>
+        <w:rPr>
+          <w:lang w:val="en-US"/>
+        </w:rPr>
         <w:t>5. When applying sanctions, the nature of the violation, its consequences, and the degree of influence on the course of the Tournament are taken into account.</w:t>
       </w:r>
     </w:p>
     <w:p>
-      <w:r>
+      <w:pPr>
+        <w:rPr>
+          <w:lang w:val="en-US"/>
+        </w:rPr>
+      </w:pPr>
+      <w:r>
+        <w:rPr>
+          <w:lang w:val="en-US"/>
+        </w:rPr>
         <w:t>6. Actions of any team participant committed within the framework of the Tournament are considered actions of the team.</w:t>
       </w:r>
     </w:p>
     <w:p>
-      <w:r>
+      <w:pPr>
+        <w:rPr>
+          <w:lang w:val="en-US"/>
+        </w:rPr>
+      </w:pPr>
+      <w:r>
+        <w:rPr>
+          <w:lang w:val="en-US"/>
+        </w:rPr>
         <w:t>7. The fact of violation is established by the Jury or the Organizing Committee on the basis of observation, statements by participants, or other available data.</w:t>
       </w:r>
     </w:p>
     <w:p>
-      <w:r>
+      <w:pPr>
+        <w:rPr>
+          <w:lang w:val="en-US"/>
+        </w:rPr>
+      </w:pPr>
+      <w:r>
+        <w:rPr>
+          <w:lang w:val="en-US"/>
+        </w:rPr>
         <w:t>8. Sanctions must be proportionate to the violation committed.</w:t>
       </w:r>
     </w:p>
     <w:p>
       <w:pPr>
         <w:ind w:firstLine="0"/>
-      </w:pPr>
-    </w:p>
-    <w:p>
-      <w:pPr>
-        <w:pStyle w:val="Heading2"/>
+        <w:rPr>
+          <w:lang w:val="en-US"/>
+        </w:rPr>
+      </w:pPr>
+    </w:p>
+    <w:p>
+      <w:pPr>
+        <w:pStyle w:val="2"/>
         <w:keepNext/>
         <w:rPr>
           <w:bCs w:val="0"/>
           <w:sz w:val="36"/>
           <w:szCs w:val="36"/>
+          <w:lang w:val="en-US"/>
         </w:rPr>
       </w:pPr>
       <w:r>
@@ -1231,28 +2688,56 @@
           <w:bCs w:val="0"/>
           <w:sz w:val="36"/>
           <w:szCs w:val="36"/>
+          <w:lang w:val="en-US"/>
         </w:rPr>
         <w:t>Article 14. Amendment of these Regulations</w:t>
       </w:r>
     </w:p>
     <w:p>
-      <w:r>
+      <w:pPr>
+        <w:rPr>
+          <w:lang w:val="en-US"/>
+        </w:rPr>
+      </w:pPr>
+      <w:r>
+        <w:rPr>
+          <w:lang w:val="en-US"/>
+        </w:rPr>
         <w:t>1. The Organizing Committee has the right to amend these Regulations before the start of the Tournament.</w:t>
       </w:r>
     </w:p>
     <w:p>
-      <w:r>
+      <w:pPr>
+        <w:rPr>
+          <w:lang w:val="en-US"/>
+        </w:rPr>
+      </w:pPr>
+      <w:r>
+        <w:rPr>
+          <w:lang w:val="en-US"/>
+        </w:rPr>
         <w:t>2. All changes are communicated to the participants.</w:t>
       </w:r>
     </w:p>
     <w:p>
-      <w:r>
+      <w:pPr>
+        <w:rPr>
+          <w:lang w:val="en-US"/>
+        </w:rPr>
+      </w:pPr>
+      <w:r>
+        <w:rPr>
+          <w:lang w:val="en-US"/>
+        </w:rPr>
         <w:t>3. In the event of unresolved situations, the Organizing Committee makes a decision in accordance with the principles established by these Regulations.</w:t>
       </w:r>
     </w:p>
     <w:p>
       <w:pPr>
         <w:ind w:firstLine="0"/>
+        <w:rPr>
+          <w:lang w:val="en-US"/>
+        </w:rPr>
       </w:pPr>
     </w:p>
     <w:tbl>
@@ -1262,9 +2747,9 @@
         <w:tblLook w:val="04A0" w:firstRow="1" w:lastRow="0" w:firstColumn="1" w:lastColumn="0" w:noHBand="0" w:noVBand="1"/>
       </w:tblPr>
       <w:tblGrid>
-        <w:gridCol w:w="3130"/>
+        <w:gridCol w:w="3094"/>
         <w:gridCol w:w="3576"/>
-        <w:gridCol w:w="3046"/>
+        <w:gridCol w:w="3082"/>
       </w:tblGrid>
       <w:tr>
         <w:trPr>
@@ -1286,8 +2771,14 @@
               <w:spacing w:line="240" w:lineRule="auto"/>
               <w:ind w:firstLine="0"/>
               <w:jc w:val="left"/>
+              <w:rPr>
+                <w:lang w:val="en-US"/>
+              </w:rPr>
             </w:pPr>
             <w:r>
+              <w:rPr>
+                <w:lang w:val="en-US"/>
+              </w:rPr>
               <w:t>Co-Chair of the Organizing Committee</w:t>
             </w:r>
           </w:p>
@@ -1577,8 +3068,14 @@
       <w:pPr>
         <w:ind w:firstLine="0"/>
         <w:jc w:val="right"/>
-      </w:pPr>
-      <w:r>
+        <w:rPr>
+          <w:lang w:val="en-US"/>
+        </w:rPr>
+      </w:pPr>
+      <w:r>
+        <w:rPr>
+          <w:lang w:val="en-US"/>
+        </w:rPr>
         <w:t>to the Regulations on the holding of</w:t>
       </w:r>
     </w:p>
@@ -1586,38 +3083,60 @@
       <w:pPr>
         <w:ind w:firstLine="0"/>
         <w:jc w:val="right"/>
-      </w:pPr>
-      <w:r>
+        <w:rPr>
+          <w:lang w:val="en-US"/>
+        </w:rPr>
+      </w:pPr>
+      <w:r>
+        <w:rPr>
+          <w:lang w:val="en-US"/>
+        </w:rPr>
         <w:t>the international tournament “YCT”</w:t>
       </w:r>
     </w:p>
     <w:p>
       <w:pPr>
         <w:ind w:firstLine="0"/>
+        <w:rPr>
+          <w:lang w:val="en-US"/>
+        </w:rPr>
       </w:pPr>
     </w:p>
     <w:p>
       <w:pPr>
         <w:ind w:firstLine="0"/>
-      </w:pPr>
-    </w:p>
-    <w:p>
-      <w:pPr>
-        <w:pStyle w:val="Heading1"/>
+        <w:rPr>
+          <w:lang w:val="en-US"/>
+        </w:rPr>
+      </w:pPr>
+    </w:p>
+    <w:p>
+      <w:pPr>
+        <w:pStyle w:val="1"/>
         <w:keepNext/>
+        <w:rPr>
+          <w:lang w:val="en-US"/>
+        </w:rPr>
       </w:pPr>
       <w:r>
         <w:rPr>
           <w:b w:val="0"/>
           <w:sz w:val="28"/>
+          <w:lang w:val="en-US"/>
         </w:rPr>
         <w:t>Jury Form</w:t>
       </w:r>
     </w:p>
-    <w:p/>
+    <w:p>
+      <w:pPr>
+        <w:rPr>
+          <w:lang w:val="en-US"/>
+        </w:rPr>
+      </w:pPr>
+    </w:p>
     <w:tbl>
       <w:tblPr>
-        <w:tblStyle w:val="TableGrid"/>
+        <w:tblStyle w:val="ab"/>
         <w:tblW w:w="5000" w:type="pct"/>
         <w:jc w:val="center"/>
         <w:tblLayout w:type="fixed"/>
@@ -1642,7 +3161,7 @@
         </w:trPr>
         <w:tc>
           <w:tcPr>
-            <w:tcW w:w="2835" w:type="dxa"/>
+            <w:tcW w:w="2866" w:type="dxa"/>
             <w:shd w:val="clear" w:color="auto" w:fill="D9D9D9"/>
           </w:tcPr>
           <w:p>
@@ -1660,7 +3179,7 @@
         </w:tc>
         <w:tc>
           <w:tcPr>
-            <w:tcW w:w="1020" w:type="dxa"/>
+            <w:tcW w:w="1031" w:type="dxa"/>
             <w:shd w:val="clear" w:color="auto" w:fill="D9D9D9"/>
           </w:tcPr>
           <w:p>
@@ -1678,7 +3197,7 @@
         </w:tc>
         <w:tc>
           <w:tcPr>
-            <w:tcW w:w="5783" w:type="dxa"/>
+            <w:tcW w:w="5845" w:type="dxa"/>
             <w:shd w:val="clear" w:color="auto" w:fill="D9D9D9"/>
           </w:tcPr>
           <w:p>
@@ -1702,23 +3221,33 @@
         </w:trPr>
         <w:tc>
           <w:tcPr>
-            <w:tcW w:w="2835" w:type="dxa"/>
+            <w:tcW w:w="2866" w:type="dxa"/>
           </w:tcPr>
           <w:p>
             <w:pPr>
               <w:jc w:val="center"/>
+              <w:rPr>
+                <w:lang w:val="en-US"/>
+              </w:rPr>
             </w:pPr>
             <w:r>
               <w:rPr>
                 <w:sz w:val="17"/>
+                <w:lang w:val="en-US"/>
               </w:rPr>
               <w:t>IMPACT</w:t>
             </w:r>
           </w:p>
           <w:p>
+            <w:pPr>
+              <w:rPr>
+                <w:lang w:val="en-US"/>
+              </w:rPr>
+            </w:pPr>
             <w:r>
               <w:rPr>
                 <w:sz w:val="17"/>
+                <w:lang w:val="en-US"/>
               </w:rPr>
               <w:t>1. Concept and strength of the idea</w:t>
             </w:r>
@@ -1726,7 +3255,7 @@
         </w:tc>
         <w:tc>
           <w:tcPr>
-            <w:tcW w:w="1020" w:type="dxa"/>
+            <w:tcW w:w="1031" w:type="dxa"/>
           </w:tcPr>
           <w:p>
             <w:pPr>
@@ -1742,28 +3271,46 @@
         </w:tc>
         <w:tc>
           <w:tcPr>
-            <w:tcW w:w="5783" w:type="dxa"/>
+            <w:tcW w:w="5845" w:type="dxa"/>
           </w:tcPr>
           <w:p>
+            <w:pPr>
+              <w:rPr>
+                <w:lang w:val="en-US"/>
+              </w:rPr>
+            </w:pPr>
             <w:r>
               <w:rPr>
                 <w:sz w:val="17"/>
+                <w:lang w:val="en-US"/>
               </w:rPr>
               <w:t>0–2 — the idea is weak, unclear, too banal, or not developed; it is unclear why the film was made</w:t>
             </w:r>
           </w:p>
           <w:p>
+            <w:pPr>
+              <w:rPr>
+                <w:lang w:val="en-US"/>
+              </w:rPr>
+            </w:pPr>
             <w:r>
               <w:rPr>
                 <w:sz w:val="17"/>
+                <w:lang w:val="en-US"/>
               </w:rPr>
               <w:t>3–5 — the idea is understandable, but developed superficially; there is potential, but not enough precision</w:t>
             </w:r>
           </w:p>
           <w:p>
+            <w:pPr>
+              <w:rPr>
+                <w:lang w:val="en-US"/>
+              </w:rPr>
+            </w:pPr>
             <w:r>
               <w:rPr>
                 <w:sz w:val="17"/>
+                <w:lang w:val="en-US"/>
               </w:rPr>
               <w:t>6–8 — the idea is strong, clear, and memorable; it fits the short film format well</w:t>
             </w:r>
@@ -1777,23 +3324,33 @@
         </w:trPr>
         <w:tc>
           <w:tcPr>
-            <w:tcW w:w="2835" w:type="dxa"/>
+            <w:tcW w:w="2866" w:type="dxa"/>
           </w:tcPr>
           <w:p>
             <w:pPr>
               <w:jc w:val="center"/>
+              <w:rPr>
+                <w:lang w:val="en-US"/>
+              </w:rPr>
             </w:pPr>
             <w:r>
               <w:rPr>
                 <w:sz w:val="17"/>
+                <w:lang w:val="en-US"/>
               </w:rPr>
               <w:t>IMPACT</w:t>
             </w:r>
           </w:p>
           <w:p>
+            <w:pPr>
+              <w:rPr>
+                <w:lang w:val="en-US"/>
+              </w:rPr>
+            </w:pPr>
             <w:r>
               <w:rPr>
                 <w:sz w:val="17"/>
+                <w:lang w:val="en-US"/>
               </w:rPr>
               <w:t>2. Screenplay, plot, and dramaturgy</w:t>
             </w:r>
@@ -1801,7 +3358,7 @@
         </w:tc>
         <w:tc>
           <w:tcPr>
-            <w:tcW w:w="1020" w:type="dxa"/>
+            <w:tcW w:w="1031" w:type="dxa"/>
           </w:tcPr>
           <w:p>
             <w:pPr>
@@ -1817,28 +3374,46 @@
         </w:tc>
         <w:tc>
           <w:tcPr>
-            <w:tcW w:w="5783" w:type="dxa"/>
+            <w:tcW w:w="5845" w:type="dxa"/>
           </w:tcPr>
           <w:p>
+            <w:pPr>
+              <w:rPr>
+                <w:lang w:val="en-US"/>
+              </w:rPr>
+            </w:pPr>
             <w:r>
               <w:rPr>
                 <w:sz w:val="17"/>
+                <w:lang w:val="en-US"/>
               </w:rPr>
               <w:t>0–2 — the story falls apart, events are random, the conflict or ending does not work</w:t>
             </w:r>
           </w:p>
           <w:p>
+            <w:pPr>
+              <w:rPr>
+                <w:lang w:val="en-US"/>
+              </w:rPr>
+            </w:pPr>
             <w:r>
               <w:rPr>
                 <w:sz w:val="17"/>
+                <w:lang w:val="en-US"/>
               </w:rPr>
               <w:t>3–5 — the story is understandable, but there are slow parts, abrupt transitions, or an underdeveloped conflict</w:t>
             </w:r>
           </w:p>
           <w:p>
+            <w:pPr>
+              <w:rPr>
+                <w:lang w:val="en-US"/>
+              </w:rPr>
+            </w:pPr>
             <w:r>
               <w:rPr>
                 <w:sz w:val="17"/>
+                <w:lang w:val="en-US"/>
               </w:rPr>
               <w:t>6–8 — the script is coherent, without unnecessary scenes; the development and ending are convincing</w:t>
             </w:r>
@@ -1852,7 +3427,7 @@
         </w:trPr>
         <w:tc>
           <w:tcPr>
-            <w:tcW w:w="2835" w:type="dxa"/>
+            <w:tcW w:w="2866" w:type="dxa"/>
           </w:tcPr>
           <w:p>
             <w:pPr>
@@ -1876,7 +3451,7 @@
         </w:tc>
         <w:tc>
           <w:tcPr>
-            <w:tcW w:w="1020" w:type="dxa"/>
+            <w:tcW w:w="1031" w:type="dxa"/>
           </w:tcPr>
           <w:p>
             <w:pPr>
@@ -1892,28 +3467,46 @@
         </w:tc>
         <w:tc>
           <w:tcPr>
-            <w:tcW w:w="5783" w:type="dxa"/>
+            <w:tcW w:w="5845" w:type="dxa"/>
           </w:tcPr>
           <w:p>
+            <w:pPr>
+              <w:rPr>
+                <w:lang w:val="en-US"/>
+              </w:rPr>
+            </w:pPr>
             <w:r>
               <w:rPr>
                 <w:sz w:val="17"/>
+                <w:lang w:val="en-US"/>
               </w:rPr>
               <w:t>0–2 — the film evokes almost no emotion; the scenes look empty or unconvincing</w:t>
             </w:r>
           </w:p>
           <w:p>
+            <w:pPr>
+              <w:rPr>
+                <w:lang w:val="en-US"/>
+              </w:rPr>
+            </w:pPr>
             <w:r>
               <w:rPr>
                 <w:sz w:val="17"/>
+                <w:lang w:val="en-US"/>
               </w:rPr>
               <w:t>3–5 — there are individual strong moments, but the impression is uneven or fades quickly</w:t>
             </w:r>
           </w:p>
           <w:p>
+            <w:pPr>
+              <w:rPr>
+                <w:lang w:val="en-US"/>
+              </w:rPr>
+            </w:pPr>
             <w:r>
               <w:rPr>
                 <w:sz w:val="17"/>
+                <w:lang w:val="en-US"/>
               </w:rPr>
               <w:t>6–8 — the film has a strong effect on the viewer and leaves an aftertaste after viewing</w:t>
             </w:r>
@@ -1927,23 +3520,33 @@
         </w:trPr>
         <w:tc>
           <w:tcPr>
-            <w:tcW w:w="2835" w:type="dxa"/>
+            <w:tcW w:w="2866" w:type="dxa"/>
           </w:tcPr>
           <w:p>
             <w:pPr>
               <w:jc w:val="center"/>
+              <w:rPr>
+                <w:lang w:val="en-US"/>
+              </w:rPr>
             </w:pPr>
             <w:r>
               <w:rPr>
                 <w:sz w:val="17"/>
+                <w:lang w:val="en-US"/>
               </w:rPr>
               <w:t>IMPACT</w:t>
             </w:r>
           </w:p>
           <w:p>
+            <w:pPr>
+              <w:rPr>
+                <w:lang w:val="en-US"/>
+              </w:rPr>
+            </w:pPr>
             <w:r>
               <w:rPr>
                 <w:sz w:val="17"/>
+                <w:lang w:val="en-US"/>
               </w:rPr>
               <w:t>4. Acting and credibility of characters</w:t>
             </w:r>
@@ -1951,7 +3554,7 @@
         </w:tc>
         <w:tc>
           <w:tcPr>
-            <w:tcW w:w="1020" w:type="dxa"/>
+            <w:tcW w:w="1031" w:type="dxa"/>
           </w:tcPr>
           <w:p>
             <w:pPr>
@@ -1967,28 +3570,46 @@
         </w:tc>
         <w:tc>
           <w:tcPr>
-            <w:tcW w:w="5783" w:type="dxa"/>
+            <w:tcW w:w="5845" w:type="dxa"/>
           </w:tcPr>
           <w:p>
+            <w:pPr>
+              <w:rPr>
+                <w:lang w:val="en-US"/>
+              </w:rPr>
+            </w:pPr>
             <w:r>
               <w:rPr>
                 <w:sz w:val="17"/>
+                <w:lang w:val="en-US"/>
               </w:rPr>
               <w:t>0–2 — the acting is unconvincing, emotions look fake, characters do not inspire trust</w:t>
             </w:r>
           </w:p>
           <w:p>
+            <w:pPr>
+              <w:rPr>
+                <w:lang w:val="en-US"/>
+              </w:rPr>
+            </w:pPr>
             <w:r>
               <w:rPr>
                 <w:sz w:val="17"/>
+                <w:lang w:val="en-US"/>
               </w:rPr>
               <w:t>3–4 — the acting is understandable, but at times uneven, stiff, or not precise enough</w:t>
             </w:r>
           </w:p>
           <w:p>
+            <w:pPr>
+              <w:rPr>
+                <w:lang w:val="en-US"/>
+              </w:rPr>
+            </w:pPr>
             <w:r>
               <w:rPr>
                 <w:sz w:val="17"/>
+                <w:lang w:val="en-US"/>
               </w:rPr>
               <w:t>5–6 — the characters feel alive; the actors strengthen the emotional impact of the film</w:t>
             </w:r>
@@ -2002,31 +3623,48 @@
         </w:trPr>
         <w:tc>
           <w:tcPr>
-            <w:tcW w:w="2835" w:type="dxa"/>
+            <w:tcW w:w="2866" w:type="dxa"/>
           </w:tcPr>
           <w:p>
             <w:pPr>
               <w:jc w:val="center"/>
+              <w:rPr>
+                <w:lang w:val="en-US"/>
+              </w:rPr>
             </w:pPr>
             <w:r>
               <w:rPr>
                 <w:sz w:val="17"/>
-              </w:rPr>
-              <w:t>VISUAL</w:t>
+                <w:lang w:val="en-US"/>
+              </w:rPr>
+              <w:t>TECH</w:t>
             </w:r>
           </w:p>
           <w:p>
+            <w:pPr>
+              <w:rPr>
+                <w:lang w:val="en-US"/>
+              </w:rPr>
+            </w:pPr>
             <w:r>
               <w:rPr>
                 <w:sz w:val="17"/>
-              </w:rPr>
-              <w:t>5. Cinematography and frame composition</w:t>
+                <w:lang w:val="en-US"/>
+              </w:rPr>
+              <w:t>5</w:t>
+            </w:r>
+            <w:r>
+              <w:rPr>
+                <w:sz w:val="17"/>
+                <w:lang w:val="en-US"/>
+              </w:rPr>
+              <w:t>. Technical complexity and ingenuity</w:t>
             </w:r>
           </w:p>
         </w:tc>
         <w:tc>
           <w:tcPr>
-            <w:tcW w:w="1020" w:type="dxa"/>
+            <w:tcW w:w="1031" w:type="dxa"/>
           </w:tcPr>
           <w:p>
             <w:pPr>
@@ -2042,30 +3680,48 @@
         </w:tc>
         <w:tc>
           <w:tcPr>
-            <w:tcW w:w="5783" w:type="dxa"/>
+            <w:tcW w:w="5845" w:type="dxa"/>
           </w:tcPr>
           <w:p>
+            <w:pPr>
+              <w:rPr>
+                <w:lang w:val="en-US"/>
+              </w:rPr>
+            </w:pPr>
             <w:r>
               <w:rPr>
                 <w:sz w:val="17"/>
-              </w:rPr>
-              <w:t>0–2 — the shots are random, the composition is weak, the camera interferes with perception</w:t>
+                <w:lang w:val="en-US"/>
+              </w:rPr>
+              <w:t>0–2 — there are almost no complex technical solutions, or they are executed unsuccessfully</w:t>
             </w:r>
           </w:p>
           <w:p>
+            <w:pPr>
+              <w:rPr>
+                <w:lang w:val="en-US"/>
+              </w:rPr>
+            </w:pPr>
             <w:r>
               <w:rPr>
                 <w:sz w:val="17"/>
-              </w:rPr>
-              <w:t>3–5 — the camera works clearly, there are successful shots, but the solution is not always meaningful</w:t>
+                <w:lang w:val="en-US"/>
+              </w:rPr>
+              <w:t>3–5 — there are interesting attempts, but the implementation is uneven in places or not fully thought out</w:t>
             </w:r>
           </w:p>
           <w:p>
+            <w:pPr>
+              <w:rPr>
+                <w:lang w:val="en-US"/>
+              </w:rPr>
+            </w:pPr>
             <w:r>
               <w:rPr>
                 <w:sz w:val="17"/>
-              </w:rPr>
-              <w:t>6–8 — the frame is thought out; the camera reveals the story, atmosphere, and the state of the characters</w:t>
+                <w:lang w:val="en-US"/>
+              </w:rPr>
+              <w:t>6–8 — a high level of technical ingenuity is visible; the film creates a feeling of “how did they film this?”</w:t>
             </w:r>
           </w:p>
         </w:tc>
@@ -2077,31 +3733,48 @@
         </w:trPr>
         <w:tc>
           <w:tcPr>
-            <w:tcW w:w="2835" w:type="dxa"/>
+            <w:tcW w:w="2866" w:type="dxa"/>
           </w:tcPr>
           <w:p>
             <w:pPr>
               <w:jc w:val="center"/>
+              <w:rPr>
+                <w:lang w:val="en-US"/>
+              </w:rPr>
             </w:pPr>
             <w:r>
               <w:rPr>
                 <w:sz w:val="17"/>
-              </w:rPr>
-              <w:t>VISUAL</w:t>
+                <w:lang w:val="en-US"/>
+              </w:rPr>
+              <w:t>TECH</w:t>
             </w:r>
           </w:p>
           <w:p>
+            <w:pPr>
+              <w:rPr>
+                <w:lang w:val="en-US"/>
+              </w:rPr>
+            </w:pPr>
             <w:r>
               <w:rPr>
                 <w:sz w:val="17"/>
-              </w:rPr>
-              <w:t>6. Lighting, color, and visual style</w:t>
+                <w:lang w:val="en-US"/>
+              </w:rPr>
+              <w:t>6</w:t>
+            </w:r>
+            <w:r>
+              <w:rPr>
+                <w:sz w:val="17"/>
+                <w:lang w:val="en-US"/>
+              </w:rPr>
+              <w:t>. Editing, rhythm, and assembly of the film</w:t>
             </w:r>
           </w:p>
         </w:tc>
         <w:tc>
           <w:tcPr>
-            <w:tcW w:w="1020" w:type="dxa"/>
+            <w:tcW w:w="1031" w:type="dxa"/>
           </w:tcPr>
           <w:p>
             <w:pPr>
@@ -2117,30 +3790,48 @@
         </w:tc>
         <w:tc>
           <w:tcPr>
-            <w:tcW w:w="5783" w:type="dxa"/>
+            <w:tcW w:w="5845" w:type="dxa"/>
           </w:tcPr>
           <w:p>
+            <w:pPr>
+              <w:rPr>
+                <w:lang w:val="en-US"/>
+              </w:rPr>
+            </w:pPr>
             <w:r>
               <w:rPr>
                 <w:sz w:val="17"/>
-              </w:rPr>
-              <w:t>0–2 — lighting and color are random or technically interfere with viewing; the image is careless</w:t>
+                <w:lang w:val="en-US"/>
+              </w:rPr>
+              <w:t>0–2 — the editing interferes with understanding, the film is drawn out or chaotic</w:t>
             </w:r>
           </w:p>
           <w:p>
+            <w:pPr>
+              <w:rPr>
+                <w:lang w:val="en-US"/>
+              </w:rPr>
+            </w:pPr>
             <w:r>
               <w:rPr>
                 <w:sz w:val="17"/>
-              </w:rPr>
-              <w:t>3–5 — there is an attempt to create a style, but it is not always consistent or does not fully work</w:t>
+                <w:lang w:val="en-US"/>
+              </w:rPr>
+              <w:t>3–5 — the editing generally works, but there are slow parts, abrupt transitions, or unnecessary scenes</w:t>
             </w:r>
           </w:p>
           <w:p>
+            <w:pPr>
+              <w:rPr>
+                <w:lang w:val="en-US"/>
+              </w:rPr>
+            </w:pPr>
             <w:r>
               <w:rPr>
                 <w:sz w:val="17"/>
-              </w:rPr>
-              <w:t>6–8 — lighting and color create an expressive atmosphere and make the film visually cohesive</w:t>
+                <w:lang w:val="en-US"/>
+              </w:rPr>
+              <w:t>6–8 — the editing is precise, the rhythm holds attention, scenes are connected meaningfully</w:t>
             </w:r>
           </w:p>
         </w:tc>
@@ -2152,31 +3843,48 @@
         </w:trPr>
         <w:tc>
           <w:tcPr>
-            <w:tcW w:w="2835" w:type="dxa"/>
+            <w:tcW w:w="2866" w:type="dxa"/>
           </w:tcPr>
           <w:p>
             <w:pPr>
               <w:jc w:val="center"/>
+              <w:rPr>
+                <w:lang w:val="en-US"/>
+              </w:rPr>
             </w:pPr>
             <w:r>
               <w:rPr>
                 <w:sz w:val="17"/>
-              </w:rPr>
-              <w:t>VISUAL</w:t>
+                <w:lang w:val="en-US"/>
+              </w:rPr>
+              <w:t>TECH</w:t>
             </w:r>
           </w:p>
           <w:p>
+            <w:pPr>
+              <w:rPr>
+                <w:lang w:val="en-US"/>
+              </w:rPr>
+            </w:pPr>
             <w:r>
               <w:rPr>
                 <w:sz w:val="17"/>
-              </w:rPr>
-              <w:t>7. Production design: locations, costumes, props</w:t>
+                <w:lang w:val="en-US"/>
+              </w:rPr>
+              <w:t>7</w:t>
+            </w:r>
+            <w:r>
+              <w:rPr>
+                <w:sz w:val="17"/>
+                <w:lang w:val="en-US"/>
+              </w:rPr>
+              <w:t>. Sound, music, and sound atmosphere</w:t>
             </w:r>
           </w:p>
         </w:tc>
         <w:tc>
           <w:tcPr>
-            <w:tcW w:w="1020" w:type="dxa"/>
+            <w:tcW w:w="1031" w:type="dxa"/>
           </w:tcPr>
           <w:p>
             <w:pPr>
@@ -2192,30 +3900,48 @@
         </w:tc>
         <w:tc>
           <w:tcPr>
-            <w:tcW w:w="5783" w:type="dxa"/>
+            <w:tcW w:w="5845" w:type="dxa"/>
           </w:tcPr>
           <w:p>
+            <w:pPr>
+              <w:rPr>
+                <w:lang w:val="en-US"/>
+              </w:rPr>
+            </w:pPr>
             <w:r>
               <w:rPr>
                 <w:sz w:val="17"/>
-              </w:rPr>
-              <w:t>0–2 — the film space is random; locations, costumes, and props do not help the story</w:t>
+                <w:lang w:val="en-US"/>
+              </w:rPr>
+              <w:t>0–2 — speech is hard to hear, music interferes, noises are random or careless</w:t>
             </w:r>
           </w:p>
           <w:p>
+            <w:pPr>
+              <w:rPr>
+                <w:lang w:val="en-US"/>
+              </w:rPr>
+            </w:pPr>
             <w:r>
               <w:rPr>
                 <w:sz w:val="17"/>
-              </w:rPr>
-              <w:t>3–5 — there are successful details, but the world of the film is not fully assembled</w:t>
+                <w:lang w:val="en-US"/>
+              </w:rPr>
+              <w:t>3–5 — the sound is understandable, but not always clean or expressive</w:t>
             </w:r>
           </w:p>
           <w:p>
+            <w:pPr>
+              <w:rPr>
+                <w:lang w:val="en-US"/>
+              </w:rPr>
+            </w:pPr>
             <w:r>
               <w:rPr>
                 <w:sz w:val="17"/>
-              </w:rPr>
-              <w:t>6–8 — the design strengthens the atmosphere, characters, and meaning; details work consciously</w:t>
+                <w:lang w:val="en-US"/>
+              </w:rPr>
+              <w:t>6–8 — music, silence, noises, and speech create atmosphere and strengthen emotion</w:t>
             </w:r>
           </w:p>
         </w:tc>
@@ -2227,31 +3953,48 @@
         </w:trPr>
         <w:tc>
           <w:tcPr>
-            <w:tcW w:w="2835" w:type="dxa"/>
+            <w:tcW w:w="2866" w:type="dxa"/>
           </w:tcPr>
           <w:p>
             <w:pPr>
               <w:jc w:val="center"/>
+              <w:rPr>
+                <w:lang w:val="en-US"/>
+              </w:rPr>
             </w:pPr>
             <w:r>
               <w:rPr>
                 <w:sz w:val="17"/>
-              </w:rPr>
-              <w:t>VISUAL</w:t>
+                <w:lang w:val="en-US"/>
+              </w:rPr>
+              <w:t>TECH</w:t>
             </w:r>
           </w:p>
           <w:p>
+            <w:pPr>
+              <w:rPr>
+                <w:lang w:val="en-US"/>
+              </w:rPr>
+            </w:pPr>
             <w:r>
               <w:rPr>
                 <w:sz w:val="17"/>
-              </w:rPr>
-              <w:t>8. Visual integrity of the film</w:t>
+                <w:lang w:val="en-US"/>
+              </w:rPr>
+              <w:t>8</w:t>
+            </w:r>
+            <w:r>
+              <w:rPr>
+                <w:sz w:val="17"/>
+                <w:lang w:val="en-US"/>
+              </w:rPr>
+              <w:t>. Post-production: color correction, VFX, titles, processing</w:t>
             </w:r>
           </w:p>
         </w:tc>
         <w:tc>
           <w:tcPr>
-            <w:tcW w:w="1020" w:type="dxa"/>
+            <w:tcW w:w="1031" w:type="dxa"/>
           </w:tcPr>
           <w:p>
             <w:pPr>
@@ -2267,30 +4010,48 @@
         </w:tc>
         <w:tc>
           <w:tcPr>
-            <w:tcW w:w="5783" w:type="dxa"/>
+            <w:tcW w:w="5845" w:type="dxa"/>
           </w:tcPr>
           <w:p>
+            <w:pPr>
+              <w:rPr>
+                <w:lang w:val="en-US"/>
+              </w:rPr>
+            </w:pPr>
             <w:r>
               <w:rPr>
                 <w:sz w:val="17"/>
-              </w:rPr>
-              <w:t>0–2 — the visual style falls apart, scenes look disconnected</w:t>
+                <w:lang w:val="en-US"/>
+              </w:rPr>
+              <w:t>0–2 — post-production is weak or careless; there are noticeable technical errors</w:t>
             </w:r>
           </w:p>
           <w:p>
+            <w:pPr>
+              <w:rPr>
+                <w:lang w:val="en-US"/>
+              </w:rPr>
+            </w:pPr>
             <w:r>
               <w:rPr>
                 <w:sz w:val="17"/>
-              </w:rPr>
-              <w:t>3–4 — there is an overall style, but individual scenes stand out or look weaker than the others</w:t>
+                <w:lang w:val="en-US"/>
+              </w:rPr>
+              <w:t>3–4 — processing is acceptable, but not always neat or stylistically unified</w:t>
             </w:r>
           </w:p>
           <w:p>
+            <w:pPr>
+              <w:rPr>
+                <w:lang w:val="en-US"/>
+              </w:rPr>
+            </w:pPr>
             <w:r>
               <w:rPr>
                 <w:sz w:val="17"/>
-              </w:rPr>
-              <w:t>5–6 — image, color, light, and design work in one direction</w:t>
+                <w:lang w:val="en-US"/>
+              </w:rPr>
+              <w:t>5–6 — the final processing looks neat, professional, and strengthens the film</w:t>
             </w:r>
           </w:p>
         </w:tc>
@@ -2302,31 +4063,49 @@
         </w:trPr>
         <w:tc>
           <w:tcPr>
-            <w:tcW w:w="2835" w:type="dxa"/>
+            <w:tcW w:w="2866" w:type="dxa"/>
           </w:tcPr>
           <w:p>
             <w:pPr>
               <w:jc w:val="center"/>
+              <w:rPr>
+                <w:lang w:val="en-US"/>
+              </w:rPr>
             </w:pPr>
             <w:r>
               <w:rPr>
                 <w:sz w:val="17"/>
-              </w:rPr>
-              <w:t>TECH</w:t>
+                <w:lang w:val="en-US"/>
+              </w:rPr>
+              <w:lastRenderedPageBreak/>
+              <w:t>GENERAL</w:t>
             </w:r>
           </w:p>
           <w:p>
+            <w:pPr>
+              <w:rPr>
+                <w:lang w:val="en-US"/>
+              </w:rPr>
+            </w:pPr>
             <w:r>
               <w:rPr>
                 <w:sz w:val="17"/>
-              </w:rPr>
-              <w:t>9. Technical complexity and ingenuity</w:t>
+                <w:lang w:val="en-US"/>
+              </w:rPr>
+              <w:t>9</w:t>
+            </w:r>
+            <w:r>
+              <w:rPr>
+                <w:sz w:val="17"/>
+                <w:lang w:val="en-US"/>
+              </w:rPr>
+              <w:t>. Directing and integrity of expression</w:t>
             </w:r>
           </w:p>
         </w:tc>
         <w:tc>
           <w:tcPr>
-            <w:tcW w:w="1020" w:type="dxa"/>
+            <w:tcW w:w="1031" w:type="dxa"/>
           </w:tcPr>
           <w:p>
             <w:pPr>
@@ -2336,334 +4115,52 @@
               <w:rPr>
                 <w:sz w:val="17"/>
               </w:rPr>
-              <w:t>/8</w:t>
+              <w:t>/10</w:t>
             </w:r>
           </w:p>
         </w:tc>
         <w:tc>
           <w:tcPr>
-            <w:tcW w:w="5783" w:type="dxa"/>
+            <w:tcW w:w="5845" w:type="dxa"/>
           </w:tcPr>
           <w:p>
+            <w:pPr>
+              <w:rPr>
+                <w:lang w:val="en-US"/>
+              </w:rPr>
+            </w:pPr>
             <w:r>
               <w:rPr>
                 <w:sz w:val="17"/>
-              </w:rPr>
-              <w:t>0–2 — there are almost no complex technical solutions, or they are executed unsuccessfully</w:t>
-            </w:r>
-          </w:p>
-          <w:p>
-            <w:r>
-              <w:rPr>
-                <w:sz w:val="17"/>
-              </w:rPr>
-              <w:t>3–5 — there are interesting attempts, but the implementation is uneven in places or not fully thought out</w:t>
-            </w:r>
-          </w:p>
-          <w:p>
-            <w:r>
-              <w:rPr>
-                <w:sz w:val="17"/>
-              </w:rPr>
-              <w:t>6–8 — a high level of technical ingenuity is visible; the film creates a feeling of “how did they film this?”</w:t>
-            </w:r>
-          </w:p>
-        </w:tc>
-      </w:tr>
-      <w:tr>
-        <w:trPr>
-          <w:cantSplit/>
-          <w:jc w:val="center"/>
-        </w:trPr>
-        <w:tc>
-          <w:tcPr>
-            <w:tcW w:w="2835" w:type="dxa"/>
-          </w:tcPr>
-          <w:p>
-            <w:pPr>
-              <w:jc w:val="center"/>
-            </w:pPr>
-            <w:r>
-              <w:rPr>
-                <w:sz w:val="17"/>
-              </w:rPr>
-              <w:t>TECH</w:t>
-            </w:r>
-          </w:p>
-          <w:p>
-            <w:r>
-              <w:rPr>
-                <w:sz w:val="17"/>
-              </w:rPr>
-              <w:t>10. Editing, rhythm, and assembly of the film</w:t>
-            </w:r>
-          </w:p>
-        </w:tc>
-        <w:tc>
-          <w:tcPr>
-            <w:tcW w:w="1020" w:type="dxa"/>
-          </w:tcPr>
-          <w:p>
-            <w:pPr>
-              <w:jc w:val="center"/>
-            </w:pPr>
-            <w:r>
-              <w:rPr>
-                <w:sz w:val="17"/>
-              </w:rPr>
-              <w:t>/8</w:t>
-            </w:r>
-          </w:p>
-        </w:tc>
-        <w:tc>
-          <w:tcPr>
-            <w:tcW w:w="5783" w:type="dxa"/>
-          </w:tcPr>
-          <w:p>
-            <w:r>
-              <w:rPr>
-                <w:sz w:val="17"/>
-              </w:rPr>
-              <w:t>0–2 — the editing interferes with understanding, the film is drawn out or chaotic</w:t>
-            </w:r>
-          </w:p>
-          <w:p>
-            <w:r>
-              <w:rPr>
-                <w:sz w:val="17"/>
-              </w:rPr>
-              <w:t>3–5 — the editing generally works, but there are slow parts, abrupt transitions, or unnecessary scenes</w:t>
-            </w:r>
-          </w:p>
-          <w:p>
-            <w:r>
-              <w:rPr>
-                <w:sz w:val="17"/>
-              </w:rPr>
-              <w:t>6–8 — the editing is precise, the rhythm holds attention, scenes are connected meaningfully</w:t>
-            </w:r>
-          </w:p>
-        </w:tc>
-      </w:tr>
-      <w:tr>
-        <w:trPr>
-          <w:cantSplit/>
-          <w:jc w:val="center"/>
-        </w:trPr>
-        <w:tc>
-          <w:tcPr>
-            <w:tcW w:w="2835" w:type="dxa"/>
-          </w:tcPr>
-          <w:p>
-            <w:pPr>
-              <w:jc w:val="center"/>
-            </w:pPr>
-            <w:r>
-              <w:rPr>
-                <w:sz w:val="17"/>
-              </w:rPr>
-              <w:t>TECH</w:t>
-            </w:r>
-          </w:p>
-          <w:p>
-            <w:r>
-              <w:rPr>
-                <w:sz w:val="17"/>
-              </w:rPr>
-              <w:t>11. Sound, music, and sound atmosphere</w:t>
-            </w:r>
-          </w:p>
-        </w:tc>
-        <w:tc>
-          <w:tcPr>
-            <w:tcW w:w="1020" w:type="dxa"/>
-          </w:tcPr>
-          <w:p>
-            <w:pPr>
-              <w:jc w:val="center"/>
-            </w:pPr>
-            <w:r>
-              <w:rPr>
-                <w:sz w:val="17"/>
-              </w:rPr>
-              <w:t>/8</w:t>
-            </w:r>
-          </w:p>
-        </w:tc>
-        <w:tc>
-          <w:tcPr>
-            <w:tcW w:w="5783" w:type="dxa"/>
-          </w:tcPr>
-          <w:p>
-            <w:r>
-              <w:rPr>
-                <w:sz w:val="17"/>
-              </w:rPr>
-              <w:t>0–2 — speech is hard to hear, music interferes, noises are random or careless</w:t>
-            </w:r>
-          </w:p>
-          <w:p>
-            <w:r>
-              <w:rPr>
-                <w:sz w:val="17"/>
-              </w:rPr>
-              <w:t>3–5 — the sound is understandable, but not always clean or expressive</w:t>
-            </w:r>
-          </w:p>
-          <w:p>
-            <w:r>
-              <w:rPr>
-                <w:sz w:val="17"/>
-              </w:rPr>
-              <w:t>6–8 — music, silence, noises, and speech create atmosphere and strengthen emotion</w:t>
-            </w:r>
-          </w:p>
-        </w:tc>
-      </w:tr>
-      <w:tr>
-        <w:trPr>
-          <w:cantSplit/>
-          <w:jc w:val="center"/>
-        </w:trPr>
-        <w:tc>
-          <w:tcPr>
-            <w:tcW w:w="2835" w:type="dxa"/>
-          </w:tcPr>
-          <w:p>
-            <w:pPr>
-              <w:jc w:val="center"/>
-            </w:pPr>
-            <w:r>
-              <w:rPr>
-                <w:sz w:val="17"/>
-              </w:rPr>
-              <w:t>TECH</w:t>
-            </w:r>
-          </w:p>
-          <w:p>
-            <w:r>
-              <w:rPr>
-                <w:sz w:val="17"/>
-              </w:rPr>
-              <w:t>12. Post-production: color correction, VFX, titles, processing</w:t>
-            </w:r>
-          </w:p>
-        </w:tc>
-        <w:tc>
-          <w:tcPr>
-            <w:tcW w:w="1020" w:type="dxa"/>
-          </w:tcPr>
-          <w:p>
-            <w:pPr>
-              <w:jc w:val="center"/>
-            </w:pPr>
-            <w:r>
-              <w:rPr>
-                <w:sz w:val="17"/>
-              </w:rPr>
-              <w:t>/6</w:t>
-            </w:r>
-          </w:p>
-        </w:tc>
-        <w:tc>
-          <w:tcPr>
-            <w:tcW w:w="5783" w:type="dxa"/>
-          </w:tcPr>
-          <w:p>
-            <w:r>
-              <w:rPr>
-                <w:sz w:val="17"/>
-              </w:rPr>
-              <w:t>0–2 — post-production is weak or careless; there are noticeable technical errors</w:t>
-            </w:r>
-          </w:p>
-          <w:p>
-            <w:r>
-              <w:rPr>
-                <w:sz w:val="17"/>
-              </w:rPr>
-              <w:t>3–4 — processing is acceptable, but not always neat or stylistically unified</w:t>
-            </w:r>
-          </w:p>
-          <w:p>
-            <w:r>
-              <w:rPr>
-                <w:sz w:val="17"/>
-              </w:rPr>
-              <w:t>5–6 — the final processing looks neat, professional, and strengthens the film</w:t>
-            </w:r>
-          </w:p>
-        </w:tc>
-      </w:tr>
-      <w:tr>
-        <w:trPr>
-          <w:cantSplit/>
-          <w:jc w:val="center"/>
-        </w:trPr>
-        <w:tc>
-          <w:tcPr>
-            <w:tcW w:w="2835" w:type="dxa"/>
-          </w:tcPr>
-          <w:p>
-            <w:pPr>
-              <w:jc w:val="center"/>
-            </w:pPr>
-            <w:r>
-              <w:rPr>
-                <w:sz w:val="17"/>
-              </w:rPr>
-              <w:t>GENERAL</w:t>
-            </w:r>
-          </w:p>
-          <w:p>
-            <w:r>
-              <w:rPr>
-                <w:sz w:val="17"/>
-              </w:rPr>
-              <w:t>13. Directing and integrity of expression</w:t>
-            </w:r>
-          </w:p>
-        </w:tc>
-        <w:tc>
-          <w:tcPr>
-            <w:tcW w:w="1020" w:type="dxa"/>
-          </w:tcPr>
-          <w:p>
-            <w:pPr>
-              <w:jc w:val="center"/>
-            </w:pPr>
-            <w:r>
-              <w:rPr>
-                <w:sz w:val="17"/>
-              </w:rPr>
-              <w:t>/10</w:t>
-            </w:r>
-          </w:p>
-        </w:tc>
-        <w:tc>
-          <w:tcPr>
-            <w:tcW w:w="5783" w:type="dxa"/>
-          </w:tcPr>
-          <w:p>
-            <w:r>
-              <w:rPr>
-                <w:sz w:val="17"/>
+                <w:lang w:val="en-US"/>
               </w:rPr>
               <w:t>0–3 — the film does not look cohesive; the elements exist separately from one another</w:t>
             </w:r>
           </w:p>
           <w:p>
+            <w:pPr>
+              <w:rPr>
+                <w:lang w:val="en-US"/>
+              </w:rPr>
+            </w:pPr>
             <w:r>
               <w:rPr>
                 <w:sz w:val="17"/>
+                <w:lang w:val="en-US"/>
               </w:rPr>
               <w:t>4–7 — there is a directorial idea, but it is not always consistently implemented</w:t>
             </w:r>
           </w:p>
           <w:p>
+            <w:pPr>
+              <w:rPr>
+                <w:lang w:val="en-US"/>
+              </w:rPr>
+            </w:pPr>
             <w:r>
               <w:rPr>
                 <w:sz w:val="17"/>
+                <w:lang w:val="en-US"/>
               </w:rPr>
               <w:t>8–10 — the film feels like a cohesive authorial statement; all elements work together</w:t>
             </w:r>
@@ -2672,7 +4169,15 @@
       </w:tr>
     </w:tbl>
     <w:p>
-      <w:r>
+      <w:pPr>
+        <w:rPr>
+          <w:lang w:val="en-US"/>
+        </w:rPr>
+      </w:pPr>
+      <w:r>
+        <w:rPr>
+          <w:lang w:val="en-US"/>
+        </w:rPr>
         <w:br w:type="page"/>
       </w:r>
     </w:p>
@@ -2680,8 +4185,15 @@
       <w:pPr>
         <w:ind w:firstLine="0"/>
         <w:jc w:val="right"/>
-      </w:pPr>
-      <w:r>
+        <w:rPr>
+          <w:lang w:val="en-US"/>
+        </w:rPr>
+      </w:pPr>
+      <w:r>
+        <w:rPr>
+          <w:lang w:val="en-US"/>
+        </w:rPr>
+        <w:lastRenderedPageBreak/>
         <w:t>Appendix No. 2</w:t>
       </w:r>
     </w:p>
@@ -2689,8 +4201,14 @@
       <w:pPr>
         <w:ind w:firstLine="0"/>
         <w:jc w:val="right"/>
-      </w:pPr>
-      <w:r>
+        <w:rPr>
+          <w:lang w:val="en-US"/>
+        </w:rPr>
+      </w:pPr>
+      <w:r>
+        <w:rPr>
+          <w:lang w:val="en-US"/>
+        </w:rPr>
         <w:t>to the Regulations on the holding of</w:t>
       </w:r>
     </w:p>
@@ -2698,30 +4216,46 @@
       <w:pPr>
         <w:ind w:firstLine="0"/>
         <w:jc w:val="right"/>
-      </w:pPr>
-      <w:r>
+        <w:rPr>
+          <w:lang w:val="en-US"/>
+        </w:rPr>
+      </w:pPr>
+      <w:r>
+        <w:rPr>
+          <w:lang w:val="en-US"/>
+        </w:rPr>
         <w:t>the international tournament “YCT”</w:t>
       </w:r>
     </w:p>
     <w:p>
       <w:pPr>
         <w:ind w:firstLine="0"/>
+        <w:rPr>
+          <w:lang w:val="en-US"/>
+        </w:rPr>
       </w:pPr>
     </w:p>
     <w:p>
       <w:pPr>
         <w:ind w:firstLine="0"/>
-      </w:pPr>
-    </w:p>
-    <w:p>
-      <w:pPr>
-        <w:pStyle w:val="Heading1"/>
+        <w:rPr>
+          <w:lang w:val="en-US"/>
+        </w:rPr>
+      </w:pPr>
+    </w:p>
+    <w:p>
+      <w:pPr>
+        <w:pStyle w:val="1"/>
         <w:keepNext/>
+        <w:rPr>
+          <w:lang w:val="en-US"/>
+        </w:rPr>
       </w:pPr>
       <w:r>
         <w:rPr>
           <w:b w:val="0"/>
           <w:sz w:val="28"/>
+          <w:lang w:val="en-US"/>
         </w:rPr>
         <w:t>Audience Form</w:t>
       </w:r>
@@ -2729,6 +4263,9 @@
     <w:p>
       <w:pPr>
         <w:ind w:firstLine="0"/>
+        <w:rPr>
+          <w:lang w:val="en-US"/>
+        </w:rPr>
       </w:pPr>
     </w:p>
     <w:tbl>
@@ -2750,7 +4287,6 @@
         <w:gridCol w:w="1947"/>
         <w:gridCol w:w="1946"/>
         <w:gridCol w:w="1946"/>
-        <w:gridCol w:w="1946"/>
       </w:tblGrid>
       <w:tr>
         <w:trPr>
@@ -2758,7 +4294,7 @@
         </w:trPr>
         <w:tc>
           <w:tcPr>
-            <w:tcW w:w="1950" w:type="dxa"/>
+            <w:tcW w:w="1947" w:type="dxa"/>
             <w:shd w:val="clear" w:color="auto" w:fill="F2F2F2"/>
             <w:vAlign w:val="center"/>
           </w:tcPr>
@@ -2767,12 +4303,15 @@
               <w:spacing w:line="240" w:lineRule="auto"/>
               <w:ind w:firstLine="0"/>
               <w:jc w:val="center"/>
+              <w:rPr>
+                <w:lang w:val="en-US"/>
+              </w:rPr>
             </w:pPr>
           </w:p>
         </w:tc>
         <w:tc>
           <w:tcPr>
-            <w:tcW w:w="1950" w:type="dxa"/>
+            <w:tcW w:w="1947" w:type="dxa"/>
             <w:shd w:val="clear" w:color="auto" w:fill="F2F2F2"/>
             <w:vAlign w:val="center"/>
           </w:tcPr>
@@ -2793,7 +4332,7 @@
         </w:tc>
         <w:tc>
           <w:tcPr>
-            <w:tcW w:w="1950" w:type="dxa"/>
+            <w:tcW w:w="1946" w:type="dxa"/>
             <w:shd w:val="clear" w:color="auto" w:fill="F2F2F2"/>
             <w:vAlign w:val="center"/>
           </w:tcPr>
@@ -2814,28 +4353,7 @@
         </w:tc>
         <w:tc>
           <w:tcPr>
-            <w:tcW w:w="1950" w:type="dxa"/>
-            <w:shd w:val="clear" w:color="auto" w:fill="F2F2F2"/>
-            <w:vAlign w:val="center"/>
-          </w:tcPr>
-          <w:p>
-            <w:pPr>
-              <w:spacing w:line="240" w:lineRule="auto"/>
-              <w:ind w:firstLine="0"/>
-              <w:jc w:val="center"/>
-            </w:pPr>
-            <w:r>
-              <w:rPr>
-                <w:b/>
-                <w:sz w:val="24"/>
-              </w:rPr>
-              <w:t>Visual award</w:t>
-            </w:r>
-          </w:p>
-        </w:tc>
-        <w:tc>
-          <w:tcPr>
-            <w:tcW w:w="1950" w:type="dxa"/>
+            <w:tcW w:w="1946" w:type="dxa"/>
             <w:shd w:val="clear" w:color="auto" w:fill="F2F2F2"/>
             <w:vAlign w:val="center"/>
           </w:tcPr>
@@ -2861,7 +4379,7 @@
         </w:trPr>
         <w:tc>
           <w:tcPr>
-            <w:tcW w:w="1950" w:type="dxa"/>
+            <w:tcW w:w="1947" w:type="dxa"/>
             <w:shd w:val="clear" w:color="auto" w:fill="F2F2F2"/>
             <w:vAlign w:val="center"/>
           </w:tcPr>
@@ -2882,7 +4400,7 @@
         </w:tc>
         <w:tc>
           <w:tcPr>
-            <w:tcW w:w="1950" w:type="dxa"/>
+            <w:tcW w:w="1947" w:type="dxa"/>
             <w:vAlign w:val="center"/>
           </w:tcPr>
           <w:p>
@@ -2895,7 +4413,7 @@
         </w:tc>
         <w:tc>
           <w:tcPr>
-            <w:tcW w:w="1950" w:type="dxa"/>
+            <w:tcW w:w="1946" w:type="dxa"/>
             <w:vAlign w:val="center"/>
           </w:tcPr>
           <w:p>
@@ -2908,20 +4426,7 @@
         </w:tc>
         <w:tc>
           <w:tcPr>
-            <w:tcW w:w="1950" w:type="dxa"/>
-            <w:vAlign w:val="center"/>
-          </w:tcPr>
-          <w:p>
-            <w:pPr>
-              <w:spacing w:line="240" w:lineRule="auto"/>
-              <w:ind w:firstLine="0"/>
-              <w:jc w:val="center"/>
-            </w:pPr>
-          </w:p>
-        </w:tc>
-        <w:tc>
-          <w:tcPr>
-            <w:tcW w:w="1950" w:type="dxa"/>
+            <w:tcW w:w="1946" w:type="dxa"/>
             <w:vAlign w:val="center"/>
           </w:tcPr>
           <w:p>
@@ -2939,7 +4444,7 @@
         </w:trPr>
         <w:tc>
           <w:tcPr>
-            <w:tcW w:w="1950" w:type="dxa"/>
+            <w:tcW w:w="1947" w:type="dxa"/>
             <w:shd w:val="clear" w:color="auto" w:fill="F2F2F2"/>
             <w:vAlign w:val="center"/>
           </w:tcPr>
@@ -2960,7 +4465,7 @@
         </w:tc>
         <w:tc>
           <w:tcPr>
-            <w:tcW w:w="1950" w:type="dxa"/>
+            <w:tcW w:w="1947" w:type="dxa"/>
             <w:vAlign w:val="center"/>
           </w:tcPr>
           <w:p>
@@ -2973,7 +4478,7 @@
         </w:tc>
         <w:tc>
           <w:tcPr>
-            <w:tcW w:w="1950" w:type="dxa"/>
+            <w:tcW w:w="1946" w:type="dxa"/>
             <w:vAlign w:val="center"/>
           </w:tcPr>
           <w:p>
@@ -2986,7 +4491,7 @@
         </w:tc>
         <w:tc>
           <w:tcPr>
-            <w:tcW w:w="1950" w:type="dxa"/>
+            <w:tcW w:w="1946" w:type="dxa"/>
             <w:vAlign w:val="center"/>
           </w:tcPr>
           <w:p>
@@ -2997,19 +4502,6 @@
             </w:pPr>
           </w:p>
         </w:tc>
-        <w:tc>
-          <w:tcPr>
-            <w:tcW w:w="1950" w:type="dxa"/>
-            <w:vAlign w:val="center"/>
-          </w:tcPr>
-          <w:p>
-            <w:pPr>
-              <w:spacing w:line="240" w:lineRule="auto"/>
-              <w:ind w:firstLine="0"/>
-              <w:jc w:val="center"/>
-            </w:pPr>
-          </w:p>
-        </w:tc>
       </w:tr>
     </w:tbl>
     <w:p>
@@ -3018,22 +4510,41 @@
       </w:pPr>
     </w:p>
     <w:p>
-      <w:r>
+      <w:pPr>
+        <w:rPr>
+          <w:lang w:val="en-US"/>
+        </w:rPr>
+      </w:pPr>
+      <w:r>
+        <w:rPr>
+          <w:lang w:val="en-US"/>
+        </w:rPr>
         <w:t>Glorious award — choose the two best films.</w:t>
       </w:r>
     </w:p>
     <w:p>
-      <w:r>
+      <w:pPr>
+        <w:rPr>
+          <w:lang w:val="en-US"/>
+        </w:rPr>
+      </w:pPr>
+      <w:r>
+        <w:rPr>
+          <w:lang w:val="en-US"/>
+        </w:rPr>
         <w:t>Impact award — choose two films that left a deep impression through their content.</w:t>
       </w:r>
     </w:p>
     <w:p>
-      <w:r>
-        <w:t>Visual award — choose the two most beautiful films.</w:t>
-      </w:r>
-    </w:p>
-    <w:p>
-      <w:r>
+      <w:pPr>
+        <w:rPr>
+          <w:lang w:val="en-US"/>
+        </w:rPr>
+      </w:pPr>
+      <w:r>
+        <w:rPr>
+          <w:lang w:val="en-US"/>
+        </w:rPr>
         <w:t>Tech award — choose two films that made you think and be amazed at how they were filmed/edited.</w:t>
       </w:r>
     </w:p>
@@ -3041,14 +4552,23 @@
       <w:pPr>
         <w:pageBreakBefore/>
         <w:ind w:firstLine="0"/>
+        <w:rPr>
+          <w:lang w:val="en-US"/>
+        </w:rPr>
       </w:pPr>
     </w:p>
     <w:p>
       <w:pPr>
         <w:ind w:firstLine="0"/>
         <w:jc w:val="right"/>
-      </w:pPr>
-      <w:r>
+        <w:rPr>
+          <w:lang w:val="en-US"/>
+        </w:rPr>
+      </w:pPr>
+      <w:r>
+        <w:rPr>
+          <w:lang w:val="en-US"/>
+        </w:rPr>
         <w:t>Appendix No. 3</w:t>
       </w:r>
     </w:p>
@@ -3056,8 +4576,14 @@
       <w:pPr>
         <w:ind w:firstLine="0"/>
         <w:jc w:val="right"/>
-      </w:pPr>
-      <w:r>
+        <w:rPr>
+          <w:lang w:val="en-US"/>
+        </w:rPr>
+      </w:pPr>
+      <w:r>
+        <w:rPr>
+          <w:lang w:val="en-US"/>
+        </w:rPr>
         <w:t>to the Regulations on the holding of</w:t>
       </w:r>
     </w:p>
@@ -3065,30 +4591,46 @@
       <w:pPr>
         <w:ind w:firstLine="0"/>
         <w:jc w:val="right"/>
-      </w:pPr>
-      <w:r>
+        <w:rPr>
+          <w:lang w:val="en-US"/>
+        </w:rPr>
+      </w:pPr>
+      <w:r>
+        <w:rPr>
+          <w:lang w:val="en-US"/>
+        </w:rPr>
         <w:t>the international tournament “YCT”</w:t>
       </w:r>
     </w:p>
     <w:p>
       <w:pPr>
         <w:ind w:firstLine="0"/>
+        <w:rPr>
+          <w:lang w:val="en-US"/>
+        </w:rPr>
       </w:pPr>
     </w:p>
     <w:p>
       <w:pPr>
         <w:ind w:firstLine="0"/>
-      </w:pPr>
-    </w:p>
-    <w:p>
-      <w:pPr>
-        <w:pStyle w:val="Heading1"/>
+        <w:rPr>
+          <w:lang w:val="en-US"/>
+        </w:rPr>
+      </w:pPr>
+    </w:p>
+    <w:p>
+      <w:pPr>
+        <w:pStyle w:val="1"/>
         <w:keepNext/>
+        <w:rPr>
+          <w:lang w:val="en-US"/>
+        </w:rPr>
       </w:pPr>
       <w:r>
         <w:rPr>
           <w:b w:val="0"/>
           <w:sz w:val="28"/>
+          <w:lang w:val="en-US"/>
         </w:rPr>
         <w:t>Inspire Form</w:t>
       </w:r>
@@ -3096,6 +4638,9 @@
     <w:p>
       <w:pPr>
         <w:ind w:firstLine="0"/>
+        <w:rPr>
+          <w:lang w:val="en-US"/>
+        </w:rPr>
       </w:pPr>
     </w:p>
     <w:tbl>
@@ -3114,9 +4659,9 @@
       </w:tblPr>
       <w:tblGrid>
         <w:gridCol w:w="2433"/>
-        <w:gridCol w:w="2435"/>
-        <w:gridCol w:w="2430"/>
         <w:gridCol w:w="2434"/>
+        <w:gridCol w:w="2432"/>
+        <w:gridCol w:w="2433"/>
       </w:tblGrid>
       <w:tr>
         <w:trPr>
@@ -3242,10 +4787,14 @@
               <w:spacing w:line="240" w:lineRule="auto"/>
               <w:ind w:firstLine="0"/>
               <w:jc w:val="left"/>
+              <w:rPr>
+                <w:lang w:val="en-US"/>
+              </w:rPr>
             </w:pPr>
             <w:r>
               <w:rPr>
                 <w:sz w:val="24"/>
+                <w:lang w:val="en-US"/>
               </w:rPr>
               <w:t>goal-setting and logic of interactions</w:t>
             </w:r>
@@ -3318,10 +4867,14 @@
               <w:spacing w:line="240" w:lineRule="auto"/>
               <w:ind w:firstLine="0"/>
               <w:jc w:val="left"/>
+              <w:rPr>
+                <w:lang w:val="en-US"/>
+              </w:rPr>
             </w:pPr>
             <w:r>
               <w:rPr>
                 <w:sz w:val="24"/>
+                <w:lang w:val="en-US"/>
               </w:rPr>
               <w:t>quality and relevance of interactions</w:t>
             </w:r>
@@ -3752,8 +5305,8 @@
       </w:r>
     </w:p>
     <w:sectPr>
-      <w:footerReference w:type="default" r:id="rId8"/>
-      <w:headerReference w:type="default" r:id="rId11"/>
+      <w:headerReference w:type="default" r:id="rId8"/>
+      <w:footerReference w:type="default" r:id="rId9"/>
       <w:pgSz w:w="11906" w:h="16838"/>
       <w:pgMar w:top="1440" w:right="1077" w:bottom="1440" w:left="1077" w:header="709" w:footer="709" w:gutter="0"/>
       <w:pgNumType w:start="1"/>
@@ -3764,7 +5317,7 @@
 </file>
 
 <file path=word/endnotes.xml><?xml version="1.0" encoding="utf-8"?>
-<w:endnotes xmlns:wpc="http://schemas.microsoft.com/office/word/2010/wordprocessingCanvas" xmlns:cx="http://schemas.microsoft.com/office/drawing/2014/chartex" xmlns:cx1="http://schemas.microsoft.com/office/drawing/2015/9/8/chartex" xmlns:cx2="http://schemas.microsoft.com/office/drawing/2015/10/21/chartex" xmlns:cx3="http://schemas.microsoft.com/office/drawing/2016/5/9/chartex" xmlns:cx4="http://schemas.microsoft.com/office/drawing/2016/5/10/chartex" xmlns:cx5="http://schemas.microsoft.com/office/drawing/2016/5/11/chartex" xmlns:cx6="http://schemas.microsoft.com/office/drawing/2016/5/12/chartex" xmlns:cx7="http://schemas.microsoft.com/office/drawing/2016/5/13/chartex" xmlns:cx8="http://schemas.microsoft.com/office/drawing/2016/5/14/chartex" xmlns:mc="http://schemas.openxmlformats.org/markup-compatibility/2006" xmlns:aink="http://schemas.microsoft.com/office/drawing/2016/ink" xmlns:am3d="http://schemas.microsoft.com/office/drawing/2017/model3d" xmlns:o="urn:schemas-microsoft-com:office:office" xmlns:oel="http://schemas.microsoft.com/office/2019/extlst" xmlns:r="http://schemas.openxmlformats.org/officeDocument/2006/relationships" xmlns:m="http://schemas.openxmlformats.org/officeDocument/2006/math" xmlns:v="urn:schemas-microsoft-com:vml" xmlns:wp14="http://schemas.microsoft.com/office/word/2010/wordprocessingDrawing" xmlns:wp="http://schemas.openxmlformats.org/drawingml/2006/wordprocessingDrawing" xmlns:w10="urn:schemas-microsoft-com:office:word" xmlns:w="http://schemas.openxmlformats.org/wordprocessingml/2006/main" xmlns:w14="http://schemas.microsoft.com/office/word/2010/wordml" xmlns:w15="http://schemas.microsoft.com/office/word/2012/wordml" xmlns:w16cex="http://schemas.microsoft.com/office/word/2018/wordml/cex" xmlns:w16cid="http://schemas.microsoft.com/office/word/2016/wordml/cid" xmlns:w16="http://schemas.microsoft.com/office/word/2018/wordml" xmlns:w16du="http://schemas.microsoft.com/office/word/2023/wordml/word16du" xmlns:w16sdtdh="http://schemas.microsoft.com/office/word/2020/wordml/sdtdatahash" xmlns:w16sdtfl="http://schemas.microsoft.com/office/word/2024/wordml/sdtformatlock" xmlns:w16se="http://schemas.microsoft.com/office/word/2015/wordml/symex" xmlns:wpg="http://schemas.microsoft.com/office/word/2010/wordprocessingGroup" xmlns:wpi="http://schemas.microsoft.com/office/word/2010/wordprocessingInk" xmlns:wne="http://schemas.microsoft.com/office/word/2006/wordml" xmlns:wps="http://schemas.microsoft.com/office/word/2010/wordprocessingShape" mc:Ignorable="w14 w15 w16se w16cid w16 w16cex w16sdtdh w16sdtfl w16du wp14">
+<w:endnotes xmlns:wpc="http://schemas.microsoft.com/office/word/2010/wordprocessingCanvas" xmlns:cx="http://schemas.microsoft.com/office/drawing/2014/chartex" xmlns:cx1="http://schemas.microsoft.com/office/drawing/2015/9/8/chartex" xmlns:cx2="http://schemas.microsoft.com/office/drawing/2015/10/21/chartex" xmlns:cx3="http://schemas.microsoft.com/office/drawing/2016/5/9/chartex" xmlns:cx4="http://schemas.microsoft.com/office/drawing/2016/5/10/chartex" xmlns:cx5="http://schemas.microsoft.com/office/drawing/2016/5/11/chartex" xmlns:cx6="http://schemas.microsoft.com/office/drawing/2016/5/12/chartex" xmlns:cx7="http://schemas.microsoft.com/office/drawing/2016/5/13/chartex" xmlns:cx8="http://schemas.microsoft.com/office/drawing/2016/5/14/chartex" xmlns:mc="http://schemas.openxmlformats.org/markup-compatibility/2006" xmlns:aink="http://schemas.microsoft.com/office/drawing/2016/ink" xmlns:am3d="http://schemas.microsoft.com/office/drawing/2017/model3d" xmlns:o="urn:schemas-microsoft-com:office:office" xmlns:r="http://schemas.openxmlformats.org/officeDocument/2006/relationships" xmlns:m="http://schemas.openxmlformats.org/officeDocument/2006/math" xmlns:v="urn:schemas-microsoft-com:vml" xmlns:wp14="http://schemas.microsoft.com/office/word/2010/wordprocessingDrawing" xmlns:wp="http://schemas.openxmlformats.org/drawingml/2006/wordprocessingDrawing" xmlns:w10="urn:schemas-microsoft-com:office:word" xmlns:w="http://schemas.openxmlformats.org/wordprocessingml/2006/main" xmlns:w14="http://schemas.microsoft.com/office/word/2010/wordml" xmlns:w15="http://schemas.microsoft.com/office/word/2012/wordml" xmlns:w16cex="http://schemas.microsoft.com/office/word/2018/wordml/cex" xmlns:w16cid="http://schemas.microsoft.com/office/word/2016/wordml/cid" xmlns:w16="http://schemas.microsoft.com/office/word/2018/wordml" xmlns:w16sdtdh="http://schemas.microsoft.com/office/word/2020/wordml/sdtdatahash" xmlns:w16se="http://schemas.microsoft.com/office/word/2015/wordml/symex" xmlns:wpg="http://schemas.microsoft.com/office/word/2010/wordprocessingGroup" xmlns:wpi="http://schemas.microsoft.com/office/word/2010/wordprocessingInk" xmlns:wne="http://schemas.microsoft.com/office/word/2006/wordml" xmlns:wps="http://schemas.microsoft.com/office/word/2010/wordprocessingShape" mc:Ignorable="w14 w15 w16se w16cid w16 w16cex w16sdtdh wp14">
   <w:endnote w:type="separator" w:id="-1">
     <w:p>
       <w:pPr>
@@ -3789,10 +5342,10 @@
 </file>
 
 <file path=word/footer1.xml><?xml version="1.0" encoding="utf-8"?>
-<w:ftr xmlns:wpc="http://schemas.microsoft.com/office/word/2010/wordprocessingCanvas" xmlns:cx="http://schemas.microsoft.com/office/drawing/2014/chartex" xmlns:cx1="http://schemas.microsoft.com/office/drawing/2015/9/8/chartex" xmlns:cx2="http://schemas.microsoft.com/office/drawing/2015/10/21/chartex" xmlns:cx3="http://schemas.microsoft.com/office/drawing/2016/5/9/chartex" xmlns:cx4="http://schemas.microsoft.com/office/drawing/2016/5/10/chartex" xmlns:cx5="http://schemas.microsoft.com/office/drawing/2016/5/11/chartex" xmlns:cx6="http://schemas.microsoft.com/office/drawing/2016/5/12/chartex" xmlns:cx7="http://schemas.microsoft.com/office/drawing/2016/5/13/chartex" xmlns:cx8="http://schemas.microsoft.com/office/drawing/2016/5/14/chartex" xmlns:mc="http://schemas.openxmlformats.org/markup-compatibility/2006" xmlns:aink="http://schemas.microsoft.com/office/drawing/2016/ink" xmlns:am3d="http://schemas.microsoft.com/office/drawing/2017/model3d" xmlns:o="urn:schemas-microsoft-com:office:office" xmlns:oel="http://schemas.microsoft.com/office/2019/extlst" xmlns:r="http://schemas.openxmlformats.org/officeDocument/2006/relationships" xmlns:m="http://schemas.openxmlformats.org/officeDocument/2006/math" xmlns:v="urn:schemas-microsoft-com:vml" xmlns:wp14="http://schemas.microsoft.com/office/word/2010/wordprocessingDrawing" xmlns:wp="http://schemas.openxmlformats.org/drawingml/2006/wordprocessingDrawing" xmlns:w10="urn:schemas-microsoft-com:office:word" xmlns:w="http://schemas.openxmlformats.org/wordprocessingml/2006/main" xmlns:w14="http://schemas.microsoft.com/office/word/2010/wordml" xmlns:w15="http://schemas.microsoft.com/office/word/2012/wordml" xmlns:w16cex="http://schemas.microsoft.com/office/word/2018/wordml/cex" xmlns:w16cid="http://schemas.microsoft.com/office/word/2016/wordml/cid" xmlns:w16="http://schemas.microsoft.com/office/word/2018/wordml" xmlns:w16du="http://schemas.microsoft.com/office/word/2023/wordml/word16du" xmlns:w16sdtdh="http://schemas.microsoft.com/office/word/2020/wordml/sdtdatahash" xmlns:w16sdtfl="http://schemas.microsoft.com/office/word/2024/wordml/sdtformatlock" xmlns:w16se="http://schemas.microsoft.com/office/word/2015/wordml/symex" xmlns:wpg="http://schemas.microsoft.com/office/word/2010/wordprocessingGroup" xmlns:wpi="http://schemas.microsoft.com/office/word/2010/wordprocessingInk" xmlns:wne="http://schemas.microsoft.com/office/word/2006/wordml" xmlns:wps="http://schemas.microsoft.com/office/word/2010/wordprocessingShape" mc:Ignorable="w14 w15 w16se w16cid w16 w16cex w16sdtdh w16sdtfl w16du wp14">
+<w:ftr xmlns:wpc="http://schemas.microsoft.com/office/word/2010/wordprocessingCanvas" xmlns:cx="http://schemas.microsoft.com/office/drawing/2014/chartex" xmlns:cx1="http://schemas.microsoft.com/office/drawing/2015/9/8/chartex" xmlns:cx2="http://schemas.microsoft.com/office/drawing/2015/10/21/chartex" xmlns:cx3="http://schemas.microsoft.com/office/drawing/2016/5/9/chartex" xmlns:cx4="http://schemas.microsoft.com/office/drawing/2016/5/10/chartex" xmlns:cx5="http://schemas.microsoft.com/office/drawing/2016/5/11/chartex" xmlns:cx6="http://schemas.microsoft.com/office/drawing/2016/5/12/chartex" xmlns:cx7="http://schemas.microsoft.com/office/drawing/2016/5/13/chartex" xmlns:cx8="http://schemas.microsoft.com/office/drawing/2016/5/14/chartex" xmlns:mc="http://schemas.openxmlformats.org/markup-compatibility/2006" xmlns:aink="http://schemas.microsoft.com/office/drawing/2016/ink" xmlns:am3d="http://schemas.microsoft.com/office/drawing/2017/model3d" xmlns:o="urn:schemas-microsoft-com:office:office" xmlns:r="http://schemas.openxmlformats.org/officeDocument/2006/relationships" xmlns:m="http://schemas.openxmlformats.org/officeDocument/2006/math" xmlns:v="urn:schemas-microsoft-com:vml" xmlns:wp14="http://schemas.microsoft.com/office/word/2010/wordprocessingDrawing" xmlns:wp="http://schemas.openxmlformats.org/drawingml/2006/wordprocessingDrawing" xmlns:w10="urn:schemas-microsoft-com:office:word" xmlns:w="http://schemas.openxmlformats.org/wordprocessingml/2006/main" xmlns:w14="http://schemas.microsoft.com/office/word/2010/wordml" xmlns:w15="http://schemas.microsoft.com/office/word/2012/wordml" xmlns:w16cex="http://schemas.microsoft.com/office/word/2018/wordml/cex" xmlns:w16cid="http://schemas.microsoft.com/office/word/2016/wordml/cid" xmlns:w16="http://schemas.microsoft.com/office/word/2018/wordml" xmlns:w16sdtdh="http://schemas.microsoft.com/office/word/2020/wordml/sdtdatahash" xmlns:w16se="http://schemas.microsoft.com/office/word/2015/wordml/symex" xmlns:wpg="http://schemas.microsoft.com/office/word/2010/wordprocessingGroup" xmlns:wpi="http://schemas.microsoft.com/office/word/2010/wordprocessingInk" xmlns:wne="http://schemas.microsoft.com/office/word/2006/wordml" xmlns:wps="http://schemas.microsoft.com/office/word/2010/wordprocessingShape" mc:Ignorable="w14 w15 w16se w16cid w16 w16cex w16sdtdh wp14">
   <w:p>
     <w:pPr>
-      <w:pStyle w:val="Footer"/>
+      <w:pStyle w:val="a8"/>
       <w:ind w:firstLine="0"/>
       <w:jc w:val="center"/>
       <w:rPr>
@@ -3814,7 +5367,7 @@
 </file>
 
 <file path=word/footnotes.xml><?xml version="1.0" encoding="utf-8"?>
-<w:footnotes xmlns:wpc="http://schemas.microsoft.com/office/word/2010/wordprocessingCanvas" xmlns:cx="http://schemas.microsoft.com/office/drawing/2014/chartex" xmlns:cx1="http://schemas.microsoft.com/office/drawing/2015/9/8/chartex" xmlns:cx2="http://schemas.microsoft.com/office/drawing/2015/10/21/chartex" xmlns:cx3="http://schemas.microsoft.com/office/drawing/2016/5/9/chartex" xmlns:cx4="http://schemas.microsoft.com/office/drawing/2016/5/10/chartex" xmlns:cx5="http://schemas.microsoft.com/office/drawing/2016/5/11/chartex" xmlns:cx6="http://schemas.microsoft.com/office/drawing/2016/5/12/chartex" xmlns:cx7="http://schemas.microsoft.com/office/drawing/2016/5/13/chartex" xmlns:cx8="http://schemas.microsoft.com/office/drawing/2016/5/14/chartex" xmlns:mc="http://schemas.openxmlformats.org/markup-compatibility/2006" xmlns:aink="http://schemas.microsoft.com/office/drawing/2016/ink" xmlns:am3d="http://schemas.microsoft.com/office/drawing/2017/model3d" xmlns:o="urn:schemas-microsoft-com:office:office" xmlns:oel="http://schemas.microsoft.com/office/2019/extlst" xmlns:r="http://schemas.openxmlformats.org/officeDocument/2006/relationships" xmlns:m="http://schemas.openxmlformats.org/officeDocument/2006/math" xmlns:v="urn:schemas-microsoft-com:vml" xmlns:wp14="http://schemas.microsoft.com/office/word/2010/wordprocessingDrawing" xmlns:wp="http://schemas.openxmlformats.org/drawingml/2006/wordprocessingDrawing" xmlns:w10="urn:schemas-microsoft-com:office:word" xmlns:w="http://schemas.openxmlformats.org/wordprocessingml/2006/main" xmlns:w14="http://schemas.microsoft.com/office/word/2010/wordml" xmlns:w15="http://schemas.microsoft.com/office/word/2012/wordml" xmlns:w16cex="http://schemas.microsoft.com/office/word/2018/wordml/cex" xmlns:w16cid="http://schemas.microsoft.com/office/word/2016/wordml/cid" xmlns:w16="http://schemas.microsoft.com/office/word/2018/wordml" xmlns:w16du="http://schemas.microsoft.com/office/word/2023/wordml/word16du" xmlns:w16sdtdh="http://schemas.microsoft.com/office/word/2020/wordml/sdtdatahash" xmlns:w16sdtfl="http://schemas.microsoft.com/office/word/2024/wordml/sdtformatlock" xmlns:w16se="http://schemas.microsoft.com/office/word/2015/wordml/symex" xmlns:wpg="http://schemas.microsoft.com/office/word/2010/wordprocessingGroup" xmlns:wpi="http://schemas.microsoft.com/office/word/2010/wordprocessingInk" xmlns:wne="http://schemas.microsoft.com/office/word/2006/wordml" xmlns:wps="http://schemas.microsoft.com/office/word/2010/wordprocessingShape" mc:Ignorable="w14 w15 w16se w16cid w16 w16cex w16sdtdh w16sdtfl w16du wp14">
+<w:footnotes xmlns:wpc="http://schemas.microsoft.com/office/word/2010/wordprocessingCanvas" xmlns:cx="http://schemas.microsoft.com/office/drawing/2014/chartex" xmlns:cx1="http://schemas.microsoft.com/office/drawing/2015/9/8/chartex" xmlns:cx2="http://schemas.microsoft.com/office/drawing/2015/10/21/chartex" xmlns:cx3="http://schemas.microsoft.com/office/drawing/2016/5/9/chartex" xmlns:cx4="http://schemas.microsoft.com/office/drawing/2016/5/10/chartex" xmlns:cx5="http://schemas.microsoft.com/office/drawing/2016/5/11/chartex" xmlns:cx6="http://schemas.microsoft.com/office/drawing/2016/5/12/chartex" xmlns:cx7="http://schemas.microsoft.com/office/drawing/2016/5/13/chartex" xmlns:cx8="http://schemas.microsoft.com/office/drawing/2016/5/14/chartex" xmlns:mc="http://schemas.openxmlformats.org/markup-compatibility/2006" xmlns:aink="http://schemas.microsoft.com/office/drawing/2016/ink" xmlns:am3d="http://schemas.microsoft.com/office/drawing/2017/model3d" xmlns:o="urn:schemas-microsoft-com:office:office" xmlns:r="http://schemas.openxmlformats.org/officeDocument/2006/relationships" xmlns:m="http://schemas.openxmlformats.org/officeDocument/2006/math" xmlns:v="urn:schemas-microsoft-com:vml" xmlns:wp14="http://schemas.microsoft.com/office/word/2010/wordprocessingDrawing" xmlns:wp="http://schemas.openxmlformats.org/drawingml/2006/wordprocessingDrawing" xmlns:w10="urn:schemas-microsoft-com:office:word" xmlns:w="http://schemas.openxmlformats.org/wordprocessingml/2006/main" xmlns:w14="http://schemas.microsoft.com/office/word/2010/wordml" xmlns:w15="http://schemas.microsoft.com/office/word/2012/wordml" xmlns:w16cex="http://schemas.microsoft.com/office/word/2018/wordml/cex" xmlns:w16cid="http://schemas.microsoft.com/office/word/2016/wordml/cid" xmlns:w16="http://schemas.microsoft.com/office/word/2018/wordml" xmlns:w16sdtdh="http://schemas.microsoft.com/office/word/2020/wordml/sdtdatahash" xmlns:w16se="http://schemas.microsoft.com/office/word/2015/wordml/symex" xmlns:wpg="http://schemas.microsoft.com/office/word/2010/wordprocessingGroup" xmlns:wpi="http://schemas.microsoft.com/office/word/2010/wordprocessingInk" xmlns:wne="http://schemas.microsoft.com/office/word/2006/wordml" xmlns:wps="http://schemas.microsoft.com/office/word/2010/wordprocessingShape" mc:Ignorable="w14 w15 w16se w16cid w16 w16cex w16sdtdh wp14">
   <w:footnote w:type="separator" w:id="-1">
     <w:p>
       <w:pPr>
@@ -3839,17 +5392,17 @@
 </file>
 
 <file path=word/header1.xml><?xml version="1.0" encoding="utf-8"?>
-<w:hdr xmlns:m="http://schemas.openxmlformats.org/officeDocument/2006/math" xmlns:mc="http://schemas.openxmlformats.org/markup-compatibility/2006" xmlns:mo="http://schemas.microsoft.com/office/mac/office/2008/main" xmlns:mv="urn:schemas-microsoft-com:mac:vml" xmlns:o="urn:schemas-microsoft-com:office:office" xmlns:r="http://schemas.openxmlformats.org/officeDocument/2006/relationships" xmlns:v="urn:schemas-microsoft-com:vml" xmlns:w10="urn:schemas-microsoft-com:office:word" xmlns:w14="http://schemas.microsoft.com/office/word/2010/wordml" xmlns:w="http://schemas.openxmlformats.org/wordprocessingml/2006/main" xmlns:wne="http://schemas.microsoft.com/office/word/2006/wordml" xmlns:wp14="http://schemas.microsoft.com/office/word/2010/wordprocessingDrawing" xmlns:wp="http://schemas.openxmlformats.org/drawingml/2006/wordprocessingDrawing" xmlns:wpc="http://schemas.microsoft.com/office/word/2010/wordprocessingCanvas" xmlns:wpg="http://schemas.microsoft.com/office/word/2010/wordprocessingGroup" xmlns:wpi="http://schemas.microsoft.com/office/word/2010/wordprocessingInk" xmlns:wps="http://schemas.microsoft.com/office/word/2010/wordprocessingShape" mc:Ignorable="w14 wp14">
+<w:hdr xmlns:wpc="http://schemas.microsoft.com/office/word/2010/wordprocessingCanvas" xmlns:cx="http://schemas.microsoft.com/office/drawing/2014/chartex" xmlns:cx1="http://schemas.microsoft.com/office/drawing/2015/9/8/chartex" xmlns:cx2="http://schemas.microsoft.com/office/drawing/2015/10/21/chartex" xmlns:cx3="http://schemas.microsoft.com/office/drawing/2016/5/9/chartex" xmlns:cx4="http://schemas.microsoft.com/office/drawing/2016/5/10/chartex" xmlns:cx5="http://schemas.microsoft.com/office/drawing/2016/5/11/chartex" xmlns:cx6="http://schemas.microsoft.com/office/drawing/2016/5/12/chartex" xmlns:cx7="http://schemas.microsoft.com/office/drawing/2016/5/13/chartex" xmlns:cx8="http://schemas.microsoft.com/office/drawing/2016/5/14/chartex" xmlns:mc="http://schemas.openxmlformats.org/markup-compatibility/2006" xmlns:aink="http://schemas.microsoft.com/office/drawing/2016/ink" xmlns:am3d="http://schemas.microsoft.com/office/drawing/2017/model3d" xmlns:o="urn:schemas-microsoft-com:office:office" xmlns:r="http://schemas.openxmlformats.org/officeDocument/2006/relationships" xmlns:m="http://schemas.openxmlformats.org/officeDocument/2006/math" xmlns:v="urn:schemas-microsoft-com:vml" xmlns:wp14="http://schemas.microsoft.com/office/word/2010/wordprocessingDrawing" xmlns:wp="http://schemas.openxmlformats.org/drawingml/2006/wordprocessingDrawing" xmlns:w10="urn:schemas-microsoft-com:office:word" xmlns:w="http://schemas.openxmlformats.org/wordprocessingml/2006/main" xmlns:w14="http://schemas.microsoft.com/office/word/2010/wordml" xmlns:w15="http://schemas.microsoft.com/office/word/2012/wordml" xmlns:w16cex="http://schemas.microsoft.com/office/word/2018/wordml/cex" xmlns:w16cid="http://schemas.microsoft.com/office/word/2016/wordml/cid" xmlns:w16="http://schemas.microsoft.com/office/word/2018/wordml" xmlns:w16sdtdh="http://schemas.microsoft.com/office/word/2020/wordml/sdtdatahash" xmlns:w16se="http://schemas.microsoft.com/office/word/2015/wordml/symex" xmlns:wpg="http://schemas.microsoft.com/office/word/2010/wordprocessingGroup" xmlns:wpi="http://schemas.microsoft.com/office/word/2010/wordprocessingInk" xmlns:wne="http://schemas.microsoft.com/office/word/2006/wordml" xmlns:wps="http://schemas.microsoft.com/office/word/2010/wordprocessingShape" mc:Ignorable="w14 w15 w16se w16cid w16 w16cex w16sdtdh wp14">
   <w:p>
     <w:pPr>
-      <w:pStyle w:val="Header"/>
+      <w:pStyle w:val="a6"/>
     </w:pPr>
   </w:p>
 </w:hdr>
 </file>
 
 <file path=word/numbering.xml><?xml version="1.0" encoding="utf-8"?>
-<w:numbering xmlns:wpc="http://schemas.microsoft.com/office/word/2010/wordprocessingCanvas" xmlns:cx="http://schemas.microsoft.com/office/drawing/2014/chartex" xmlns:cx1="http://schemas.microsoft.com/office/drawing/2015/9/8/chartex" xmlns:cx2="http://schemas.microsoft.com/office/drawing/2015/10/21/chartex" xmlns:cx3="http://schemas.microsoft.com/office/drawing/2016/5/9/chartex" xmlns:cx4="http://schemas.microsoft.com/office/drawing/2016/5/10/chartex" xmlns:cx5="http://schemas.microsoft.com/office/drawing/2016/5/11/chartex" xmlns:cx6="http://schemas.microsoft.com/office/drawing/2016/5/12/chartex" xmlns:cx7="http://schemas.microsoft.com/office/drawing/2016/5/13/chartex" xmlns:cx8="http://schemas.microsoft.com/office/drawing/2016/5/14/chartex" xmlns:mc="http://schemas.openxmlformats.org/markup-compatibility/2006" xmlns:aink="http://schemas.microsoft.com/office/drawing/2016/ink" xmlns:am3d="http://schemas.microsoft.com/office/drawing/2017/model3d" xmlns:o="urn:schemas-microsoft-com:office:office" xmlns:oel="http://schemas.microsoft.com/office/2019/extlst" xmlns:r="http://schemas.openxmlformats.org/officeDocument/2006/relationships" xmlns:m="http://schemas.openxmlformats.org/officeDocument/2006/math" xmlns:v="urn:schemas-microsoft-com:vml" xmlns:wp14="http://schemas.microsoft.com/office/word/2010/wordprocessingDrawing" xmlns:wp="http://schemas.openxmlformats.org/drawingml/2006/wordprocessingDrawing" xmlns:w10="urn:schemas-microsoft-com:office:word" xmlns:w="http://schemas.openxmlformats.org/wordprocessingml/2006/main" xmlns:w14="http://schemas.microsoft.com/office/word/2010/wordml" xmlns:w15="http://schemas.microsoft.com/office/word/2012/wordml" xmlns:w16cex="http://schemas.microsoft.com/office/word/2018/wordml/cex" xmlns:w16cid="http://schemas.microsoft.com/office/word/2016/wordml/cid" xmlns:w16="http://schemas.microsoft.com/office/word/2018/wordml" xmlns:w16du="http://schemas.microsoft.com/office/word/2023/wordml/word16du" xmlns:w16sdtdh="http://schemas.microsoft.com/office/word/2020/wordml/sdtdatahash" xmlns:w16sdtfl="http://schemas.microsoft.com/office/word/2024/wordml/sdtformatlock" xmlns:w16se="http://schemas.microsoft.com/office/word/2015/wordml/symex" xmlns:wpg="http://schemas.microsoft.com/office/word/2010/wordprocessingGroup" xmlns:wpi="http://schemas.microsoft.com/office/word/2010/wordprocessingInk" xmlns:wne="http://schemas.microsoft.com/office/word/2006/wordml" xmlns:wps="http://schemas.microsoft.com/office/word/2010/wordprocessingShape" mc:Ignorable="w14 w15 w16se w16cid w16 w16cex w16sdtdh w16sdtfl w16du wp14">
+<w:numbering xmlns:wpc="http://schemas.microsoft.com/office/word/2010/wordprocessingCanvas" xmlns:cx="http://schemas.microsoft.com/office/drawing/2014/chartex" xmlns:cx1="http://schemas.microsoft.com/office/drawing/2015/9/8/chartex" xmlns:cx2="http://schemas.microsoft.com/office/drawing/2015/10/21/chartex" xmlns:cx3="http://schemas.microsoft.com/office/drawing/2016/5/9/chartex" xmlns:cx4="http://schemas.microsoft.com/office/drawing/2016/5/10/chartex" xmlns:cx5="http://schemas.microsoft.com/office/drawing/2016/5/11/chartex" xmlns:cx6="http://schemas.microsoft.com/office/drawing/2016/5/12/chartex" xmlns:cx7="http://schemas.microsoft.com/office/drawing/2016/5/13/chartex" xmlns:cx8="http://schemas.microsoft.com/office/drawing/2016/5/14/chartex" xmlns:mc="http://schemas.openxmlformats.org/markup-compatibility/2006" xmlns:aink="http://schemas.microsoft.com/office/drawing/2016/ink" xmlns:am3d="http://schemas.microsoft.com/office/drawing/2017/model3d" xmlns:o="urn:schemas-microsoft-com:office:office" xmlns:r="http://schemas.openxmlformats.org/officeDocument/2006/relationships" xmlns:m="http://schemas.openxmlformats.org/officeDocument/2006/math" xmlns:v="urn:schemas-microsoft-com:vml" xmlns:wp14="http://schemas.microsoft.com/office/word/2010/wordprocessingDrawing" xmlns:wp="http://schemas.openxmlformats.org/drawingml/2006/wordprocessingDrawing" xmlns:w10="urn:schemas-microsoft-com:office:word" xmlns:w="http://schemas.openxmlformats.org/wordprocessingml/2006/main" xmlns:w14="http://schemas.microsoft.com/office/word/2010/wordml" xmlns:w15="http://schemas.microsoft.com/office/word/2012/wordml" xmlns:w16cex="http://schemas.microsoft.com/office/word/2018/wordml/cex" xmlns:w16cid="http://schemas.microsoft.com/office/word/2016/wordml/cid" xmlns:w16="http://schemas.microsoft.com/office/word/2018/wordml" xmlns:w16sdtdh="http://schemas.microsoft.com/office/word/2020/wordml/sdtdatahash" xmlns:w16se="http://schemas.microsoft.com/office/word/2015/wordml/symex" xmlns:wpg="http://schemas.microsoft.com/office/word/2010/wordprocessingGroup" xmlns:wpi="http://schemas.microsoft.com/office/word/2010/wordprocessingInk" xmlns:wne="http://schemas.microsoft.com/office/word/2006/wordml" xmlns:wps="http://schemas.microsoft.com/office/word/2010/wordprocessingShape" mc:Ignorable="w14 w15 w16se w16cid w16 w16cex w16sdtdh wp14">
   <w:abstractNum w:abstractNumId="0" w15:restartNumberingAfterBreak="0">
     <w:nsid w:val="049575D0"/>
     <w:multiLevelType w:val="hybridMultilevel"/>
@@ -7041,104 +8594,104 @@
       </w:pPr>
     </w:lvl>
   </w:abstractNum>
-  <w:num w:numId="1" w16cid:durableId="31731517">
+  <w:num w:numId="1">
     <w:abstractNumId w:val="3"/>
   </w:num>
-  <w:num w:numId="2" w16cid:durableId="1245801036">
+  <w:num w:numId="2">
     <w:abstractNumId w:val="10"/>
   </w:num>
-  <w:num w:numId="3" w16cid:durableId="978875365">
+  <w:num w:numId="3">
     <w:abstractNumId w:val="11"/>
   </w:num>
-  <w:num w:numId="4" w16cid:durableId="1113477302">
+  <w:num w:numId="4">
     <w:abstractNumId w:val="15"/>
   </w:num>
-  <w:num w:numId="5" w16cid:durableId="1605964914">
+  <w:num w:numId="5">
     <w:abstractNumId w:val="0"/>
   </w:num>
-  <w:num w:numId="6" w16cid:durableId="904609107">
+  <w:num w:numId="6">
     <w:abstractNumId w:val="13"/>
   </w:num>
-  <w:num w:numId="7" w16cid:durableId="1458065962">
+  <w:num w:numId="7">
     <w:abstractNumId w:val="18"/>
   </w:num>
-  <w:num w:numId="8" w16cid:durableId="1680350478">
+  <w:num w:numId="8">
     <w:abstractNumId w:val="24"/>
   </w:num>
-  <w:num w:numId="9" w16cid:durableId="2046327165">
+  <w:num w:numId="9">
     <w:abstractNumId w:val="12"/>
   </w:num>
-  <w:num w:numId="10" w16cid:durableId="763258350">
+  <w:num w:numId="10">
     <w:abstractNumId w:val="30"/>
   </w:num>
-  <w:num w:numId="11" w16cid:durableId="2006592703">
+  <w:num w:numId="11">
     <w:abstractNumId w:val="27"/>
   </w:num>
-  <w:num w:numId="12" w16cid:durableId="1176506380">
+  <w:num w:numId="12">
     <w:abstractNumId w:val="17"/>
   </w:num>
-  <w:num w:numId="13" w16cid:durableId="215901606">
+  <w:num w:numId="13">
     <w:abstractNumId w:val="26"/>
   </w:num>
-  <w:num w:numId="14" w16cid:durableId="918514437">
+  <w:num w:numId="14">
     <w:abstractNumId w:val="1"/>
   </w:num>
-  <w:num w:numId="15" w16cid:durableId="1827939027">
+  <w:num w:numId="15">
     <w:abstractNumId w:val="22"/>
   </w:num>
-  <w:num w:numId="16" w16cid:durableId="190270277">
+  <w:num w:numId="16">
     <w:abstractNumId w:val="9"/>
   </w:num>
-  <w:num w:numId="17" w16cid:durableId="525480897">
+  <w:num w:numId="17">
     <w:abstractNumId w:val="20"/>
   </w:num>
-  <w:num w:numId="18" w16cid:durableId="1322736826">
+  <w:num w:numId="18">
     <w:abstractNumId w:val="8"/>
   </w:num>
-  <w:num w:numId="19" w16cid:durableId="756364431">
+  <w:num w:numId="19">
     <w:abstractNumId w:val="7"/>
   </w:num>
-  <w:num w:numId="20" w16cid:durableId="1127818585">
+  <w:num w:numId="20">
     <w:abstractNumId w:val="4"/>
   </w:num>
-  <w:num w:numId="21" w16cid:durableId="2136175816">
+  <w:num w:numId="21">
     <w:abstractNumId w:val="28"/>
   </w:num>
-  <w:num w:numId="22" w16cid:durableId="1517617942">
+  <w:num w:numId="22">
     <w:abstractNumId w:val="29"/>
   </w:num>
-  <w:num w:numId="23" w16cid:durableId="2041586658">
+  <w:num w:numId="23">
     <w:abstractNumId w:val="6"/>
   </w:num>
-  <w:num w:numId="24" w16cid:durableId="410280276">
+  <w:num w:numId="24">
     <w:abstractNumId w:val="19"/>
   </w:num>
-  <w:num w:numId="25" w16cid:durableId="1347092703">
+  <w:num w:numId="25">
     <w:abstractNumId w:val="14"/>
   </w:num>
-  <w:num w:numId="26" w16cid:durableId="361634690">
+  <w:num w:numId="26">
     <w:abstractNumId w:val="2"/>
   </w:num>
-  <w:num w:numId="27" w16cid:durableId="80033771">
+  <w:num w:numId="27">
     <w:abstractNumId w:val="25"/>
   </w:num>
-  <w:num w:numId="28" w16cid:durableId="416026118">
+  <w:num w:numId="28">
     <w:abstractNumId w:val="23"/>
   </w:num>
-  <w:num w:numId="29" w16cid:durableId="1507749562">
+  <w:num w:numId="29">
     <w:abstractNumId w:val="16"/>
   </w:num>
-  <w:num w:numId="30" w16cid:durableId="1772428814">
+  <w:num w:numId="30">
     <w:abstractNumId w:val="21"/>
   </w:num>
-  <w:num w:numId="31" w16cid:durableId="513810541">
+  <w:num w:numId="31">
     <w:abstractNumId w:val="5"/>
   </w:num>
 </w:numbering>
 </file>
 
 <file path=word/styles.xml><?xml version="1.0" encoding="utf-8"?>
-<w:styles xmlns:mc="http://schemas.openxmlformats.org/markup-compatibility/2006" xmlns:r="http://schemas.openxmlformats.org/officeDocument/2006/relationships" xmlns:w="http://schemas.openxmlformats.org/wordprocessingml/2006/main" xmlns:w14="http://schemas.microsoft.com/office/word/2010/wordml" xmlns:w15="http://schemas.microsoft.com/office/word/2012/wordml" xmlns:w16cex="http://schemas.microsoft.com/office/word/2018/wordml/cex" xmlns:w16cid="http://schemas.microsoft.com/office/word/2016/wordml/cid" xmlns:w16="http://schemas.microsoft.com/office/word/2018/wordml" xmlns:w16du="http://schemas.microsoft.com/office/word/2023/wordml/word16du" xmlns:w16sdtdh="http://schemas.microsoft.com/office/word/2020/wordml/sdtdatahash" xmlns:w16sdtfl="http://schemas.microsoft.com/office/word/2024/wordml/sdtformatlock" xmlns:w16se="http://schemas.microsoft.com/office/word/2015/wordml/symex" mc:Ignorable="w14 w15 w16se w16cid w16 w16cex w16sdtdh w16sdtfl w16du">
+<w:styles xmlns:mc="http://schemas.openxmlformats.org/markup-compatibility/2006" xmlns:r="http://schemas.openxmlformats.org/officeDocument/2006/relationships" xmlns:w="http://schemas.openxmlformats.org/wordprocessingml/2006/main" xmlns:w14="http://schemas.microsoft.com/office/word/2010/wordml" xmlns:w15="http://schemas.microsoft.com/office/word/2012/wordml" xmlns:w16cex="http://schemas.microsoft.com/office/word/2018/wordml/cex" xmlns:w16cid="http://schemas.microsoft.com/office/word/2016/wordml/cid" xmlns:w16="http://schemas.microsoft.com/office/word/2018/wordml" xmlns:w16sdtdh="http://schemas.microsoft.com/office/word/2020/wordml/sdtdatahash" xmlns:w16se="http://schemas.microsoft.com/office/word/2015/wordml/symex" mc:Ignorable="w14 w15 w16se w16cid w16 w16cex w16sdtdh">
   <w:docDefaults>
     <w:rPrDefault>
       <w:rPr>
@@ -7534,7 +9087,7 @@
     <w:lsdException w:name="Unresolved Mention" w:semiHidden="1" w:unhideWhenUsed="1"/>
     <w:lsdException w:name="Smart Link" w:semiHidden="1" w:unhideWhenUsed="1"/>
   </w:latentStyles>
-  <w:style w:type="paragraph" w:default="1" w:styleId="Normal">
+  <w:style w:type="paragraph" w:default="1" w:styleId="a">
     <w:name w:val="Normal"/>
     <w:qFormat/>
     <w:rsid w:val="00401560"/>
@@ -7544,11 +9097,11 @@
       <w:lang w:val="ru-RU"/>
     </w:rPr>
   </w:style>
-  <w:style w:type="paragraph" w:styleId="Heading1">
+  <w:style w:type="paragraph" w:styleId="1">
     <w:name w:val="heading 1"/>
-    <w:basedOn w:val="Normal"/>
-    <w:next w:val="Normal"/>
-    <w:link w:val="Heading1Char"/>
+    <w:basedOn w:val="a"/>
+    <w:next w:val="a"/>
+    <w:link w:val="10"/>
     <w:uiPriority w:val="9"/>
     <w:qFormat/>
     <w:rsid w:val="00D85A2F"/>
@@ -7565,11 +9118,11 @@
       <w:szCs w:val="36"/>
     </w:rPr>
   </w:style>
-  <w:style w:type="paragraph" w:styleId="Heading2">
+  <w:style w:type="paragraph" w:styleId="2">
     <w:name w:val="heading 2"/>
-    <w:basedOn w:val="Normal"/>
-    <w:next w:val="Normal"/>
-    <w:link w:val="Heading2Char"/>
+    <w:basedOn w:val="a"/>
+    <w:next w:val="a"/>
+    <w:link w:val="20"/>
     <w:uiPriority w:val="9"/>
     <w:unhideWhenUsed/>
     <w:qFormat/>
@@ -7587,10 +9140,10 @@
       <w:szCs w:val="32"/>
     </w:rPr>
   </w:style>
-  <w:style w:type="paragraph" w:styleId="Heading3">
+  <w:style w:type="paragraph" w:styleId="3">
     <w:name w:val="heading 3"/>
-    <w:basedOn w:val="Normal"/>
-    <w:next w:val="Normal"/>
+    <w:basedOn w:val="a"/>
+    <w:next w:val="a"/>
     <w:uiPriority w:val="9"/>
     <w:semiHidden/>
     <w:unhideWhenUsed/>
@@ -7605,10 +9158,10 @@
       <w:color w:val="0F4761"/>
     </w:rPr>
   </w:style>
-  <w:style w:type="paragraph" w:styleId="Heading4">
+  <w:style w:type="paragraph" w:styleId="4">
     <w:name w:val="heading 4"/>
-    <w:basedOn w:val="Normal"/>
-    <w:next w:val="Normal"/>
+    <w:basedOn w:val="a"/>
+    <w:next w:val="a"/>
     <w:uiPriority w:val="9"/>
     <w:semiHidden/>
     <w:unhideWhenUsed/>
@@ -7625,10 +9178,10 @@
       <w:color w:val="0F4761"/>
     </w:rPr>
   </w:style>
-  <w:style w:type="paragraph" w:styleId="Heading5">
+  <w:style w:type="paragraph" w:styleId="5">
     <w:name w:val="heading 5"/>
-    <w:basedOn w:val="Normal"/>
-    <w:next w:val="Normal"/>
+    <w:basedOn w:val="a"/>
+    <w:next w:val="a"/>
     <w:uiPriority w:val="9"/>
     <w:semiHidden/>
     <w:unhideWhenUsed/>
@@ -7643,10 +9196,10 @@
       <w:color w:val="0F4761"/>
     </w:rPr>
   </w:style>
-  <w:style w:type="paragraph" w:styleId="Heading6">
+  <w:style w:type="paragraph" w:styleId="6">
     <w:name w:val="heading 6"/>
-    <w:basedOn w:val="Normal"/>
-    <w:next w:val="Normal"/>
+    <w:basedOn w:val="a"/>
+    <w:next w:val="a"/>
     <w:uiPriority w:val="9"/>
     <w:semiHidden/>
     <w:unhideWhenUsed/>
@@ -7663,13 +9216,13 @@
       <w:color w:val="595959"/>
     </w:rPr>
   </w:style>
-  <w:style w:type="character" w:default="1" w:styleId="DefaultParagraphFont">
+  <w:style w:type="character" w:default="1" w:styleId="a0">
     <w:name w:val="Default Paragraph Font"/>
     <w:uiPriority w:val="1"/>
     <w:semiHidden/>
     <w:unhideWhenUsed/>
   </w:style>
-  <w:style w:type="table" w:default="1" w:styleId="TableNormal">
+  <w:style w:type="table" w:default="1" w:styleId="a1">
     <w:name w:val="Normal Table"/>
     <w:uiPriority w:val="99"/>
     <w:semiHidden/>
@@ -7684,13 +9237,13 @@
       </w:tblCellMar>
     </w:tblPr>
   </w:style>
-  <w:style w:type="numbering" w:default="1" w:styleId="NoList">
+  <w:style w:type="numbering" w:default="1" w:styleId="a2">
     <w:name w:val="No List"/>
     <w:uiPriority w:val="99"/>
     <w:semiHidden/>
     <w:unhideWhenUsed/>
   </w:style>
-  <w:style w:type="table" w:customStyle="1" w:styleId="TableNormal0">
+  <w:style w:type="table" w:customStyle="1" w:styleId="TableNormal">
     <w:name w:val="TableNormal"/>
     <w:tblPr>
       <w:tblCellMar>
@@ -7701,10 +9254,10 @@
       </w:tblCellMar>
     </w:tblPr>
   </w:style>
-  <w:style w:type="paragraph" w:styleId="Title">
+  <w:style w:type="paragraph" w:styleId="a3">
     <w:name w:val="Title"/>
-    <w:basedOn w:val="Normal"/>
-    <w:next w:val="Normal"/>
+    <w:basedOn w:val="a"/>
+    <w:next w:val="a"/>
     <w:uiPriority w:val="10"/>
     <w:qFormat/>
     <w:pPr>
@@ -7716,10 +9269,10 @@
       <w:szCs w:val="56"/>
     </w:rPr>
   </w:style>
-  <w:style w:type="paragraph" w:styleId="Subtitle">
+  <w:style w:type="paragraph" w:styleId="a4">
     <w:name w:val="Subtitle"/>
-    <w:basedOn w:val="Normal"/>
-    <w:next w:val="Normal"/>
+    <w:basedOn w:val="a"/>
+    <w:next w:val="a"/>
     <w:uiPriority w:val="11"/>
     <w:qFormat/>
     <w:pPr>
@@ -7734,18 +9287,18 @@
       <w:szCs w:val="30"/>
     </w:rPr>
   </w:style>
-  <w:style w:type="paragraph" w:styleId="NormalWeb">
+  <w:style w:type="paragraph" w:styleId="a5">
     <w:name w:val="Normal (Web)"/>
-    <w:basedOn w:val="Normal"/>
+    <w:basedOn w:val="a"/>
     <w:uiPriority w:val="99"/>
     <w:semiHidden/>
     <w:unhideWhenUsed/>
     <w:rsid w:val="00412D25"/>
   </w:style>
-  <w:style w:type="character" w:customStyle="1" w:styleId="Heading2Char">
-    <w:name w:val="Heading 2 Char"/>
-    <w:basedOn w:val="DefaultParagraphFont"/>
-    <w:link w:val="Heading2"/>
+  <w:style w:type="character" w:customStyle="1" w:styleId="20">
+    <w:name w:val="Заголовок 2 Знак"/>
+    <w:basedOn w:val="a0"/>
+    <w:link w:val="2"/>
     <w:uiPriority w:val="9"/>
     <w:rsid w:val="00AE5117"/>
     <w:rPr>
@@ -7756,10 +9309,10 @@
       <w:lang w:val="ru-RU"/>
     </w:rPr>
   </w:style>
-  <w:style w:type="character" w:customStyle="1" w:styleId="Heading1Char">
-    <w:name w:val="Heading 1 Char"/>
-    <w:basedOn w:val="DefaultParagraphFont"/>
-    <w:link w:val="Heading1"/>
+  <w:style w:type="character" w:customStyle="1" w:styleId="10">
+    <w:name w:val="Заголовок 1 Знак"/>
+    <w:basedOn w:val="a0"/>
+    <w:link w:val="1"/>
     <w:uiPriority w:val="9"/>
     <w:rsid w:val="00A11BB1"/>
     <w:rPr>
@@ -7770,10 +9323,10 @@
       <w:lang w:val="ru-RU"/>
     </w:rPr>
   </w:style>
-  <w:style w:type="paragraph" w:styleId="Header">
+  <w:style w:type="paragraph" w:styleId="a6">
     <w:name w:val="header"/>
-    <w:basedOn w:val="Normal"/>
-    <w:link w:val="HeaderChar"/>
+    <w:basedOn w:val="a"/>
+    <w:link w:val="a7"/>
     <w:uiPriority w:val="99"/>
     <w:unhideWhenUsed/>
     <w:rsid w:val="00A21E3E"/>
@@ -7785,10 +9338,10 @@
       <w:spacing w:line="240" w:lineRule="auto"/>
     </w:pPr>
   </w:style>
-  <w:style w:type="character" w:customStyle="1" w:styleId="HeaderChar">
-    <w:name w:val="Header Char"/>
-    <w:basedOn w:val="DefaultParagraphFont"/>
-    <w:link w:val="Header"/>
+  <w:style w:type="character" w:customStyle="1" w:styleId="a7">
+    <w:name w:val="Верхний колонтитул Знак"/>
+    <w:basedOn w:val="a0"/>
+    <w:link w:val="a6"/>
     <w:uiPriority w:val="99"/>
     <w:rsid w:val="00A21E3E"/>
     <w:rPr>
@@ -7797,10 +9350,10 @@
       <w:lang w:val="ru-RU"/>
     </w:rPr>
   </w:style>
-  <w:style w:type="paragraph" w:styleId="Footer">
+  <w:style w:type="paragraph" w:styleId="a8">
     <w:name w:val="footer"/>
-    <w:basedOn w:val="Normal"/>
-    <w:link w:val="FooterChar"/>
+    <w:basedOn w:val="a"/>
+    <w:link w:val="a9"/>
     <w:uiPriority w:val="99"/>
     <w:unhideWhenUsed/>
     <w:rsid w:val="00A21E3E"/>
@@ -7812,10 +9365,10 @@
       <w:spacing w:line="240" w:lineRule="auto"/>
     </w:pPr>
   </w:style>
-  <w:style w:type="character" w:customStyle="1" w:styleId="FooterChar">
-    <w:name w:val="Footer Char"/>
-    <w:basedOn w:val="DefaultParagraphFont"/>
-    <w:link w:val="Footer"/>
+  <w:style w:type="character" w:customStyle="1" w:styleId="a9">
+    <w:name w:val="Нижний колонтитул Знак"/>
+    <w:basedOn w:val="a0"/>
+    <w:link w:val="a8"/>
     <w:uiPriority w:val="99"/>
     <w:rsid w:val="00A21E3E"/>
     <w:rPr>
@@ -7824,9 +9377,9 @@
       <w:lang w:val="ru-RU"/>
     </w:rPr>
   </w:style>
-  <w:style w:type="paragraph" w:styleId="ListParagraph">
+  <w:style w:type="paragraph" w:styleId="aa">
     <w:name w:val="List Paragraph"/>
-    <w:basedOn w:val="Normal"/>
+    <w:basedOn w:val="a"/>
     <w:uiPriority w:val="34"/>
     <w:qFormat/>
     <w:rsid w:val="0051190B"/>
@@ -7837,7 +9390,7 @@
   </w:style>
   <w:style w:type="paragraph" w:customStyle="1" w:styleId="p1">
     <w:name w:val="p1"/>
-    <w:basedOn w:val="Normal"/>
+    <w:basedOn w:val="a"/>
     <w:rsid w:val="00CE66B5"/>
     <w:pPr>
       <w:spacing w:line="240" w:lineRule="auto"/>
@@ -7853,7 +9406,7 @@
   </w:style>
   <w:style w:type="character" w:customStyle="1" w:styleId="s1">
     <w:name w:val="s1"/>
-    <w:basedOn w:val="DefaultParagraphFont"/>
+    <w:basedOn w:val="a0"/>
     <w:rsid w:val="00CE66B5"/>
     <w:rPr>
       <w:rFonts w:ascii=".SFUI-Regular" w:hAnsi=".SFUI-Regular" w:hint="default"/>
@@ -7865,9 +9418,9 @@
       <w:szCs w:val="18"/>
     </w:rPr>
   </w:style>
-  <w:style w:type="table" w:styleId="TableGrid">
+  <w:style w:type="table" w:styleId="ab">
     <w:name w:val="Table Grid"/>
-    <w:basedOn w:val="TableNormal"/>
+    <w:basedOn w:val="a1"/>
     <w:uiPriority w:val="59"/>
     <w:rsid w:val="00820F07"/>
     <w:pPr>
@@ -8223,7 +9776,6 @@
 <ds:datastoreItem xmlns:ds="http://schemas.openxmlformats.org/officeDocument/2006/customXml" ds:itemID="{37E19018-E1CC-4A93-A57F-453144F77F1B}">
   <ds:schemaRefs>
     <ds:schemaRef ds:uri="http://schemas.openxmlformats.org/officeDocument/2006/bibliography"/>
-    <ds:schemaRef ds:uri="http://www.w3.org/2000/xmlns/"/>
   </ds:schemaRefs>
 </ds:datastoreItem>
 </file>